--- a/SRS/SRS_Final.docx
+++ b/SRS/SRS_Final.docx
@@ -8,7 +8,6 @@
         <w:outlineLvl w:val="0"/>
         <w:rPr>
           <w:rFonts w:asciiTheme="majorBidi" w:eastAsia="Times New Roman" w:hAnsiTheme="majorBidi" w:cstheme="majorBidi"/>
-          <w:color w:val="373D3F"/>
           <w:kern w:val="36"/>
           <w:sz w:val="48"/>
           <w:szCs w:val="48"/>
@@ -19,7 +18,6 @@
       <w:r>
         <w:rPr>
           <w:rFonts w:asciiTheme="majorBidi" w:eastAsia="Times New Roman" w:hAnsiTheme="majorBidi" w:cstheme="majorBidi"/>
-          <w:color w:val="373D3F"/>
           <w:kern w:val="36"/>
           <w:sz w:val="48"/>
           <w:szCs w:val="48"/>
@@ -35,20 +33,18 @@
         <w:spacing w:before="360" w:after="0" w:line="240" w:lineRule="auto"/>
         <w:rPr>
           <w:rFonts w:asciiTheme="majorBidi" w:eastAsia="Times New Roman" w:hAnsiTheme="majorBidi" w:cstheme="majorBidi"/>
-          <w:color w:val="373D3F"/>
-          <w:kern w:val="0"/>
-          <w:sz w:val="20"/>
-          <w:szCs w:val="20"/>
-          <w:lang w:eastAsia="en-GB"/>
-          <w14:ligatures w14:val="none"/>
-        </w:rPr>
-      </w:pPr>
-      <w:r>
-        <w:rPr>
-          <w:rFonts w:asciiTheme="majorBidi" w:eastAsia="Times New Roman" w:hAnsiTheme="majorBidi" w:cstheme="majorBidi"/>
-          <w:b/>
-          <w:bCs/>
-          <w:color w:val="373D3F"/>
+          <w:kern w:val="0"/>
+          <w:sz w:val="20"/>
+          <w:szCs w:val="20"/>
+          <w:lang w:eastAsia="en-GB"/>
+          <w14:ligatures w14:val="none"/>
+        </w:rPr>
+      </w:pPr>
+      <w:r>
+        <w:rPr>
+          <w:rFonts w:asciiTheme="majorBidi" w:eastAsia="Times New Roman" w:hAnsiTheme="majorBidi" w:cstheme="majorBidi"/>
+          <w:b/>
+          <w:bCs/>
           <w:kern w:val="0"/>
           <w:sz w:val="20"/>
           <w:szCs w:val="20"/>
@@ -64,20 +60,18 @@
         <w:spacing w:before="240" w:after="0" w:line="240" w:lineRule="auto"/>
         <w:rPr>
           <w:rFonts w:asciiTheme="majorBidi" w:eastAsia="Times New Roman" w:hAnsiTheme="majorBidi" w:cstheme="majorBidi"/>
-          <w:color w:val="373D3F"/>
-          <w:kern w:val="0"/>
-          <w:sz w:val="20"/>
-          <w:szCs w:val="20"/>
-          <w:lang w:eastAsia="en-GB"/>
-          <w14:ligatures w14:val="none"/>
-        </w:rPr>
-      </w:pPr>
-      <w:r>
-        <w:rPr>
-          <w:rFonts w:asciiTheme="majorBidi" w:eastAsia="Times New Roman" w:hAnsiTheme="majorBidi" w:cstheme="majorBidi"/>
-          <w:b/>
-          <w:bCs/>
-          <w:color w:val="373D3F"/>
+          <w:kern w:val="0"/>
+          <w:sz w:val="20"/>
+          <w:szCs w:val="20"/>
+          <w:lang w:eastAsia="en-GB"/>
+          <w14:ligatures w14:val="none"/>
+        </w:rPr>
+      </w:pPr>
+      <w:r>
+        <w:rPr>
+          <w:rFonts w:asciiTheme="majorBidi" w:eastAsia="Times New Roman" w:hAnsiTheme="majorBidi" w:cstheme="majorBidi"/>
+          <w:b/>
+          <w:bCs/>
           <w:kern w:val="0"/>
           <w:sz w:val="20"/>
           <w:szCs w:val="20"/>
@@ -93,20 +87,18 @@
         <w:spacing w:before="240" w:after="0" w:line="240" w:lineRule="auto"/>
         <w:rPr>
           <w:rFonts w:asciiTheme="majorBidi" w:eastAsia="Times New Roman" w:hAnsiTheme="majorBidi" w:cstheme="majorBidi"/>
-          <w:color w:val="373D3F"/>
-          <w:kern w:val="0"/>
-          <w:sz w:val="20"/>
-          <w:szCs w:val="20"/>
-          <w:lang w:eastAsia="en-GB"/>
-          <w14:ligatures w14:val="none"/>
-        </w:rPr>
-      </w:pPr>
-      <w:r>
-        <w:rPr>
-          <w:rFonts w:asciiTheme="majorBidi" w:eastAsia="Times New Roman" w:hAnsiTheme="majorBidi" w:cstheme="majorBidi"/>
-          <w:b/>
-          <w:bCs/>
-          <w:color w:val="0000FF"/>
+          <w:kern w:val="0"/>
+          <w:sz w:val="20"/>
+          <w:szCs w:val="20"/>
+          <w:lang w:eastAsia="en-GB"/>
+          <w14:ligatures w14:val="none"/>
+        </w:rPr>
+      </w:pPr>
+      <w:r>
+        <w:rPr>
+          <w:rFonts w:asciiTheme="majorBidi" w:eastAsia="Times New Roman" w:hAnsiTheme="majorBidi" w:cstheme="majorBidi"/>
+          <w:b/>
+          <w:bCs/>
           <w:kern w:val="0"/>
           <w:sz w:val="20"/>
           <w:szCs w:val="20"/>
@@ -120,7 +112,6 @@
           <w:rFonts w:asciiTheme="majorBidi" w:eastAsia="Times New Roman" w:hAnsiTheme="majorBidi" w:cstheme="majorBidi"/>
           <w:b/>
           <w:bCs/>
-          <w:color w:val="0000FF"/>
           <w:kern w:val="0"/>
           <w:sz w:val="20"/>
           <w:szCs w:val="20"/>
@@ -134,7 +125,6 @@
           <w:rFonts w:asciiTheme="majorBidi" w:eastAsia="Times New Roman" w:hAnsiTheme="majorBidi" w:cstheme="majorBidi"/>
           <w:b/>
           <w:bCs/>
-          <w:color w:val="0000FF"/>
           <w:kern w:val="0"/>
           <w:sz w:val="20"/>
           <w:szCs w:val="20"/>
@@ -148,7 +138,6 @@
           <w:rFonts w:asciiTheme="majorBidi" w:eastAsia="Times New Roman" w:hAnsiTheme="majorBidi" w:cstheme="majorBidi"/>
           <w:b/>
           <w:bCs/>
-          <w:color w:val="0000FF"/>
           <w:kern w:val="0"/>
           <w:sz w:val="20"/>
           <w:szCs w:val="20"/>
@@ -162,7 +151,6 @@
           <w:rFonts w:asciiTheme="majorBidi" w:eastAsia="Times New Roman" w:hAnsiTheme="majorBidi" w:cstheme="majorBidi"/>
           <w:b/>
           <w:bCs/>
-          <w:color w:val="0000FF"/>
           <w:kern w:val="0"/>
           <w:sz w:val="20"/>
           <w:szCs w:val="20"/>
@@ -176,36 +164,48 @@
           <w:rFonts w:asciiTheme="majorBidi" w:eastAsia="Times New Roman" w:hAnsiTheme="majorBidi" w:cstheme="majorBidi"/>
           <w:b/>
           <w:bCs/>
-          <w:color w:val="0000FF"/>
-          <w:kern w:val="0"/>
-          <w:sz w:val="20"/>
-          <w:szCs w:val="20"/>
-          <w:lang w:eastAsia="en-GB"/>
-          <w14:ligatures w14:val="none"/>
-        </w:rPr>
-        <w:t xml:space="preserve"> system</w:t>
-      </w:r>
-    </w:p>
-    <w:p>
-      <w:pPr>
-        <w:shd w:val="clear" w:color="auto" w:fill="FFFFFF"/>
-        <w:spacing w:before="240" w:after="0" w:line="240" w:lineRule="auto"/>
-        <w:rPr>
-          <w:rFonts w:asciiTheme="majorBidi" w:eastAsia="Times New Roman" w:hAnsiTheme="majorBidi" w:cstheme="majorBidi"/>
-          <w:color w:val="373D3F"/>
-          <w:kern w:val="0"/>
-          <w:sz w:val="20"/>
-          <w:szCs w:val="20"/>
-          <w:lang w:eastAsia="en-GB"/>
-          <w14:ligatures w14:val="none"/>
-        </w:rPr>
-      </w:pPr>
-      <w:r>
-        <w:rPr>
-          <w:rFonts w:asciiTheme="majorBidi" w:eastAsia="Times New Roman" w:hAnsiTheme="majorBidi" w:cstheme="majorBidi"/>
-          <w:b/>
-          <w:bCs/>
-          <w:color w:val="373D3F"/>
+          <w:kern w:val="0"/>
+          <w:sz w:val="20"/>
+          <w:szCs w:val="20"/>
+          <w:lang w:eastAsia="en-GB"/>
+          <w14:ligatures w14:val="none"/>
+        </w:rPr>
+        <w:t xml:space="preserve"> </w:t>
+      </w:r>
+      <w:proofErr w:type="spellStart"/>
+      <w:r>
+        <w:rPr>
+          <w:rFonts w:asciiTheme="majorBidi" w:eastAsia="Times New Roman" w:hAnsiTheme="majorBidi" w:cstheme="majorBidi"/>
+          <w:b/>
+          <w:bCs/>
+          <w:kern w:val="0"/>
+          <w:sz w:val="20"/>
+          <w:szCs w:val="20"/>
+          <w:lang w:eastAsia="en-GB"/>
+          <w14:ligatures w14:val="none"/>
+        </w:rPr>
+        <w:t>system</w:t>
+      </w:r>
+      <w:proofErr w:type="spellEnd"/>
+    </w:p>
+    <w:p>
+      <w:pPr>
+        <w:shd w:val="clear" w:color="auto" w:fill="FFFFFF"/>
+        <w:spacing w:before="240" w:after="0" w:line="240" w:lineRule="auto"/>
+        <w:rPr>
+          <w:rFonts w:asciiTheme="majorBidi" w:eastAsia="Times New Roman" w:hAnsiTheme="majorBidi" w:cstheme="majorBidi"/>
+          <w:kern w:val="0"/>
+          <w:sz w:val="20"/>
+          <w:szCs w:val="20"/>
+          <w:lang w:eastAsia="en-GB"/>
+          <w14:ligatures w14:val="none"/>
+        </w:rPr>
+      </w:pPr>
+      <w:r>
+        <w:rPr>
+          <w:rFonts w:asciiTheme="majorBidi" w:eastAsia="Times New Roman" w:hAnsiTheme="majorBidi" w:cstheme="majorBidi"/>
+          <w:b/>
+          <w:bCs/>
           <w:kern w:val="0"/>
           <w:sz w:val="20"/>
           <w:szCs w:val="20"/>
@@ -219,7 +219,6 @@
           <w:rFonts w:asciiTheme="majorBidi" w:eastAsia="Times New Roman" w:hAnsiTheme="majorBidi" w:cstheme="majorBidi"/>
           <w:b/>
           <w:bCs/>
-          <w:color w:val="0000FF"/>
           <w:kern w:val="0"/>
           <w:sz w:val="20"/>
           <w:szCs w:val="20"/>
@@ -235,20 +234,18 @@
         <w:spacing w:before="240" w:after="0" w:line="240" w:lineRule="auto"/>
         <w:rPr>
           <w:rFonts w:asciiTheme="majorBidi" w:eastAsia="Times New Roman" w:hAnsiTheme="majorBidi" w:cstheme="majorBidi"/>
-          <w:color w:val="373D3F"/>
-          <w:kern w:val="0"/>
-          <w:sz w:val="20"/>
-          <w:szCs w:val="20"/>
-          <w:lang w:eastAsia="en-GB"/>
-          <w14:ligatures w14:val="none"/>
-        </w:rPr>
-      </w:pPr>
-      <w:r>
-        <w:rPr>
-          <w:rFonts w:asciiTheme="majorBidi" w:eastAsia="Times New Roman" w:hAnsiTheme="majorBidi" w:cstheme="majorBidi"/>
-          <w:b/>
-          <w:bCs/>
-          <w:color w:val="373D3F"/>
+          <w:kern w:val="0"/>
+          <w:sz w:val="20"/>
+          <w:szCs w:val="20"/>
+          <w:lang w:eastAsia="en-GB"/>
+          <w14:ligatures w14:val="none"/>
+        </w:rPr>
+      </w:pPr>
+      <w:r>
+        <w:rPr>
+          <w:rFonts w:asciiTheme="majorBidi" w:eastAsia="Times New Roman" w:hAnsiTheme="majorBidi" w:cstheme="majorBidi"/>
+          <w:b/>
+          <w:bCs/>
           <w:kern w:val="0"/>
           <w:sz w:val="20"/>
           <w:szCs w:val="20"/>
@@ -262,7 +259,6 @@
           <w:rFonts w:asciiTheme="majorBidi" w:eastAsia="Times New Roman" w:hAnsiTheme="majorBidi" w:cstheme="majorBidi"/>
           <w:b/>
           <w:bCs/>
-          <w:color w:val="0000FF"/>
           <w:kern w:val="0"/>
           <w:sz w:val="20"/>
           <w:szCs w:val="20"/>
@@ -278,20 +274,18 @@
         <w:spacing w:before="240" w:after="0" w:line="240" w:lineRule="auto"/>
         <w:rPr>
           <w:rFonts w:asciiTheme="majorBidi" w:eastAsia="Times New Roman" w:hAnsiTheme="majorBidi" w:cstheme="majorBidi"/>
-          <w:color w:val="373D3F"/>
-          <w:kern w:val="0"/>
-          <w:sz w:val="20"/>
-          <w:szCs w:val="20"/>
-          <w:lang w:eastAsia="en-GB"/>
-          <w14:ligatures w14:val="none"/>
-        </w:rPr>
-      </w:pPr>
-      <w:r>
-        <w:rPr>
-          <w:rFonts w:asciiTheme="majorBidi" w:eastAsia="Times New Roman" w:hAnsiTheme="majorBidi" w:cstheme="majorBidi"/>
-          <w:b/>
-          <w:bCs/>
-          <w:color w:val="0000FF"/>
+          <w:kern w:val="0"/>
+          <w:sz w:val="20"/>
+          <w:szCs w:val="20"/>
+          <w:lang w:eastAsia="en-GB"/>
+          <w14:ligatures w14:val="none"/>
+        </w:rPr>
+      </w:pPr>
+      <w:r>
+        <w:rPr>
+          <w:rFonts w:asciiTheme="majorBidi" w:eastAsia="Times New Roman" w:hAnsiTheme="majorBidi" w:cstheme="majorBidi"/>
+          <w:b/>
+          <w:bCs/>
           <w:kern w:val="0"/>
           <w:sz w:val="20"/>
           <w:szCs w:val="20"/>
@@ -308,20 +302,18 @@
         <w:jc w:val="center"/>
         <w:rPr>
           <w:rFonts w:asciiTheme="majorBidi" w:eastAsia="Times New Roman" w:hAnsiTheme="majorBidi" w:cstheme="majorBidi"/>
-          <w:color w:val="373D3F"/>
-          <w:kern w:val="0"/>
-          <w:sz w:val="20"/>
-          <w:szCs w:val="20"/>
-          <w:lang w:eastAsia="en-GB"/>
-          <w14:ligatures w14:val="none"/>
-        </w:rPr>
-      </w:pPr>
-      <w:r>
-        <w:rPr>
-          <w:rFonts w:asciiTheme="majorBidi" w:eastAsia="Times New Roman" w:hAnsiTheme="majorBidi" w:cstheme="majorBidi"/>
-          <w:b/>
-          <w:bCs/>
-          <w:color w:val="373D3F"/>
+          <w:kern w:val="0"/>
+          <w:sz w:val="20"/>
+          <w:szCs w:val="20"/>
+          <w:lang w:eastAsia="en-GB"/>
+          <w14:ligatures w14:val="none"/>
+        </w:rPr>
+      </w:pPr>
+      <w:r>
+        <w:rPr>
+          <w:rFonts w:asciiTheme="majorBidi" w:eastAsia="Times New Roman" w:hAnsiTheme="majorBidi" w:cstheme="majorBidi"/>
+          <w:b/>
+          <w:bCs/>
           <w:kern w:val="0"/>
           <w:sz w:val="20"/>
           <w:szCs w:val="20"/>
@@ -338,20 +330,18 @@
         <w:jc w:val="center"/>
         <w:rPr>
           <w:rFonts w:asciiTheme="majorBidi" w:eastAsia="Times New Roman" w:hAnsiTheme="majorBidi" w:cstheme="majorBidi"/>
-          <w:color w:val="373D3F"/>
-          <w:kern w:val="0"/>
-          <w:sz w:val="20"/>
-          <w:szCs w:val="20"/>
-          <w:lang w:eastAsia="en-GB"/>
-          <w14:ligatures w14:val="none"/>
-        </w:rPr>
-      </w:pPr>
-      <w:r>
-        <w:rPr>
-          <w:rFonts w:asciiTheme="majorBidi" w:eastAsia="Times New Roman" w:hAnsiTheme="majorBidi" w:cstheme="majorBidi"/>
-          <w:b/>
-          <w:bCs/>
-          <w:color w:val="373D3F"/>
+          <w:kern w:val="0"/>
+          <w:sz w:val="20"/>
+          <w:szCs w:val="20"/>
+          <w:lang w:eastAsia="en-GB"/>
+          <w14:ligatures w14:val="none"/>
+        </w:rPr>
+      </w:pPr>
+      <w:r>
+        <w:rPr>
+          <w:rFonts w:asciiTheme="majorBidi" w:eastAsia="Times New Roman" w:hAnsiTheme="majorBidi" w:cstheme="majorBidi"/>
+          <w:b/>
+          <w:bCs/>
           <w:kern w:val="0"/>
           <w:sz w:val="20"/>
           <w:szCs w:val="20"/>
@@ -410,7 +400,6 @@
               <w:spacing w:before="360" w:after="360" w:line="264" w:lineRule="atLeast"/>
               <w:rPr>
                 <w:rFonts w:asciiTheme="majorBidi" w:eastAsia="Times New Roman" w:hAnsiTheme="majorBidi" w:cstheme="majorBidi"/>
-                <w:color w:val="373D3F"/>
                 <w:kern w:val="0"/>
                 <w:sz w:val="16"/>
                 <w:szCs w:val="16"/>
@@ -421,7 +410,6 @@
             <w:r>
               <w:rPr>
                 <w:rFonts w:asciiTheme="majorBidi" w:eastAsia="Times New Roman" w:hAnsiTheme="majorBidi" w:cstheme="majorBidi"/>
-                <w:color w:val="373D3F"/>
                 <w:kern w:val="0"/>
                 <w:sz w:val="16"/>
                 <w:szCs w:val="16"/>
@@ -456,7 +444,6 @@
               <w:spacing w:before="360" w:after="360" w:line="264" w:lineRule="atLeast"/>
               <w:rPr>
                 <w:rFonts w:asciiTheme="majorBidi" w:eastAsia="Times New Roman" w:hAnsiTheme="majorBidi" w:cstheme="majorBidi"/>
-                <w:color w:val="373D3F"/>
                 <w:kern w:val="0"/>
                 <w:sz w:val="16"/>
                 <w:szCs w:val="16"/>
@@ -467,7 +454,6 @@
             <w:r>
               <w:rPr>
                 <w:rFonts w:asciiTheme="majorBidi" w:eastAsia="Times New Roman" w:hAnsiTheme="majorBidi" w:cstheme="majorBidi"/>
-                <w:color w:val="373D3F"/>
                 <w:kern w:val="0"/>
                 <w:sz w:val="16"/>
                 <w:szCs w:val="16"/>
@@ -502,7 +488,6 @@
               <w:spacing w:before="360" w:after="360" w:line="264" w:lineRule="atLeast"/>
               <w:rPr>
                 <w:rFonts w:asciiTheme="majorBidi" w:eastAsia="Times New Roman" w:hAnsiTheme="majorBidi" w:cstheme="majorBidi"/>
-                <w:color w:val="373D3F"/>
                 <w:kern w:val="0"/>
                 <w:sz w:val="16"/>
                 <w:szCs w:val="16"/>
@@ -513,7 +498,6 @@
             <w:r>
               <w:rPr>
                 <w:rFonts w:asciiTheme="majorBidi" w:eastAsia="Times New Roman" w:hAnsiTheme="majorBidi" w:cstheme="majorBidi"/>
-                <w:color w:val="373D3F"/>
                 <w:kern w:val="0"/>
                 <w:sz w:val="16"/>
                 <w:szCs w:val="16"/>
@@ -548,7 +532,6 @@
               <w:spacing w:before="360" w:after="360" w:line="264" w:lineRule="atLeast"/>
               <w:rPr>
                 <w:rFonts w:asciiTheme="majorBidi" w:eastAsia="Times New Roman" w:hAnsiTheme="majorBidi" w:cstheme="majorBidi"/>
-                <w:color w:val="373D3F"/>
                 <w:kern w:val="0"/>
                 <w:sz w:val="16"/>
                 <w:szCs w:val="16"/>
@@ -559,7 +542,6 @@
             <w:r>
               <w:rPr>
                 <w:rFonts w:asciiTheme="majorBidi" w:eastAsia="Times New Roman" w:hAnsiTheme="majorBidi" w:cstheme="majorBidi"/>
-                <w:color w:val="373D3F"/>
                 <w:kern w:val="0"/>
                 <w:sz w:val="16"/>
                 <w:szCs w:val="16"/>
@@ -596,7 +578,6 @@
               <w:spacing w:before="360" w:after="360" w:line="264" w:lineRule="atLeast"/>
               <w:rPr>
                 <w:rFonts w:asciiTheme="majorBidi" w:eastAsia="Times New Roman" w:hAnsiTheme="majorBidi" w:cstheme="majorBidi"/>
-                <w:color w:val="373D3F"/>
                 <w:kern w:val="0"/>
                 <w:sz w:val="16"/>
                 <w:szCs w:val="16"/>
@@ -607,7 +588,6 @@
             <w:r>
               <w:rPr>
                 <w:rFonts w:asciiTheme="majorBidi" w:eastAsia="Times New Roman" w:hAnsiTheme="majorBidi" w:cstheme="majorBidi"/>
-                <w:color w:val="0000FF"/>
                 <w:kern w:val="0"/>
                 <w:sz w:val="16"/>
                 <w:szCs w:val="16"/>
@@ -642,7 +622,6 @@
               <w:spacing w:before="360" w:after="360" w:line="264" w:lineRule="atLeast"/>
               <w:rPr>
                 <w:rFonts w:asciiTheme="majorBidi" w:eastAsia="Times New Roman" w:hAnsiTheme="majorBidi" w:cstheme="majorBidi"/>
-                <w:color w:val="373D3F"/>
                 <w:kern w:val="0"/>
                 <w:sz w:val="16"/>
                 <w:szCs w:val="16"/>
@@ -653,7 +632,6 @@
             <w:r>
               <w:rPr>
                 <w:rFonts w:asciiTheme="majorBidi" w:eastAsia="Times New Roman" w:hAnsiTheme="majorBidi" w:cstheme="majorBidi"/>
-                <w:color w:val="0000FF"/>
                 <w:kern w:val="0"/>
                 <w:sz w:val="16"/>
                 <w:szCs w:val="16"/>
@@ -688,7 +666,6 @@
               <w:spacing w:before="360" w:after="360" w:line="264" w:lineRule="atLeast"/>
               <w:rPr>
                 <w:rFonts w:asciiTheme="majorBidi" w:eastAsia="Times New Roman" w:hAnsiTheme="majorBidi" w:cstheme="majorBidi"/>
-                <w:color w:val="373D3F"/>
                 <w:kern w:val="0"/>
                 <w:sz w:val="16"/>
                 <w:szCs w:val="16"/>
@@ -699,7 +676,6 @@
             <w:r>
               <w:rPr>
                 <w:rFonts w:asciiTheme="majorBidi" w:eastAsia="Times New Roman" w:hAnsiTheme="majorBidi" w:cstheme="majorBidi"/>
-                <w:color w:val="0000FF"/>
                 <w:kern w:val="0"/>
                 <w:sz w:val="16"/>
                 <w:szCs w:val="16"/>
@@ -734,7 +710,6 @@
               <w:spacing w:before="360" w:after="360" w:line="264" w:lineRule="atLeast"/>
               <w:rPr>
                 <w:rFonts w:asciiTheme="majorBidi" w:eastAsia="Times New Roman" w:hAnsiTheme="majorBidi" w:cstheme="majorBidi"/>
-                <w:color w:val="373D3F"/>
                 <w:kern w:val="0"/>
                 <w:sz w:val="16"/>
                 <w:szCs w:val="16"/>
@@ -745,7 +720,6 @@
             <w:r>
               <w:rPr>
                 <w:rFonts w:asciiTheme="majorBidi" w:eastAsia="Times New Roman" w:hAnsiTheme="majorBidi" w:cstheme="majorBidi"/>
-                <w:color w:val="373D3F"/>
                 <w:kern w:val="0"/>
                 <w:sz w:val="16"/>
                 <w:szCs w:val="16"/>
@@ -782,7 +756,6 @@
               <w:spacing w:before="360" w:after="360" w:line="264" w:lineRule="atLeast"/>
               <w:rPr>
                 <w:rFonts w:asciiTheme="majorBidi" w:eastAsia="Times New Roman" w:hAnsiTheme="majorBidi" w:cstheme="majorBidi"/>
-                <w:color w:val="373D3F"/>
                 <w:kern w:val="0"/>
                 <w:sz w:val="16"/>
                 <w:szCs w:val="16"/>
@@ -793,7 +766,6 @@
             <w:r>
               <w:rPr>
                 <w:rFonts w:asciiTheme="majorBidi" w:eastAsia="Times New Roman" w:hAnsiTheme="majorBidi" w:cstheme="majorBidi"/>
-                <w:color w:val="0000FF"/>
                 <w:kern w:val="0"/>
                 <w:sz w:val="16"/>
                 <w:szCs w:val="16"/>
@@ -828,7 +800,6 @@
               <w:spacing w:before="360" w:after="360" w:line="264" w:lineRule="atLeast"/>
               <w:rPr>
                 <w:rFonts w:asciiTheme="majorBidi" w:eastAsia="Times New Roman" w:hAnsiTheme="majorBidi" w:cstheme="majorBidi"/>
-                <w:color w:val="373D3F"/>
                 <w:kern w:val="0"/>
                 <w:sz w:val="16"/>
                 <w:szCs w:val="16"/>
@@ -839,7 +810,6 @@
             <w:r>
               <w:rPr>
                 <w:rFonts w:asciiTheme="majorBidi" w:eastAsia="Times New Roman" w:hAnsiTheme="majorBidi" w:cstheme="majorBidi"/>
-                <w:color w:val="0000FF"/>
                 <w:kern w:val="0"/>
                 <w:sz w:val="16"/>
                 <w:szCs w:val="16"/>
@@ -874,7 +844,6 @@
               <w:spacing w:before="360" w:after="360" w:line="264" w:lineRule="atLeast"/>
               <w:rPr>
                 <w:rFonts w:asciiTheme="majorBidi" w:eastAsia="Times New Roman" w:hAnsiTheme="majorBidi" w:cstheme="majorBidi"/>
-                <w:color w:val="373D3F"/>
                 <w:kern w:val="0"/>
                 <w:sz w:val="16"/>
                 <w:szCs w:val="16"/>
@@ -885,7 +854,6 @@
             <w:r>
               <w:rPr>
                 <w:rFonts w:asciiTheme="majorBidi" w:eastAsia="Times New Roman" w:hAnsiTheme="majorBidi" w:cstheme="majorBidi"/>
-                <w:color w:val="0000FF"/>
                 <w:kern w:val="0"/>
                 <w:sz w:val="16"/>
                 <w:szCs w:val="16"/>
@@ -920,7 +888,6 @@
               <w:spacing w:before="360" w:after="360" w:line="264" w:lineRule="atLeast"/>
               <w:rPr>
                 <w:rFonts w:asciiTheme="majorBidi" w:eastAsia="Times New Roman" w:hAnsiTheme="majorBidi" w:cstheme="majorBidi"/>
-                <w:color w:val="373D3F"/>
                 <w:kern w:val="0"/>
                 <w:sz w:val="16"/>
                 <w:szCs w:val="16"/>
@@ -931,7 +898,6 @@
             <w:r>
               <w:rPr>
                 <w:rFonts w:asciiTheme="majorBidi" w:eastAsia="Times New Roman" w:hAnsiTheme="majorBidi" w:cstheme="majorBidi"/>
-                <w:color w:val="373D3F"/>
                 <w:kern w:val="0"/>
                 <w:sz w:val="16"/>
                 <w:szCs w:val="16"/>
@@ -968,7 +934,6 @@
               <w:spacing w:before="360" w:after="360" w:line="264" w:lineRule="atLeast"/>
               <w:rPr>
                 <w:rFonts w:asciiTheme="majorBidi" w:eastAsia="Times New Roman" w:hAnsiTheme="majorBidi" w:cstheme="majorBidi"/>
-                <w:color w:val="373D3F"/>
                 <w:kern w:val="0"/>
                 <w:sz w:val="16"/>
                 <w:szCs w:val="16"/>
@@ -979,7 +944,6 @@
             <w:r>
               <w:rPr>
                 <w:rFonts w:asciiTheme="majorBidi" w:eastAsia="Times New Roman" w:hAnsiTheme="majorBidi" w:cstheme="majorBidi"/>
-                <w:color w:val="0000FF"/>
                 <w:kern w:val="0"/>
                 <w:sz w:val="16"/>
                 <w:szCs w:val="16"/>
@@ -1014,7 +978,6 @@
               <w:spacing w:before="360" w:after="360" w:line="264" w:lineRule="atLeast"/>
               <w:rPr>
                 <w:rFonts w:asciiTheme="majorBidi" w:eastAsia="Times New Roman" w:hAnsiTheme="majorBidi" w:cstheme="majorBidi"/>
-                <w:color w:val="373D3F"/>
                 <w:kern w:val="0"/>
                 <w:sz w:val="16"/>
                 <w:szCs w:val="16"/>
@@ -1025,7 +988,6 @@
             <w:r>
               <w:rPr>
                 <w:rFonts w:asciiTheme="majorBidi" w:eastAsia="Times New Roman" w:hAnsiTheme="majorBidi" w:cstheme="majorBidi"/>
-                <w:color w:val="0000FF"/>
                 <w:kern w:val="0"/>
                 <w:sz w:val="16"/>
                 <w:szCs w:val="16"/>
@@ -1060,7 +1022,6 @@
               <w:spacing w:before="360" w:after="360" w:line="264" w:lineRule="atLeast"/>
               <w:rPr>
                 <w:rFonts w:asciiTheme="majorBidi" w:eastAsia="Times New Roman" w:hAnsiTheme="majorBidi" w:cstheme="majorBidi"/>
-                <w:color w:val="373D3F"/>
                 <w:kern w:val="0"/>
                 <w:sz w:val="16"/>
                 <w:szCs w:val="16"/>
@@ -1071,7 +1032,6 @@
             <w:r>
               <w:rPr>
                 <w:rFonts w:asciiTheme="majorBidi" w:eastAsia="Times New Roman" w:hAnsiTheme="majorBidi" w:cstheme="majorBidi"/>
-                <w:color w:val="0000FF"/>
                 <w:kern w:val="0"/>
                 <w:sz w:val="16"/>
                 <w:szCs w:val="16"/>
@@ -1106,7 +1066,6 @@
               <w:spacing w:before="360" w:after="360" w:line="264" w:lineRule="atLeast"/>
               <w:rPr>
                 <w:rFonts w:asciiTheme="majorBidi" w:eastAsia="Times New Roman" w:hAnsiTheme="majorBidi" w:cstheme="majorBidi"/>
-                <w:color w:val="373D3F"/>
                 <w:kern w:val="0"/>
                 <w:sz w:val="16"/>
                 <w:szCs w:val="16"/>
@@ -1117,7 +1076,6 @@
             <w:r>
               <w:rPr>
                 <w:rFonts w:asciiTheme="majorBidi" w:eastAsia="Times New Roman" w:hAnsiTheme="majorBidi" w:cstheme="majorBidi"/>
-                <w:color w:val="373D3F"/>
                 <w:kern w:val="0"/>
                 <w:sz w:val="16"/>
                 <w:szCs w:val="16"/>
@@ -1154,7 +1112,6 @@
               <w:spacing w:before="360" w:after="360" w:line="264" w:lineRule="atLeast"/>
               <w:rPr>
                 <w:rFonts w:asciiTheme="majorBidi" w:eastAsia="Times New Roman" w:hAnsiTheme="majorBidi" w:cstheme="majorBidi"/>
-                <w:color w:val="373D3F"/>
                 <w:kern w:val="0"/>
                 <w:sz w:val="16"/>
                 <w:szCs w:val="16"/>
@@ -1165,7 +1122,6 @@
             <w:r>
               <w:rPr>
                 <w:rFonts w:asciiTheme="majorBidi" w:eastAsia="Times New Roman" w:hAnsiTheme="majorBidi" w:cstheme="majorBidi"/>
-                <w:color w:val="0000FF"/>
                 <w:kern w:val="0"/>
                 <w:sz w:val="16"/>
                 <w:szCs w:val="16"/>
@@ -1200,7 +1156,6 @@
               <w:spacing w:before="360" w:after="360" w:line="264" w:lineRule="atLeast"/>
               <w:rPr>
                 <w:rFonts w:asciiTheme="majorBidi" w:eastAsia="Times New Roman" w:hAnsiTheme="majorBidi" w:cstheme="majorBidi"/>
-                <w:color w:val="373D3F"/>
                 <w:kern w:val="0"/>
                 <w:sz w:val="16"/>
                 <w:szCs w:val="16"/>
@@ -1211,7 +1166,6 @@
             <w:r>
               <w:rPr>
                 <w:rFonts w:asciiTheme="majorBidi" w:eastAsia="Times New Roman" w:hAnsiTheme="majorBidi" w:cstheme="majorBidi"/>
-                <w:color w:val="0000FF"/>
                 <w:kern w:val="0"/>
                 <w:sz w:val="16"/>
                 <w:szCs w:val="16"/>
@@ -1246,7 +1200,6 @@
               <w:spacing w:before="360" w:after="360" w:line="264" w:lineRule="atLeast"/>
               <w:rPr>
                 <w:rFonts w:asciiTheme="majorBidi" w:eastAsia="Times New Roman" w:hAnsiTheme="majorBidi" w:cstheme="majorBidi"/>
-                <w:color w:val="373D3F"/>
                 <w:kern w:val="0"/>
                 <w:sz w:val="16"/>
                 <w:szCs w:val="16"/>
@@ -1257,7 +1210,6 @@
             <w:r>
               <w:rPr>
                 <w:rFonts w:asciiTheme="majorBidi" w:eastAsia="Times New Roman" w:hAnsiTheme="majorBidi" w:cstheme="majorBidi"/>
-                <w:color w:val="0000FF"/>
                 <w:kern w:val="0"/>
                 <w:sz w:val="16"/>
                 <w:szCs w:val="16"/>
@@ -1292,7 +1244,6 @@
               <w:spacing w:before="360" w:after="360" w:line="264" w:lineRule="atLeast"/>
               <w:rPr>
                 <w:rFonts w:asciiTheme="majorBidi" w:eastAsia="Times New Roman" w:hAnsiTheme="majorBidi" w:cstheme="majorBidi"/>
-                <w:color w:val="373D3F"/>
                 <w:kern w:val="0"/>
                 <w:sz w:val="16"/>
                 <w:szCs w:val="16"/>
@@ -1303,7 +1254,6 @@
             <w:r>
               <w:rPr>
                 <w:rFonts w:asciiTheme="majorBidi" w:eastAsia="Times New Roman" w:hAnsiTheme="majorBidi" w:cstheme="majorBidi"/>
-                <w:color w:val="373D3F"/>
                 <w:kern w:val="0"/>
                 <w:sz w:val="16"/>
                 <w:szCs w:val="16"/>
@@ -1322,20 +1272,18 @@
         <w:spacing w:before="240" w:after="0" w:line="240" w:lineRule="auto"/>
         <w:rPr>
           <w:rFonts w:asciiTheme="majorBidi" w:eastAsia="Times New Roman" w:hAnsiTheme="majorBidi" w:cstheme="majorBidi"/>
-          <w:color w:val="373D3F"/>
-          <w:kern w:val="0"/>
-          <w:sz w:val="20"/>
-          <w:szCs w:val="20"/>
-          <w:lang w:eastAsia="en-GB"/>
-          <w14:ligatures w14:val="none"/>
-        </w:rPr>
-      </w:pPr>
-      <w:r>
-        <w:rPr>
-          <w:rFonts w:asciiTheme="majorBidi" w:eastAsia="Times New Roman" w:hAnsiTheme="majorBidi" w:cstheme="majorBidi"/>
-          <w:b/>
-          <w:bCs/>
-          <w:color w:val="373D3F"/>
+          <w:kern w:val="0"/>
+          <w:sz w:val="20"/>
+          <w:szCs w:val="20"/>
+          <w:lang w:eastAsia="en-GB"/>
+          <w14:ligatures w14:val="none"/>
+        </w:rPr>
+      </w:pPr>
+      <w:r>
+        <w:rPr>
+          <w:rFonts w:asciiTheme="majorBidi" w:eastAsia="Times New Roman" w:hAnsiTheme="majorBidi" w:cstheme="majorBidi"/>
+          <w:b/>
+          <w:bCs/>
           <w:kern w:val="0"/>
           <w:sz w:val="20"/>
           <w:szCs w:val="20"/>
@@ -1351,20 +1299,18 @@
         <w:spacing w:before="240" w:after="0" w:line="240" w:lineRule="auto"/>
         <w:rPr>
           <w:rFonts w:asciiTheme="majorBidi" w:eastAsia="Times New Roman" w:hAnsiTheme="majorBidi" w:cstheme="majorBidi"/>
-          <w:color w:val="373D3F"/>
-          <w:kern w:val="0"/>
-          <w:sz w:val="20"/>
-          <w:szCs w:val="20"/>
-          <w:lang w:eastAsia="en-GB"/>
-          <w14:ligatures w14:val="none"/>
-        </w:rPr>
-      </w:pPr>
-      <w:r>
-        <w:rPr>
-          <w:rFonts w:asciiTheme="majorBidi" w:eastAsia="Times New Roman" w:hAnsiTheme="majorBidi" w:cstheme="majorBidi"/>
-          <w:b/>
-          <w:bCs/>
-          <w:color w:val="373D3F"/>
+          <w:kern w:val="0"/>
+          <w:sz w:val="20"/>
+          <w:szCs w:val="20"/>
+          <w:lang w:eastAsia="en-GB"/>
+          <w14:ligatures w14:val="none"/>
+        </w:rPr>
+      </w:pPr>
+      <w:r>
+        <w:rPr>
+          <w:rFonts w:asciiTheme="majorBidi" w:eastAsia="Times New Roman" w:hAnsiTheme="majorBidi" w:cstheme="majorBidi"/>
+          <w:b/>
+          <w:bCs/>
           <w:kern w:val="0"/>
           <w:sz w:val="20"/>
           <w:szCs w:val="20"/>
@@ -1381,18 +1327,16 @@
         <w:jc w:val="both"/>
         <w:rPr>
           <w:rFonts w:asciiTheme="majorBidi" w:eastAsia="Times New Roman" w:hAnsiTheme="majorBidi" w:cstheme="majorBidi"/>
-          <w:color w:val="0000FF"/>
-          <w:kern w:val="0"/>
-          <w:sz w:val="20"/>
-          <w:szCs w:val="20"/>
-          <w:lang w:eastAsia="en-GB"/>
-          <w14:ligatures w14:val="none"/>
-        </w:rPr>
-      </w:pPr>
-      <w:r>
-        <w:rPr>
-          <w:rFonts w:asciiTheme="majorBidi" w:eastAsia="Times New Roman" w:hAnsiTheme="majorBidi" w:cstheme="majorBidi"/>
-          <w:color w:val="0000FF"/>
+          <w:kern w:val="0"/>
+          <w:sz w:val="20"/>
+          <w:szCs w:val="20"/>
+          <w:lang w:eastAsia="en-GB"/>
+          <w14:ligatures w14:val="none"/>
+        </w:rPr>
+      </w:pPr>
+      <w:r>
+        <w:rPr>
+          <w:rFonts w:asciiTheme="majorBidi" w:eastAsia="Times New Roman" w:hAnsiTheme="majorBidi" w:cstheme="majorBidi"/>
           <w:kern w:val="0"/>
           <w:sz w:val="20"/>
           <w:szCs w:val="20"/>
@@ -1406,7 +1350,6 @@
           <w:rFonts w:asciiTheme="majorBidi" w:eastAsia="Times New Roman" w:hAnsiTheme="majorBidi" w:cstheme="majorBidi"/>
           <w:b/>
           <w:bCs/>
-          <w:color w:val="0000FF"/>
           <w:kern w:val="0"/>
           <w:sz w:val="20"/>
           <w:szCs w:val="20"/>
@@ -1418,7 +1361,6 @@
       <w:r>
         <w:rPr>
           <w:rFonts w:asciiTheme="majorBidi" w:eastAsia="Times New Roman" w:hAnsiTheme="majorBidi" w:cstheme="majorBidi"/>
-          <w:color w:val="0000FF"/>
           <w:kern w:val="0"/>
           <w:sz w:val="20"/>
           <w:szCs w:val="20"/>
@@ -1432,7 +1374,6 @@
           <w:rFonts w:asciiTheme="majorBidi" w:eastAsia="Times New Roman" w:hAnsiTheme="majorBidi" w:cstheme="majorBidi"/>
           <w:b/>
           <w:bCs/>
-          <w:color w:val="0000FF"/>
           <w:kern w:val="0"/>
           <w:sz w:val="20"/>
           <w:szCs w:val="20"/>
@@ -1444,7 +1385,6 @@
       <w:r>
         <w:rPr>
           <w:rFonts w:asciiTheme="majorBidi" w:eastAsia="Times New Roman" w:hAnsiTheme="majorBidi" w:cstheme="majorBidi"/>
-          <w:color w:val="0000FF"/>
           <w:kern w:val="0"/>
           <w:sz w:val="20"/>
           <w:szCs w:val="20"/>
@@ -1458,7 +1398,6 @@
           <w:rFonts w:asciiTheme="majorBidi" w:eastAsia="Times New Roman" w:hAnsiTheme="majorBidi" w:cstheme="majorBidi"/>
           <w:b/>
           <w:bCs/>
-          <w:color w:val="0000FF"/>
           <w:kern w:val="0"/>
           <w:sz w:val="20"/>
           <w:szCs w:val="20"/>
@@ -1470,7 +1409,6 @@
       <w:r>
         <w:rPr>
           <w:rFonts w:asciiTheme="majorBidi" w:eastAsia="Times New Roman" w:hAnsiTheme="majorBidi" w:cstheme="majorBidi"/>
-          <w:color w:val="0000FF"/>
           <w:kern w:val="0"/>
           <w:sz w:val="20"/>
           <w:szCs w:val="20"/>
@@ -1487,20 +1425,18 @@
         <w:jc w:val="both"/>
         <w:rPr>
           <w:rFonts w:asciiTheme="majorBidi" w:eastAsia="Times New Roman" w:hAnsiTheme="majorBidi" w:cstheme="majorBidi"/>
-          <w:color w:val="373D3F"/>
-          <w:kern w:val="0"/>
-          <w:sz w:val="20"/>
-          <w:szCs w:val="20"/>
-          <w:lang w:eastAsia="en-GB"/>
-          <w14:ligatures w14:val="none"/>
-        </w:rPr>
-      </w:pPr>
-      <w:r>
-        <w:rPr>
-          <w:rFonts w:asciiTheme="majorBidi" w:eastAsia="Times New Roman" w:hAnsiTheme="majorBidi" w:cstheme="majorBidi"/>
-          <w:b/>
-          <w:bCs/>
-          <w:color w:val="373D3F"/>
+          <w:kern w:val="0"/>
+          <w:sz w:val="20"/>
+          <w:szCs w:val="20"/>
+          <w:lang w:eastAsia="en-GB"/>
+          <w14:ligatures w14:val="none"/>
+        </w:rPr>
+      </w:pPr>
+      <w:r>
+        <w:rPr>
+          <w:rFonts w:asciiTheme="majorBidi" w:eastAsia="Times New Roman" w:hAnsiTheme="majorBidi" w:cstheme="majorBidi"/>
+          <w:b/>
+          <w:bCs/>
           <w:kern w:val="0"/>
           <w:sz w:val="20"/>
           <w:szCs w:val="20"/>
@@ -1517,18 +1453,16 @@
         <w:jc w:val="both"/>
         <w:rPr>
           <w:rFonts w:asciiTheme="majorBidi" w:eastAsia="Times New Roman" w:hAnsiTheme="majorBidi" w:cstheme="majorBidi"/>
-          <w:color w:val="0000FF"/>
-          <w:kern w:val="0"/>
-          <w:sz w:val="20"/>
-          <w:szCs w:val="20"/>
-          <w:lang w:val="en-US" w:eastAsia="en-GB"/>
-          <w14:ligatures w14:val="none"/>
-        </w:rPr>
-      </w:pPr>
-      <w:r>
-        <w:rPr>
-          <w:rFonts w:asciiTheme="majorBidi" w:eastAsia="Times New Roman" w:hAnsiTheme="majorBidi" w:cstheme="majorBidi"/>
-          <w:color w:val="0000FF"/>
+          <w:kern w:val="0"/>
+          <w:sz w:val="20"/>
+          <w:szCs w:val="20"/>
+          <w:lang w:val="en-US" w:eastAsia="en-GB"/>
+          <w14:ligatures w14:val="none"/>
+        </w:rPr>
+      </w:pPr>
+      <w:r>
+        <w:rPr>
+          <w:rFonts w:asciiTheme="majorBidi" w:eastAsia="Times New Roman" w:hAnsiTheme="majorBidi" w:cstheme="majorBidi"/>
           <w:kern w:val="0"/>
           <w:sz w:val="20"/>
           <w:szCs w:val="20"/>
@@ -1545,18 +1479,16 @@
         <w:jc w:val="both"/>
         <w:rPr>
           <w:rFonts w:asciiTheme="majorBidi" w:eastAsia="Times New Roman" w:hAnsiTheme="majorBidi" w:cstheme="majorBidi"/>
-          <w:color w:val="0000FF"/>
-          <w:kern w:val="0"/>
-          <w:sz w:val="20"/>
-          <w:szCs w:val="20"/>
-          <w:lang w:val="en-US" w:eastAsia="en-GB"/>
-          <w14:ligatures w14:val="none"/>
-        </w:rPr>
-      </w:pPr>
-      <w:r>
-        <w:rPr>
-          <w:rFonts w:asciiTheme="majorBidi" w:eastAsia="Times New Roman" w:hAnsiTheme="majorBidi" w:cstheme="majorBidi"/>
-          <w:color w:val="0000FF"/>
+          <w:kern w:val="0"/>
+          <w:sz w:val="20"/>
+          <w:szCs w:val="20"/>
+          <w:lang w:val="en-US" w:eastAsia="en-GB"/>
+          <w14:ligatures w14:val="none"/>
+        </w:rPr>
+      </w:pPr>
+      <w:r>
+        <w:rPr>
+          <w:rFonts w:asciiTheme="majorBidi" w:eastAsia="Times New Roman" w:hAnsiTheme="majorBidi" w:cstheme="majorBidi"/>
           <w:kern w:val="0"/>
           <w:sz w:val="20"/>
           <w:szCs w:val="20"/>
@@ -1571,7 +1503,6 @@
           <w:rFonts w:asciiTheme="majorBidi" w:eastAsia="Times New Roman" w:hAnsiTheme="majorBidi" w:cstheme="majorBidi"/>
           <w:b/>
           <w:bCs/>
-          <w:color w:val="0000FF"/>
           <w:kern w:val="0"/>
           <w:sz w:val="20"/>
           <w:szCs w:val="20"/>
@@ -1585,7 +1516,6 @@
           <w:rFonts w:asciiTheme="majorBidi" w:eastAsia="Times New Roman" w:hAnsiTheme="majorBidi" w:cstheme="majorBidi"/>
           <w:b/>
           <w:bCs/>
-          <w:color w:val="0000FF"/>
           <w:kern w:val="0"/>
           <w:sz w:val="20"/>
           <w:szCs w:val="20"/>
@@ -1599,7 +1529,6 @@
           <w:rFonts w:asciiTheme="majorBidi" w:eastAsia="Times New Roman" w:hAnsiTheme="majorBidi" w:cstheme="majorBidi"/>
           <w:b/>
           <w:bCs/>
-          <w:color w:val="0000FF"/>
           <w:kern w:val="0"/>
           <w:sz w:val="20"/>
           <w:szCs w:val="20"/>
@@ -1611,26 +1540,13 @@
       <w:r>
         <w:rPr>
           <w:rFonts w:asciiTheme="majorBidi" w:eastAsia="Times New Roman" w:hAnsiTheme="majorBidi" w:cstheme="majorBidi"/>
-          <w:color w:val="0000FF"/>
-          <w:kern w:val="0"/>
-          <w:sz w:val="20"/>
-          <w:szCs w:val="20"/>
-          <w:lang w:val="en-US" w:eastAsia="en-GB"/>
-          <w14:ligatures w14:val="none"/>
-        </w:rPr>
-        <w:t xml:space="preserve"> for software requirements. </w:t>
-      </w:r>
-      <w:r>
-        <w:rPr>
-          <w:rFonts w:asciiTheme="majorBidi" w:eastAsia="Times New Roman" w:hAnsiTheme="majorBidi" w:cstheme="majorBidi"/>
-          <w:color w:val="0000FF"/>
-          <w:kern w:val="0"/>
-          <w:sz w:val="20"/>
-          <w:szCs w:val="20"/>
-          <w:lang w:val="en-US" w:eastAsia="en-GB"/>
-          <w14:ligatures w14:val="none"/>
-        </w:rPr>
-        <w:t xml:space="preserve">The following typographical conventions are used: </w:t>
+          <w:kern w:val="0"/>
+          <w:sz w:val="20"/>
+          <w:szCs w:val="20"/>
+          <w:lang w:val="en-US" w:eastAsia="en-GB"/>
+          <w14:ligatures w14:val="none"/>
+        </w:rPr>
+        <w:t xml:space="preserve"> for software requirements. The following typographical conventions are used: </w:t>
       </w:r>
     </w:p>
     <w:p>
@@ -1644,20 +1560,18 @@
         <w:jc w:val="both"/>
         <w:rPr>
           <w:rFonts w:asciiTheme="majorBidi" w:eastAsia="Times New Roman" w:hAnsiTheme="majorBidi" w:cstheme="majorBidi"/>
-          <w:color w:val="0000FF"/>
-          <w:kern w:val="0"/>
-          <w:sz w:val="20"/>
-          <w:szCs w:val="20"/>
-          <w:lang w:val="en-US" w:eastAsia="en-GB"/>
-          <w14:ligatures w14:val="none"/>
-        </w:rPr>
-      </w:pPr>
-      <w:r>
-        <w:rPr>
-          <w:rFonts w:asciiTheme="majorBidi" w:eastAsia="Times New Roman" w:hAnsiTheme="majorBidi" w:cstheme="majorBidi"/>
-          <w:b/>
-          <w:bCs/>
-          <w:color w:val="0000FF"/>
+          <w:kern w:val="0"/>
+          <w:sz w:val="20"/>
+          <w:szCs w:val="20"/>
+          <w:lang w:val="en-US" w:eastAsia="en-GB"/>
+          <w14:ligatures w14:val="none"/>
+        </w:rPr>
+      </w:pPr>
+      <w:r>
+        <w:rPr>
+          <w:rFonts w:asciiTheme="majorBidi" w:eastAsia="Times New Roman" w:hAnsiTheme="majorBidi" w:cstheme="majorBidi"/>
+          <w:b/>
+          <w:bCs/>
           <w:kern w:val="0"/>
           <w:sz w:val="20"/>
           <w:szCs w:val="20"/>
@@ -1669,7 +1583,6 @@
       <w:r>
         <w:rPr>
           <w:rFonts w:asciiTheme="majorBidi" w:eastAsia="Times New Roman" w:hAnsiTheme="majorBidi" w:cstheme="majorBidi"/>
-          <w:color w:val="0000FF"/>
           <w:kern w:val="0"/>
           <w:sz w:val="20"/>
           <w:szCs w:val="20"/>
@@ -1683,7 +1596,6 @@
           <w:rFonts w:asciiTheme="majorBidi" w:eastAsia="Times New Roman" w:hAnsiTheme="majorBidi" w:cstheme="majorBidi"/>
           <w:b/>
           <w:bCs/>
-          <w:color w:val="0000FF"/>
           <w:kern w:val="0"/>
           <w:sz w:val="20"/>
           <w:szCs w:val="20"/>
@@ -1695,7 +1607,6 @@
       <w:r>
         <w:rPr>
           <w:rFonts w:asciiTheme="majorBidi" w:eastAsia="Times New Roman" w:hAnsiTheme="majorBidi" w:cstheme="majorBidi"/>
-          <w:color w:val="0000FF"/>
           <w:kern w:val="0"/>
           <w:sz w:val="20"/>
           <w:szCs w:val="20"/>
@@ -1716,20 +1627,18 @@
         <w:jc w:val="both"/>
         <w:rPr>
           <w:rFonts w:asciiTheme="majorBidi" w:eastAsia="Times New Roman" w:hAnsiTheme="majorBidi" w:cstheme="majorBidi"/>
-          <w:color w:val="0000FF"/>
-          <w:kern w:val="0"/>
-          <w:sz w:val="20"/>
-          <w:szCs w:val="20"/>
-          <w:lang w:val="en-US" w:eastAsia="en-GB"/>
-          <w14:ligatures w14:val="none"/>
-        </w:rPr>
-      </w:pPr>
-      <w:r>
-        <w:rPr>
-          <w:rFonts w:asciiTheme="majorBidi" w:eastAsia="Times New Roman" w:hAnsiTheme="majorBidi" w:cstheme="majorBidi"/>
-          <w:b/>
-          <w:bCs/>
-          <w:color w:val="0000FF"/>
+          <w:kern w:val="0"/>
+          <w:sz w:val="20"/>
+          <w:szCs w:val="20"/>
+          <w:lang w:val="en-US" w:eastAsia="en-GB"/>
+          <w14:ligatures w14:val="none"/>
+        </w:rPr>
+      </w:pPr>
+      <w:r>
+        <w:rPr>
+          <w:rFonts w:asciiTheme="majorBidi" w:eastAsia="Times New Roman" w:hAnsiTheme="majorBidi" w:cstheme="majorBidi"/>
+          <w:b/>
+          <w:bCs/>
           <w:kern w:val="0"/>
           <w:sz w:val="20"/>
           <w:szCs w:val="20"/>
@@ -1741,7 +1650,6 @@
       <w:r>
         <w:rPr>
           <w:rFonts w:asciiTheme="majorBidi" w:eastAsia="Times New Roman" w:hAnsiTheme="majorBidi" w:cstheme="majorBidi"/>
-          <w:color w:val="0000FF"/>
           <w:kern w:val="0"/>
           <w:sz w:val="20"/>
           <w:szCs w:val="20"/>
@@ -1762,20 +1670,18 @@
         <w:jc w:val="both"/>
         <w:rPr>
           <w:rFonts w:asciiTheme="majorBidi" w:eastAsia="Times New Roman" w:hAnsiTheme="majorBidi" w:cstheme="majorBidi"/>
-          <w:color w:val="0000FF"/>
-          <w:kern w:val="0"/>
-          <w:sz w:val="20"/>
-          <w:szCs w:val="20"/>
-          <w:lang w:val="en-US" w:eastAsia="en-GB"/>
-          <w14:ligatures w14:val="none"/>
-        </w:rPr>
-      </w:pPr>
-      <w:r>
-        <w:rPr>
-          <w:rFonts w:asciiTheme="majorBidi" w:eastAsia="Times New Roman" w:hAnsiTheme="majorBidi" w:cstheme="majorBidi"/>
-          <w:b/>
-          <w:bCs/>
-          <w:color w:val="0000FF"/>
+          <w:kern w:val="0"/>
+          <w:sz w:val="20"/>
+          <w:szCs w:val="20"/>
+          <w:lang w:val="en-US" w:eastAsia="en-GB"/>
+          <w14:ligatures w14:val="none"/>
+        </w:rPr>
+      </w:pPr>
+      <w:r>
+        <w:rPr>
+          <w:rFonts w:asciiTheme="majorBidi" w:eastAsia="Times New Roman" w:hAnsiTheme="majorBidi" w:cstheme="majorBidi"/>
+          <w:b/>
+          <w:bCs/>
           <w:kern w:val="0"/>
           <w:sz w:val="20"/>
           <w:szCs w:val="20"/>
@@ -1787,7 +1693,6 @@
       <w:r>
         <w:rPr>
           <w:rFonts w:asciiTheme="majorBidi" w:eastAsia="Times New Roman" w:hAnsiTheme="majorBidi" w:cstheme="majorBidi"/>
-          <w:color w:val="0000FF"/>
           <w:kern w:val="0"/>
           <w:sz w:val="20"/>
           <w:szCs w:val="20"/>
@@ -1804,20 +1709,18 @@
         <w:jc w:val="both"/>
         <w:rPr>
           <w:rFonts w:asciiTheme="majorBidi" w:eastAsia="Times New Roman" w:hAnsiTheme="majorBidi" w:cstheme="majorBidi"/>
-          <w:color w:val="373D3F"/>
-          <w:kern w:val="0"/>
-          <w:sz w:val="20"/>
-          <w:szCs w:val="20"/>
-          <w:lang w:eastAsia="en-GB"/>
-          <w14:ligatures w14:val="none"/>
-        </w:rPr>
-      </w:pPr>
-      <w:r>
-        <w:rPr>
-          <w:rFonts w:asciiTheme="majorBidi" w:eastAsia="Times New Roman" w:hAnsiTheme="majorBidi" w:cstheme="majorBidi"/>
-          <w:b/>
-          <w:bCs/>
-          <w:color w:val="373D3F"/>
+          <w:kern w:val="0"/>
+          <w:sz w:val="20"/>
+          <w:szCs w:val="20"/>
+          <w:lang w:eastAsia="en-GB"/>
+          <w14:ligatures w14:val="none"/>
+        </w:rPr>
+      </w:pPr>
+      <w:r>
+        <w:rPr>
+          <w:rFonts w:asciiTheme="majorBidi" w:eastAsia="Times New Roman" w:hAnsiTheme="majorBidi" w:cstheme="majorBidi"/>
+          <w:b/>
+          <w:bCs/>
           <w:kern w:val="0"/>
           <w:sz w:val="20"/>
           <w:szCs w:val="20"/>
@@ -1834,18 +1737,16 @@
         <w:jc w:val="both"/>
         <w:rPr>
           <w:rFonts w:asciiTheme="majorBidi" w:eastAsia="Times New Roman" w:hAnsiTheme="majorBidi" w:cstheme="majorBidi"/>
-          <w:color w:val="0000FF"/>
-          <w:kern w:val="0"/>
-          <w:sz w:val="20"/>
-          <w:szCs w:val="20"/>
-          <w:lang w:val="en-US" w:eastAsia="en-GB"/>
-          <w14:ligatures w14:val="none"/>
-        </w:rPr>
-      </w:pPr>
-      <w:r>
-        <w:rPr>
-          <w:rFonts w:asciiTheme="majorBidi" w:eastAsia="Times New Roman" w:hAnsiTheme="majorBidi" w:cstheme="majorBidi"/>
-          <w:color w:val="0000FF"/>
+          <w:kern w:val="0"/>
+          <w:sz w:val="20"/>
+          <w:szCs w:val="20"/>
+          <w:lang w:val="en-US" w:eastAsia="en-GB"/>
+          <w14:ligatures w14:val="none"/>
+        </w:rPr>
+      </w:pPr>
+      <w:r>
+        <w:rPr>
+          <w:rFonts w:asciiTheme="majorBidi" w:eastAsia="Times New Roman" w:hAnsiTheme="majorBidi" w:cstheme="majorBidi"/>
           <w:kern w:val="0"/>
           <w:sz w:val="20"/>
           <w:szCs w:val="20"/>
@@ -1862,18 +1763,16 @@
         <w:jc w:val="both"/>
         <w:rPr>
           <w:rFonts w:asciiTheme="majorBidi" w:eastAsia="Times New Roman" w:hAnsiTheme="majorBidi" w:cstheme="majorBidi"/>
-          <w:color w:val="0000FF"/>
-          <w:kern w:val="0"/>
-          <w:sz w:val="20"/>
-          <w:szCs w:val="20"/>
-          <w:lang w:val="en-US" w:eastAsia="en-GB"/>
-          <w14:ligatures w14:val="none"/>
-        </w:rPr>
-      </w:pPr>
-      <w:r>
-        <w:rPr>
-          <w:rFonts w:asciiTheme="majorBidi" w:eastAsia="Times New Roman" w:hAnsiTheme="majorBidi" w:cstheme="majorBidi"/>
-          <w:color w:val="0000FF"/>
+          <w:kern w:val="0"/>
+          <w:sz w:val="20"/>
+          <w:szCs w:val="20"/>
+          <w:lang w:val="en-US" w:eastAsia="en-GB"/>
+          <w14:ligatures w14:val="none"/>
+        </w:rPr>
+      </w:pPr>
+      <w:r>
+        <w:rPr>
+          <w:rFonts w:asciiTheme="majorBidi" w:eastAsia="Times New Roman" w:hAnsiTheme="majorBidi" w:cstheme="majorBidi"/>
           <w:kern w:val="0"/>
           <w:sz w:val="20"/>
           <w:szCs w:val="20"/>
@@ -1894,20 +1793,18 @@
         <w:jc w:val="both"/>
         <w:rPr>
           <w:rFonts w:asciiTheme="majorBidi" w:eastAsia="Times New Roman" w:hAnsiTheme="majorBidi" w:cstheme="majorBidi"/>
-          <w:color w:val="0000FF"/>
-          <w:kern w:val="0"/>
-          <w:sz w:val="20"/>
-          <w:szCs w:val="20"/>
-          <w:lang w:val="en-US" w:eastAsia="en-GB"/>
-          <w14:ligatures w14:val="none"/>
-        </w:rPr>
-      </w:pPr>
-      <w:r>
-        <w:rPr>
-          <w:rFonts w:asciiTheme="majorBidi" w:eastAsia="Times New Roman" w:hAnsiTheme="majorBidi" w:cstheme="majorBidi"/>
-          <w:b/>
-          <w:bCs/>
-          <w:color w:val="0000FF"/>
+          <w:kern w:val="0"/>
+          <w:sz w:val="20"/>
+          <w:szCs w:val="20"/>
+          <w:lang w:val="en-US" w:eastAsia="en-GB"/>
+          <w14:ligatures w14:val="none"/>
+        </w:rPr>
+      </w:pPr>
+      <w:r>
+        <w:rPr>
+          <w:rFonts w:asciiTheme="majorBidi" w:eastAsia="Times New Roman" w:hAnsiTheme="majorBidi" w:cstheme="majorBidi"/>
+          <w:b/>
+          <w:bCs/>
           <w:kern w:val="0"/>
           <w:sz w:val="20"/>
           <w:szCs w:val="20"/>
@@ -1919,38 +1816,13 @@
       <w:r>
         <w:rPr>
           <w:rFonts w:asciiTheme="majorBidi" w:eastAsia="Times New Roman" w:hAnsiTheme="majorBidi" w:cstheme="majorBidi"/>
-          <w:color w:val="0000FF"/>
-          <w:kern w:val="0"/>
-          <w:sz w:val="20"/>
-          <w:szCs w:val="20"/>
-          <w:lang w:val="en-US" w:eastAsia="en-GB"/>
-          <w14:ligatures w14:val="none"/>
-        </w:rPr>
-        <w:t xml:space="preserve">: </w:t>
-      </w:r>
-      <w:r>
-        <w:rPr>
-          <w:rFonts w:asciiTheme="majorBidi" w:eastAsia="Times New Roman" w:hAnsiTheme="majorBidi" w:cstheme="majorBidi"/>
-          <w:color w:val="0000FF"/>
-          <w:kern w:val="0"/>
-          <w:sz w:val="20"/>
-          <w:szCs w:val="20"/>
-          <w:lang w:val="en-US" w:eastAsia="en-GB"/>
-          <w14:ligatures w14:val="none"/>
-        </w:rPr>
-        <w:t>T</w:t>
-      </w:r>
-      <w:r>
-        <w:rPr>
-          <w:rFonts w:asciiTheme="majorBidi" w:eastAsia="Times New Roman" w:hAnsiTheme="majorBidi" w:cstheme="majorBidi"/>
-          <w:color w:val="0000FF"/>
-          <w:kern w:val="0"/>
-          <w:sz w:val="20"/>
-          <w:szCs w:val="20"/>
-          <w:lang w:val="en-US" w:eastAsia="en-GB"/>
-          <w14:ligatures w14:val="none"/>
-        </w:rPr>
-        <w:t xml:space="preserve">o guide the implementation of the sensor-alert module. </w:t>
+          <w:kern w:val="0"/>
+          <w:sz w:val="20"/>
+          <w:szCs w:val="20"/>
+          <w:lang w:val="en-US" w:eastAsia="en-GB"/>
+          <w14:ligatures w14:val="none"/>
+        </w:rPr>
+        <w:t xml:space="preserve">: To guide the implementation of the sensor-alert module. </w:t>
       </w:r>
     </w:p>
     <w:p>
@@ -1964,20 +1836,18 @@
         <w:jc w:val="both"/>
         <w:rPr>
           <w:rFonts w:asciiTheme="majorBidi" w:eastAsia="Times New Roman" w:hAnsiTheme="majorBidi" w:cstheme="majorBidi"/>
-          <w:color w:val="0000FF"/>
-          <w:kern w:val="0"/>
-          <w:sz w:val="20"/>
-          <w:szCs w:val="20"/>
-          <w:lang w:val="en-US" w:eastAsia="en-GB"/>
-          <w14:ligatures w14:val="none"/>
-        </w:rPr>
-      </w:pPr>
-      <w:r>
-        <w:rPr>
-          <w:rFonts w:asciiTheme="majorBidi" w:eastAsia="Times New Roman" w:hAnsiTheme="majorBidi" w:cstheme="majorBidi"/>
-          <w:b/>
-          <w:bCs/>
-          <w:color w:val="0000FF"/>
+          <w:kern w:val="0"/>
+          <w:sz w:val="20"/>
+          <w:szCs w:val="20"/>
+          <w:lang w:val="en-US" w:eastAsia="en-GB"/>
+          <w14:ligatures w14:val="none"/>
+        </w:rPr>
+      </w:pPr>
+      <w:r>
+        <w:rPr>
+          <w:rFonts w:asciiTheme="majorBidi" w:eastAsia="Times New Roman" w:hAnsiTheme="majorBidi" w:cstheme="majorBidi"/>
+          <w:b/>
+          <w:bCs/>
           <w:kern w:val="0"/>
           <w:sz w:val="20"/>
           <w:szCs w:val="20"/>
@@ -1989,7 +1859,6 @@
       <w:r>
         <w:rPr>
           <w:rFonts w:asciiTheme="majorBidi" w:eastAsia="Times New Roman" w:hAnsiTheme="majorBidi" w:cstheme="majorBidi"/>
-          <w:color w:val="0000FF"/>
           <w:kern w:val="0"/>
           <w:sz w:val="20"/>
           <w:szCs w:val="20"/>
@@ -2010,20 +1879,18 @@
         <w:jc w:val="both"/>
         <w:rPr>
           <w:rFonts w:asciiTheme="majorBidi" w:eastAsia="Times New Roman" w:hAnsiTheme="majorBidi" w:cstheme="majorBidi"/>
-          <w:color w:val="0000FF"/>
-          <w:kern w:val="0"/>
-          <w:sz w:val="20"/>
-          <w:szCs w:val="20"/>
-          <w:lang w:val="en-US" w:eastAsia="en-GB"/>
-          <w14:ligatures w14:val="none"/>
-        </w:rPr>
-      </w:pPr>
-      <w:r>
-        <w:rPr>
-          <w:rFonts w:asciiTheme="majorBidi" w:eastAsia="Times New Roman" w:hAnsiTheme="majorBidi" w:cstheme="majorBidi"/>
-          <w:b/>
-          <w:bCs/>
-          <w:color w:val="0000FF"/>
+          <w:kern w:val="0"/>
+          <w:sz w:val="20"/>
+          <w:szCs w:val="20"/>
+          <w:lang w:val="en-US" w:eastAsia="en-GB"/>
+          <w14:ligatures w14:val="none"/>
+        </w:rPr>
+      </w:pPr>
+      <w:r>
+        <w:rPr>
+          <w:rFonts w:asciiTheme="majorBidi" w:eastAsia="Times New Roman" w:hAnsiTheme="majorBidi" w:cstheme="majorBidi"/>
+          <w:b/>
+          <w:bCs/>
           <w:kern w:val="0"/>
           <w:sz w:val="20"/>
           <w:szCs w:val="20"/>
@@ -2035,7 +1902,6 @@
       <w:r>
         <w:rPr>
           <w:rFonts w:asciiTheme="majorBidi" w:eastAsia="Times New Roman" w:hAnsiTheme="majorBidi" w:cstheme="majorBidi"/>
-          <w:color w:val="0000FF"/>
           <w:kern w:val="0"/>
           <w:sz w:val="20"/>
           <w:szCs w:val="20"/>
@@ -2052,7 +1918,6 @@
         <w:jc w:val="both"/>
         <w:rPr>
           <w:rFonts w:asciiTheme="majorBidi" w:eastAsia="Times New Roman" w:hAnsiTheme="majorBidi" w:cstheme="majorBidi"/>
-          <w:color w:val="0000FF"/>
           <w:kern w:val="0"/>
           <w:sz w:val="20"/>
           <w:szCs w:val="20"/>
@@ -2063,14 +1928,37 @@
       <w:r>
         <w:rPr>
           <w:rFonts w:asciiTheme="majorBidi" w:eastAsia="Times New Roman" w:hAnsiTheme="majorBidi" w:cstheme="majorBidi"/>
-          <w:color w:val="0000FF"/>
           <w:kern w:val="0"/>
           <w:sz w:val="20"/>
           <w:szCs w:val="20"/>
           <w:lang w:val="pl-PL" w:eastAsia="en-GB"/>
           <w14:ligatures w14:val="none"/>
         </w:rPr>
-        <w:t xml:space="preserve">Organization &amp; Reading Sequence: </w:t>
+        <w:t xml:space="preserve">Organization &amp; Reading </w:t>
+      </w:r>
+      <w:proofErr w:type="spellStart"/>
+      <w:r>
+        <w:rPr>
+          <w:rFonts w:asciiTheme="majorBidi" w:eastAsia="Times New Roman" w:hAnsiTheme="majorBidi" w:cstheme="majorBidi"/>
+          <w:kern w:val="0"/>
+          <w:sz w:val="20"/>
+          <w:szCs w:val="20"/>
+          <w:lang w:val="pl-PL" w:eastAsia="en-GB"/>
+          <w14:ligatures w14:val="none"/>
+        </w:rPr>
+        <w:t>Sequence</w:t>
+      </w:r>
+      <w:proofErr w:type="spellEnd"/>
+      <w:r>
+        <w:rPr>
+          <w:rFonts w:asciiTheme="majorBidi" w:eastAsia="Times New Roman" w:hAnsiTheme="majorBidi" w:cstheme="majorBidi"/>
+          <w:kern w:val="0"/>
+          <w:sz w:val="20"/>
+          <w:szCs w:val="20"/>
+          <w:lang w:val="pl-PL" w:eastAsia="en-GB"/>
+          <w14:ligatures w14:val="none"/>
+        </w:rPr>
+        <w:t xml:space="preserve">: </w:t>
       </w:r>
     </w:p>
     <w:p>
@@ -2084,20 +1972,18 @@
         <w:jc w:val="both"/>
         <w:rPr>
           <w:rFonts w:asciiTheme="majorBidi" w:eastAsia="Times New Roman" w:hAnsiTheme="majorBidi" w:cstheme="majorBidi"/>
-          <w:color w:val="0000FF"/>
-          <w:kern w:val="0"/>
-          <w:sz w:val="20"/>
-          <w:szCs w:val="20"/>
-          <w:lang w:val="en-US" w:eastAsia="en-GB"/>
-          <w14:ligatures w14:val="none"/>
-        </w:rPr>
-      </w:pPr>
-      <w:r>
-        <w:rPr>
-          <w:rFonts w:asciiTheme="majorBidi" w:eastAsia="Times New Roman" w:hAnsiTheme="majorBidi" w:cstheme="majorBidi"/>
-          <w:b/>
-          <w:bCs/>
-          <w:color w:val="0000FF"/>
+          <w:kern w:val="0"/>
+          <w:sz w:val="20"/>
+          <w:szCs w:val="20"/>
+          <w:lang w:val="en-US" w:eastAsia="en-GB"/>
+          <w14:ligatures w14:val="none"/>
+        </w:rPr>
+      </w:pPr>
+      <w:r>
+        <w:rPr>
+          <w:rFonts w:asciiTheme="majorBidi" w:eastAsia="Times New Roman" w:hAnsiTheme="majorBidi" w:cstheme="majorBidi"/>
+          <w:b/>
+          <w:bCs/>
           <w:kern w:val="0"/>
           <w:sz w:val="20"/>
           <w:szCs w:val="20"/>
@@ -2109,7 +1995,6 @@
       <w:r>
         <w:rPr>
           <w:rFonts w:asciiTheme="majorBidi" w:eastAsia="Times New Roman" w:hAnsiTheme="majorBidi" w:cstheme="majorBidi"/>
-          <w:color w:val="0000FF"/>
           <w:kern w:val="0"/>
           <w:sz w:val="20"/>
           <w:szCs w:val="20"/>
@@ -2123,7 +2008,6 @@
           <w:rFonts w:asciiTheme="majorBidi" w:eastAsia="Times New Roman" w:hAnsiTheme="majorBidi" w:cstheme="majorBidi"/>
           <w:b/>
           <w:bCs/>
-          <w:color w:val="0000FF"/>
           <w:kern w:val="0"/>
           <w:sz w:val="20"/>
           <w:szCs w:val="20"/>
@@ -2135,7 +2019,6 @@
       <w:r>
         <w:rPr>
           <w:rFonts w:asciiTheme="majorBidi" w:eastAsia="Times New Roman" w:hAnsiTheme="majorBidi" w:cstheme="majorBidi"/>
-          <w:color w:val="0000FF"/>
           <w:kern w:val="0"/>
           <w:sz w:val="20"/>
           <w:szCs w:val="20"/>
@@ -2149,7 +2032,6 @@
           <w:rFonts w:asciiTheme="majorBidi" w:eastAsia="Times New Roman" w:hAnsiTheme="majorBidi" w:cstheme="majorBidi"/>
           <w:b/>
           <w:bCs/>
-          <w:color w:val="0000FF"/>
           <w:kern w:val="0"/>
           <w:sz w:val="20"/>
           <w:szCs w:val="20"/>
@@ -2161,7 +2043,6 @@
       <w:r>
         <w:rPr>
           <w:rFonts w:asciiTheme="majorBidi" w:eastAsia="Times New Roman" w:hAnsiTheme="majorBidi" w:cstheme="majorBidi"/>
-          <w:color w:val="0000FF"/>
           <w:kern w:val="0"/>
           <w:sz w:val="20"/>
           <w:szCs w:val="20"/>
@@ -2182,20 +2063,18 @@
         <w:jc w:val="both"/>
         <w:rPr>
           <w:rFonts w:asciiTheme="majorBidi" w:eastAsia="Times New Roman" w:hAnsiTheme="majorBidi" w:cstheme="majorBidi"/>
-          <w:color w:val="0000FF"/>
-          <w:kern w:val="0"/>
-          <w:sz w:val="20"/>
-          <w:szCs w:val="20"/>
-          <w:lang w:val="en-US" w:eastAsia="en-GB"/>
-          <w14:ligatures w14:val="none"/>
-        </w:rPr>
-      </w:pPr>
-      <w:r>
-        <w:rPr>
-          <w:rFonts w:asciiTheme="majorBidi" w:eastAsia="Times New Roman" w:hAnsiTheme="majorBidi" w:cstheme="majorBidi"/>
-          <w:b/>
-          <w:bCs/>
-          <w:color w:val="0000FF"/>
+          <w:kern w:val="0"/>
+          <w:sz w:val="20"/>
+          <w:szCs w:val="20"/>
+          <w:lang w:val="en-US" w:eastAsia="en-GB"/>
+          <w14:ligatures w14:val="none"/>
+        </w:rPr>
+      </w:pPr>
+      <w:r>
+        <w:rPr>
+          <w:rFonts w:asciiTheme="majorBidi" w:eastAsia="Times New Roman" w:hAnsiTheme="majorBidi" w:cstheme="majorBidi"/>
+          <w:b/>
+          <w:bCs/>
           <w:kern w:val="0"/>
           <w:sz w:val="20"/>
           <w:szCs w:val="20"/>
@@ -2207,7 +2086,6 @@
       <w:r>
         <w:rPr>
           <w:rFonts w:asciiTheme="majorBidi" w:eastAsia="Times New Roman" w:hAnsiTheme="majorBidi" w:cstheme="majorBidi"/>
-          <w:color w:val="0000FF"/>
           <w:kern w:val="0"/>
           <w:sz w:val="20"/>
           <w:szCs w:val="20"/>
@@ -2221,7 +2099,6 @@
           <w:rFonts w:asciiTheme="majorBidi" w:eastAsia="Times New Roman" w:hAnsiTheme="majorBidi" w:cstheme="majorBidi"/>
           <w:b/>
           <w:bCs/>
-          <w:color w:val="0000FF"/>
           <w:kern w:val="0"/>
           <w:sz w:val="20"/>
           <w:szCs w:val="20"/>
@@ -2233,7 +2110,6 @@
       <w:r>
         <w:rPr>
           <w:rFonts w:asciiTheme="majorBidi" w:eastAsia="Times New Roman" w:hAnsiTheme="majorBidi" w:cstheme="majorBidi"/>
-          <w:color w:val="0000FF"/>
           <w:kern w:val="0"/>
           <w:sz w:val="20"/>
           <w:szCs w:val="20"/>
@@ -2254,20 +2130,18 @@
         <w:jc w:val="both"/>
         <w:rPr>
           <w:rFonts w:asciiTheme="majorBidi" w:eastAsia="Times New Roman" w:hAnsiTheme="majorBidi" w:cstheme="majorBidi"/>
-          <w:color w:val="0000FF"/>
-          <w:kern w:val="0"/>
-          <w:sz w:val="20"/>
-          <w:szCs w:val="20"/>
-          <w:lang w:val="en-US" w:eastAsia="en-GB"/>
-          <w14:ligatures w14:val="none"/>
-        </w:rPr>
-      </w:pPr>
-      <w:r>
-        <w:rPr>
-          <w:rFonts w:asciiTheme="majorBidi" w:eastAsia="Times New Roman" w:hAnsiTheme="majorBidi" w:cstheme="majorBidi"/>
-          <w:b/>
-          <w:bCs/>
-          <w:color w:val="0000FF"/>
+          <w:kern w:val="0"/>
+          <w:sz w:val="20"/>
+          <w:szCs w:val="20"/>
+          <w:lang w:val="en-US" w:eastAsia="en-GB"/>
+          <w14:ligatures w14:val="none"/>
+        </w:rPr>
+      </w:pPr>
+      <w:r>
+        <w:rPr>
+          <w:rFonts w:asciiTheme="majorBidi" w:eastAsia="Times New Roman" w:hAnsiTheme="majorBidi" w:cstheme="majorBidi"/>
+          <w:b/>
+          <w:bCs/>
           <w:kern w:val="0"/>
           <w:sz w:val="20"/>
           <w:szCs w:val="20"/>
@@ -2279,7 +2153,6 @@
       <w:r>
         <w:rPr>
           <w:rFonts w:asciiTheme="majorBidi" w:eastAsia="Times New Roman" w:hAnsiTheme="majorBidi" w:cstheme="majorBidi"/>
-          <w:color w:val="0000FF"/>
           <w:kern w:val="0"/>
           <w:sz w:val="20"/>
           <w:szCs w:val="20"/>
@@ -2296,20 +2169,18 @@
         <w:jc w:val="both"/>
         <w:rPr>
           <w:rFonts w:asciiTheme="majorBidi" w:eastAsia="Times New Roman" w:hAnsiTheme="majorBidi" w:cstheme="majorBidi"/>
-          <w:color w:val="373D3F"/>
-          <w:kern w:val="0"/>
-          <w:sz w:val="20"/>
-          <w:szCs w:val="20"/>
-          <w:lang w:eastAsia="en-GB"/>
-          <w14:ligatures w14:val="none"/>
-        </w:rPr>
-      </w:pPr>
-      <w:r>
-        <w:rPr>
-          <w:rFonts w:asciiTheme="majorBidi" w:eastAsia="Times New Roman" w:hAnsiTheme="majorBidi" w:cstheme="majorBidi"/>
-          <w:b/>
-          <w:bCs/>
-          <w:color w:val="373D3F"/>
+          <w:kern w:val="0"/>
+          <w:sz w:val="20"/>
+          <w:szCs w:val="20"/>
+          <w:lang w:eastAsia="en-GB"/>
+          <w14:ligatures w14:val="none"/>
+        </w:rPr>
+      </w:pPr>
+      <w:r>
+        <w:rPr>
+          <w:rFonts w:asciiTheme="majorBidi" w:eastAsia="Times New Roman" w:hAnsiTheme="majorBidi" w:cstheme="majorBidi"/>
+          <w:b/>
+          <w:bCs/>
           <w:kern w:val="0"/>
           <w:sz w:val="20"/>
           <w:szCs w:val="20"/>
@@ -2326,18 +2197,16 @@
         <w:jc w:val="both"/>
         <w:rPr>
           <w:rFonts w:asciiTheme="majorBidi" w:eastAsia="Times New Roman" w:hAnsiTheme="majorBidi" w:cstheme="majorBidi"/>
-          <w:color w:val="0000FF"/>
-          <w:kern w:val="0"/>
-          <w:sz w:val="20"/>
-          <w:szCs w:val="20"/>
-          <w:lang w:val="en-US" w:eastAsia="en-GB"/>
-          <w14:ligatures w14:val="none"/>
-        </w:rPr>
-      </w:pPr>
-      <w:r>
-        <w:rPr>
-          <w:rFonts w:asciiTheme="majorBidi" w:eastAsia="Times New Roman" w:hAnsiTheme="majorBidi" w:cstheme="majorBidi"/>
-          <w:color w:val="0000FF"/>
+          <w:kern w:val="0"/>
+          <w:sz w:val="20"/>
+          <w:szCs w:val="20"/>
+          <w:lang w:val="en-US" w:eastAsia="en-GB"/>
+          <w14:ligatures w14:val="none"/>
+        </w:rPr>
+      </w:pPr>
+      <w:r>
+        <w:rPr>
+          <w:rFonts w:asciiTheme="majorBidi" w:eastAsia="Times New Roman" w:hAnsiTheme="majorBidi" w:cstheme="majorBidi"/>
           <w:kern w:val="0"/>
           <w:sz w:val="20"/>
           <w:szCs w:val="20"/>
@@ -2354,18 +2223,16 @@
         <w:jc w:val="both"/>
         <w:rPr>
           <w:rFonts w:asciiTheme="majorBidi" w:eastAsia="Times New Roman" w:hAnsiTheme="majorBidi" w:cstheme="majorBidi"/>
-          <w:color w:val="0000FF"/>
-          <w:kern w:val="0"/>
-          <w:sz w:val="20"/>
-          <w:szCs w:val="20"/>
-          <w:lang w:val="en-US" w:eastAsia="en-GB"/>
-          <w14:ligatures w14:val="none"/>
-        </w:rPr>
-      </w:pPr>
-      <w:r>
-        <w:rPr>
-          <w:rFonts w:asciiTheme="majorBidi" w:eastAsia="Times New Roman" w:hAnsiTheme="majorBidi" w:cstheme="majorBidi"/>
-          <w:color w:val="0000FF"/>
+          <w:kern w:val="0"/>
+          <w:sz w:val="20"/>
+          <w:szCs w:val="20"/>
+          <w:lang w:val="en-US" w:eastAsia="en-GB"/>
+          <w14:ligatures w14:val="none"/>
+        </w:rPr>
+      </w:pPr>
+      <w:r>
+        <w:rPr>
+          <w:rFonts w:asciiTheme="majorBidi" w:eastAsia="Times New Roman" w:hAnsiTheme="majorBidi" w:cstheme="majorBidi"/>
           <w:kern w:val="0"/>
           <w:sz w:val="20"/>
           <w:szCs w:val="20"/>
@@ -2379,7 +2246,6 @@
           <w:rFonts w:asciiTheme="majorBidi" w:eastAsia="Times New Roman" w:hAnsiTheme="majorBidi" w:cstheme="majorBidi"/>
           <w:b/>
           <w:bCs/>
-          <w:color w:val="0000FF"/>
           <w:kern w:val="0"/>
           <w:sz w:val="20"/>
           <w:szCs w:val="20"/>
@@ -2391,7 +2257,6 @@
       <w:r>
         <w:rPr>
           <w:rFonts w:asciiTheme="majorBidi" w:eastAsia="Times New Roman" w:hAnsiTheme="majorBidi" w:cstheme="majorBidi"/>
-          <w:color w:val="0000FF"/>
           <w:kern w:val="0"/>
           <w:sz w:val="20"/>
           <w:szCs w:val="20"/>
@@ -2412,20 +2277,18 @@
         <w:jc w:val="both"/>
         <w:rPr>
           <w:rFonts w:asciiTheme="majorBidi" w:eastAsia="Times New Roman" w:hAnsiTheme="majorBidi" w:cstheme="majorBidi"/>
-          <w:color w:val="0000FF"/>
-          <w:kern w:val="0"/>
-          <w:sz w:val="20"/>
-          <w:szCs w:val="20"/>
-          <w:lang w:val="en-US" w:eastAsia="en-GB"/>
-          <w14:ligatures w14:val="none"/>
-        </w:rPr>
-      </w:pPr>
-      <w:r>
-        <w:rPr>
-          <w:rFonts w:asciiTheme="majorBidi" w:eastAsia="Times New Roman" w:hAnsiTheme="majorBidi" w:cstheme="majorBidi"/>
-          <w:b/>
-          <w:bCs/>
-          <w:color w:val="0000FF"/>
+          <w:kern w:val="0"/>
+          <w:sz w:val="20"/>
+          <w:szCs w:val="20"/>
+          <w:lang w:val="en-US" w:eastAsia="en-GB"/>
+          <w14:ligatures w14:val="none"/>
+        </w:rPr>
+      </w:pPr>
+      <w:r>
+        <w:rPr>
+          <w:rFonts w:asciiTheme="majorBidi" w:eastAsia="Times New Roman" w:hAnsiTheme="majorBidi" w:cstheme="majorBidi"/>
+          <w:b/>
+          <w:bCs/>
           <w:kern w:val="0"/>
           <w:sz w:val="20"/>
           <w:szCs w:val="20"/>
@@ -2437,7 +2300,6 @@
       <w:r>
         <w:rPr>
           <w:rFonts w:asciiTheme="majorBidi" w:eastAsia="Times New Roman" w:hAnsiTheme="majorBidi" w:cstheme="majorBidi"/>
-          <w:color w:val="0000FF"/>
           <w:kern w:val="0"/>
           <w:sz w:val="20"/>
           <w:szCs w:val="20"/>
@@ -2458,20 +2320,18 @@
         <w:jc w:val="both"/>
         <w:rPr>
           <w:rFonts w:asciiTheme="majorBidi" w:eastAsia="Times New Roman" w:hAnsiTheme="majorBidi" w:cstheme="majorBidi"/>
-          <w:color w:val="0000FF"/>
-          <w:kern w:val="0"/>
-          <w:sz w:val="20"/>
-          <w:szCs w:val="20"/>
-          <w:lang w:val="en-US" w:eastAsia="en-GB"/>
-          <w14:ligatures w14:val="none"/>
-        </w:rPr>
-      </w:pPr>
-      <w:r>
-        <w:rPr>
-          <w:rFonts w:asciiTheme="majorBidi" w:eastAsia="Times New Roman" w:hAnsiTheme="majorBidi" w:cstheme="majorBidi"/>
-          <w:b/>
-          <w:bCs/>
-          <w:color w:val="0000FF"/>
+          <w:kern w:val="0"/>
+          <w:sz w:val="20"/>
+          <w:szCs w:val="20"/>
+          <w:lang w:val="en-US" w:eastAsia="en-GB"/>
+          <w14:ligatures w14:val="none"/>
+        </w:rPr>
+      </w:pPr>
+      <w:r>
+        <w:rPr>
+          <w:rFonts w:asciiTheme="majorBidi" w:eastAsia="Times New Roman" w:hAnsiTheme="majorBidi" w:cstheme="majorBidi"/>
+          <w:b/>
+          <w:bCs/>
           <w:kern w:val="0"/>
           <w:sz w:val="20"/>
           <w:szCs w:val="20"/>
@@ -2483,7 +2343,6 @@
       <w:r>
         <w:rPr>
           <w:rFonts w:asciiTheme="majorBidi" w:eastAsia="Times New Roman" w:hAnsiTheme="majorBidi" w:cstheme="majorBidi"/>
-          <w:color w:val="0000FF"/>
           <w:kern w:val="0"/>
           <w:sz w:val="20"/>
           <w:szCs w:val="20"/>
@@ -2504,20 +2363,18 @@
         <w:jc w:val="both"/>
         <w:rPr>
           <w:rFonts w:asciiTheme="majorBidi" w:eastAsia="Times New Roman" w:hAnsiTheme="majorBidi" w:cstheme="majorBidi"/>
-          <w:color w:val="0000FF"/>
-          <w:kern w:val="0"/>
-          <w:sz w:val="20"/>
-          <w:szCs w:val="20"/>
-          <w:lang w:val="en-US" w:eastAsia="en-GB"/>
-          <w14:ligatures w14:val="none"/>
-        </w:rPr>
-      </w:pPr>
-      <w:r>
-        <w:rPr>
-          <w:rFonts w:asciiTheme="majorBidi" w:eastAsia="Times New Roman" w:hAnsiTheme="majorBidi" w:cstheme="majorBidi"/>
-          <w:b/>
-          <w:bCs/>
-          <w:color w:val="0000FF"/>
+          <w:kern w:val="0"/>
+          <w:sz w:val="20"/>
+          <w:szCs w:val="20"/>
+          <w:lang w:val="en-US" w:eastAsia="en-GB"/>
+          <w14:ligatures w14:val="none"/>
+        </w:rPr>
+      </w:pPr>
+      <w:r>
+        <w:rPr>
+          <w:rFonts w:asciiTheme="majorBidi" w:eastAsia="Times New Roman" w:hAnsiTheme="majorBidi" w:cstheme="majorBidi"/>
+          <w:b/>
+          <w:bCs/>
           <w:kern w:val="0"/>
           <w:sz w:val="20"/>
           <w:szCs w:val="20"/>
@@ -2529,7 +2386,6 @@
       <w:r>
         <w:rPr>
           <w:rFonts w:asciiTheme="majorBidi" w:eastAsia="Times New Roman" w:hAnsiTheme="majorBidi" w:cstheme="majorBidi"/>
-          <w:color w:val="0000FF"/>
           <w:kern w:val="0"/>
           <w:sz w:val="20"/>
           <w:szCs w:val="20"/>
@@ -2546,20 +2402,18 @@
         <w:jc w:val="both"/>
         <w:rPr>
           <w:rFonts w:asciiTheme="majorBidi" w:eastAsia="Times New Roman" w:hAnsiTheme="majorBidi" w:cstheme="majorBidi"/>
-          <w:color w:val="373D3F"/>
-          <w:kern w:val="0"/>
-          <w:sz w:val="20"/>
-          <w:szCs w:val="20"/>
-          <w:lang w:eastAsia="en-GB"/>
-          <w14:ligatures w14:val="none"/>
-        </w:rPr>
-      </w:pPr>
-      <w:r>
-        <w:rPr>
-          <w:rFonts w:asciiTheme="majorBidi" w:eastAsia="Times New Roman" w:hAnsiTheme="majorBidi" w:cstheme="majorBidi"/>
-          <w:b/>
-          <w:bCs/>
-          <w:color w:val="373D3F"/>
+          <w:kern w:val="0"/>
+          <w:sz w:val="20"/>
+          <w:szCs w:val="20"/>
+          <w:lang w:eastAsia="en-GB"/>
+          <w14:ligatures w14:val="none"/>
+        </w:rPr>
+      </w:pPr>
+      <w:r>
+        <w:rPr>
+          <w:rFonts w:asciiTheme="majorBidi" w:eastAsia="Times New Roman" w:hAnsiTheme="majorBidi" w:cstheme="majorBidi"/>
+          <w:b/>
+          <w:bCs/>
           <w:kern w:val="0"/>
           <w:sz w:val="20"/>
           <w:szCs w:val="20"/>
@@ -2576,18 +2430,16 @@
         <w:jc w:val="both"/>
         <w:rPr>
           <w:rFonts w:asciiTheme="majorBidi" w:eastAsia="Times New Roman" w:hAnsiTheme="majorBidi" w:cstheme="majorBidi"/>
-          <w:color w:val="0000FF"/>
-          <w:kern w:val="0"/>
-          <w:sz w:val="20"/>
-          <w:szCs w:val="20"/>
-          <w:lang w:val="en-US" w:eastAsia="en-GB"/>
-          <w14:ligatures w14:val="none"/>
-        </w:rPr>
-      </w:pPr>
-      <w:r>
-        <w:rPr>
-          <w:rFonts w:asciiTheme="majorBidi" w:eastAsia="Times New Roman" w:hAnsiTheme="majorBidi" w:cstheme="majorBidi"/>
-          <w:color w:val="0000FF"/>
+          <w:kern w:val="0"/>
+          <w:sz w:val="20"/>
+          <w:szCs w:val="20"/>
+          <w:lang w:val="en-US" w:eastAsia="en-GB"/>
+          <w14:ligatures w14:val="none"/>
+        </w:rPr>
+      </w:pPr>
+      <w:r>
+        <w:rPr>
+          <w:rFonts w:asciiTheme="majorBidi" w:eastAsia="Times New Roman" w:hAnsiTheme="majorBidi" w:cstheme="majorBidi"/>
           <w:kern w:val="0"/>
           <w:sz w:val="20"/>
           <w:szCs w:val="20"/>
@@ -2608,20 +2460,18 @@
         <w:jc w:val="both"/>
         <w:rPr>
           <w:rFonts w:asciiTheme="majorBidi" w:eastAsia="Times New Roman" w:hAnsiTheme="majorBidi" w:cstheme="majorBidi"/>
-          <w:color w:val="0000FF"/>
-          <w:kern w:val="0"/>
-          <w:sz w:val="20"/>
-          <w:szCs w:val="20"/>
-          <w:lang w:val="en-US" w:eastAsia="en-GB"/>
-          <w14:ligatures w14:val="none"/>
-        </w:rPr>
-      </w:pPr>
-      <w:r>
-        <w:rPr>
-          <w:rFonts w:asciiTheme="majorBidi" w:eastAsia="Times New Roman" w:hAnsiTheme="majorBidi" w:cstheme="majorBidi"/>
-          <w:b/>
-          <w:bCs/>
-          <w:color w:val="0000FF"/>
+          <w:kern w:val="0"/>
+          <w:sz w:val="20"/>
+          <w:szCs w:val="20"/>
+          <w:lang w:val="en-US" w:eastAsia="en-GB"/>
+          <w14:ligatures w14:val="none"/>
+        </w:rPr>
+      </w:pPr>
+      <w:r>
+        <w:rPr>
+          <w:rFonts w:asciiTheme="majorBidi" w:eastAsia="Times New Roman" w:hAnsiTheme="majorBidi" w:cstheme="majorBidi"/>
+          <w:b/>
+          <w:bCs/>
           <w:kern w:val="0"/>
           <w:sz w:val="20"/>
           <w:szCs w:val="20"/>
@@ -2633,7 +2483,6 @@
       <w:r>
         <w:rPr>
           <w:rFonts w:asciiTheme="majorBidi" w:eastAsia="Times New Roman" w:hAnsiTheme="majorBidi" w:cstheme="majorBidi"/>
-          <w:color w:val="0000FF"/>
           <w:kern w:val="0"/>
           <w:sz w:val="20"/>
           <w:szCs w:val="20"/>
@@ -2654,20 +2503,18 @@
         <w:jc w:val="both"/>
         <w:rPr>
           <w:rFonts w:asciiTheme="majorBidi" w:eastAsia="Times New Roman" w:hAnsiTheme="majorBidi" w:cstheme="majorBidi"/>
-          <w:color w:val="0000FF"/>
-          <w:kern w:val="0"/>
-          <w:sz w:val="20"/>
-          <w:szCs w:val="20"/>
-          <w:lang w:val="en-US" w:eastAsia="en-GB"/>
-          <w14:ligatures w14:val="none"/>
-        </w:rPr>
-      </w:pPr>
-      <w:r>
-        <w:rPr>
-          <w:rFonts w:asciiTheme="majorBidi" w:eastAsia="Times New Roman" w:hAnsiTheme="majorBidi" w:cstheme="majorBidi"/>
-          <w:b/>
-          <w:bCs/>
-          <w:color w:val="0000FF"/>
+          <w:kern w:val="0"/>
+          <w:sz w:val="20"/>
+          <w:szCs w:val="20"/>
+          <w:lang w:val="en-US" w:eastAsia="en-GB"/>
+          <w14:ligatures w14:val="none"/>
+        </w:rPr>
+      </w:pPr>
+      <w:r>
+        <w:rPr>
+          <w:rFonts w:asciiTheme="majorBidi" w:eastAsia="Times New Roman" w:hAnsiTheme="majorBidi" w:cstheme="majorBidi"/>
+          <w:b/>
+          <w:bCs/>
           <w:kern w:val="0"/>
           <w:sz w:val="20"/>
           <w:szCs w:val="20"/>
@@ -2679,38 +2526,13 @@
       <w:r>
         <w:rPr>
           <w:rFonts w:asciiTheme="majorBidi" w:eastAsia="Times New Roman" w:hAnsiTheme="majorBidi" w:cstheme="majorBidi"/>
-          <w:color w:val="0000FF"/>
-          <w:kern w:val="0"/>
-          <w:sz w:val="20"/>
-          <w:szCs w:val="20"/>
-          <w:lang w:val="en-US" w:eastAsia="en-GB"/>
-          <w14:ligatures w14:val="none"/>
-        </w:rPr>
-        <w:t>: Provided for th</w:t>
-      </w:r>
-      <w:r>
-        <w:rPr>
-          <w:rFonts w:asciiTheme="majorBidi" w:eastAsia="Times New Roman" w:hAnsiTheme="majorBidi" w:cstheme="majorBidi"/>
-          <w:color w:val="0000FF"/>
-          <w:kern w:val="0"/>
-          <w:sz w:val="20"/>
-          <w:szCs w:val="20"/>
-          <w:lang w:val="en-US" w:eastAsia="en-GB"/>
-          <w14:ligatures w14:val="none"/>
-        </w:rPr>
-        <w:t>e</w:t>
-      </w:r>
-      <w:r>
-        <w:rPr>
-          <w:rFonts w:asciiTheme="majorBidi" w:eastAsia="Times New Roman" w:hAnsiTheme="majorBidi" w:cstheme="majorBidi"/>
-          <w:color w:val="0000FF"/>
-          <w:kern w:val="0"/>
-          <w:sz w:val="20"/>
-          <w:szCs w:val="20"/>
-          <w:lang w:val="en-US" w:eastAsia="en-GB"/>
-          <w14:ligatures w14:val="none"/>
-        </w:rPr>
-        <w:t xml:space="preserve"> course.</w:t>
+          <w:kern w:val="0"/>
+          <w:sz w:val="20"/>
+          <w:szCs w:val="20"/>
+          <w:lang w:val="en-US" w:eastAsia="en-GB"/>
+          <w14:ligatures w14:val="none"/>
+        </w:rPr>
+        <w:t>: Provided for the course.</w:t>
       </w:r>
     </w:p>
     <w:p>
@@ -2720,20 +2542,18 @@
         <w:jc w:val="both"/>
         <w:rPr>
           <w:rFonts w:asciiTheme="majorBidi" w:eastAsia="Times New Roman" w:hAnsiTheme="majorBidi" w:cstheme="majorBidi"/>
-          <w:color w:val="373D3F"/>
-          <w:kern w:val="0"/>
-          <w:sz w:val="20"/>
-          <w:szCs w:val="20"/>
-          <w:lang w:eastAsia="en-GB"/>
-          <w14:ligatures w14:val="none"/>
-        </w:rPr>
-      </w:pPr>
-      <w:r>
-        <w:rPr>
-          <w:rFonts w:asciiTheme="majorBidi" w:eastAsia="Times New Roman" w:hAnsiTheme="majorBidi" w:cstheme="majorBidi"/>
-          <w:b/>
-          <w:bCs/>
-          <w:color w:val="373D3F"/>
+          <w:kern w:val="0"/>
+          <w:sz w:val="20"/>
+          <w:szCs w:val="20"/>
+          <w:lang w:eastAsia="en-GB"/>
+          <w14:ligatures w14:val="none"/>
+        </w:rPr>
+      </w:pPr>
+      <w:r>
+        <w:rPr>
+          <w:rFonts w:asciiTheme="majorBidi" w:eastAsia="Times New Roman" w:hAnsiTheme="majorBidi" w:cstheme="majorBidi"/>
+          <w:b/>
+          <w:bCs/>
           <w:kern w:val="0"/>
           <w:sz w:val="20"/>
           <w:szCs w:val="20"/>
@@ -2750,20 +2570,18 @@
         <w:jc w:val="both"/>
         <w:rPr>
           <w:rFonts w:asciiTheme="majorBidi" w:eastAsia="Times New Roman" w:hAnsiTheme="majorBidi" w:cstheme="majorBidi"/>
-          <w:color w:val="373D3F"/>
-          <w:kern w:val="0"/>
-          <w:sz w:val="20"/>
-          <w:szCs w:val="20"/>
-          <w:lang w:eastAsia="en-GB"/>
-          <w14:ligatures w14:val="none"/>
-        </w:rPr>
-      </w:pPr>
-      <w:r>
-        <w:rPr>
-          <w:rFonts w:asciiTheme="majorBidi" w:eastAsia="Times New Roman" w:hAnsiTheme="majorBidi" w:cstheme="majorBidi"/>
-          <w:b/>
-          <w:bCs/>
-          <w:color w:val="373D3F"/>
+          <w:kern w:val="0"/>
+          <w:sz w:val="20"/>
+          <w:szCs w:val="20"/>
+          <w:lang w:eastAsia="en-GB"/>
+          <w14:ligatures w14:val="none"/>
+        </w:rPr>
+      </w:pPr>
+      <w:r>
+        <w:rPr>
+          <w:rFonts w:asciiTheme="majorBidi" w:eastAsia="Times New Roman" w:hAnsiTheme="majorBidi" w:cstheme="majorBidi"/>
+          <w:b/>
+          <w:bCs/>
           <w:kern w:val="0"/>
           <w:sz w:val="20"/>
           <w:szCs w:val="20"/>
@@ -2781,18 +2599,16 @@
         <w:jc w:val="both"/>
         <w:rPr>
           <w:rFonts w:asciiTheme="majorBidi" w:eastAsia="Times New Roman" w:hAnsiTheme="majorBidi" w:cstheme="majorBidi"/>
-          <w:color w:val="0000FF"/>
-          <w:kern w:val="0"/>
-          <w:sz w:val="20"/>
-          <w:szCs w:val="20"/>
-          <w:lang w:eastAsia="en-GB"/>
-          <w14:ligatures w14:val="none"/>
-        </w:rPr>
-      </w:pPr>
-      <w:r>
-        <w:rPr>
-          <w:rFonts w:asciiTheme="majorBidi" w:eastAsia="Times New Roman" w:hAnsiTheme="majorBidi" w:cstheme="majorBidi"/>
-          <w:color w:val="0000FF"/>
+          <w:kern w:val="0"/>
+          <w:sz w:val="20"/>
+          <w:szCs w:val="20"/>
+          <w:lang w:eastAsia="en-GB"/>
+          <w14:ligatures w14:val="none"/>
+        </w:rPr>
+      </w:pPr>
+      <w:r>
+        <w:rPr>
+          <w:rFonts w:asciiTheme="majorBidi" w:eastAsia="Times New Roman" w:hAnsiTheme="majorBidi" w:cstheme="majorBidi"/>
           <w:kern w:val="0"/>
           <w:sz w:val="20"/>
           <w:szCs w:val="20"/>
@@ -2809,20 +2625,18 @@
         <w:jc w:val="both"/>
         <w:rPr>
           <w:rFonts w:asciiTheme="majorBidi" w:eastAsia="Times New Roman" w:hAnsiTheme="majorBidi" w:cstheme="majorBidi"/>
-          <w:color w:val="373D3F"/>
-          <w:kern w:val="0"/>
-          <w:sz w:val="20"/>
-          <w:szCs w:val="20"/>
-          <w:lang w:eastAsia="en-GB"/>
-          <w14:ligatures w14:val="none"/>
-        </w:rPr>
-      </w:pPr>
-      <w:r>
-        <w:rPr>
-          <w:rFonts w:asciiTheme="majorBidi" w:eastAsia="Times New Roman" w:hAnsiTheme="majorBidi" w:cstheme="majorBidi"/>
-          <w:b/>
-          <w:bCs/>
-          <w:color w:val="373D3F"/>
+          <w:kern w:val="0"/>
+          <w:sz w:val="20"/>
+          <w:szCs w:val="20"/>
+          <w:lang w:eastAsia="en-GB"/>
+          <w14:ligatures w14:val="none"/>
+        </w:rPr>
+      </w:pPr>
+      <w:r>
+        <w:rPr>
+          <w:rFonts w:asciiTheme="majorBidi" w:eastAsia="Times New Roman" w:hAnsiTheme="majorBidi" w:cstheme="majorBidi"/>
+          <w:b/>
+          <w:bCs/>
           <w:kern w:val="0"/>
           <w:sz w:val="20"/>
           <w:szCs w:val="20"/>
@@ -2843,18 +2657,16 @@
         <w:spacing w:before="360" w:after="0" w:line="240" w:lineRule="auto"/>
         <w:rPr>
           <w:rFonts w:asciiTheme="majorBidi" w:eastAsia="Times New Roman" w:hAnsiTheme="majorBidi" w:cstheme="majorBidi"/>
-          <w:color w:val="0000FF"/>
-          <w:kern w:val="0"/>
-          <w:sz w:val="20"/>
-          <w:szCs w:val="20"/>
-          <w:lang w:val="en-US" w:eastAsia="en-GB"/>
-          <w14:ligatures w14:val="none"/>
-        </w:rPr>
-      </w:pPr>
-      <w:r>
-        <w:rPr>
-          <w:rFonts w:asciiTheme="majorBidi" w:eastAsia="Times New Roman" w:hAnsiTheme="majorBidi" w:cstheme="majorBidi"/>
-          <w:color w:val="0000FF"/>
+          <w:kern w:val="0"/>
+          <w:sz w:val="20"/>
+          <w:szCs w:val="20"/>
+          <w:lang w:val="en-US" w:eastAsia="en-GB"/>
+          <w14:ligatures w14:val="none"/>
+        </w:rPr>
+      </w:pPr>
+      <w:r>
+        <w:rPr>
+          <w:rFonts w:asciiTheme="majorBidi" w:eastAsia="Times New Roman" w:hAnsiTheme="majorBidi" w:cstheme="majorBidi"/>
           <w:kern w:val="0"/>
           <w:sz w:val="20"/>
           <w:szCs w:val="20"/>
@@ -2863,17 +2675,29 @@
         </w:rPr>
         <w:t>S</w:t>
       </w:r>
-      <w:r>
-        <w:rPr>
-          <w:rFonts w:asciiTheme="majorBidi" w:eastAsia="Times New Roman" w:hAnsiTheme="majorBidi" w:cstheme="majorBidi"/>
-          <w:color w:val="0000FF"/>
-          <w:kern w:val="0"/>
-          <w:sz w:val="20"/>
-          <w:szCs w:val="20"/>
-          <w:lang w:val="en-US" w:eastAsia="en-GB"/>
-          <w14:ligatures w14:val="none"/>
-        </w:rPr>
-        <w:t xml:space="preserve">ystem processes incoming data from physical water level sensors. </w:t>
+      <w:proofErr w:type="spellStart"/>
+      <w:r>
+        <w:rPr>
+          <w:rFonts w:asciiTheme="majorBidi" w:eastAsia="Times New Roman" w:hAnsiTheme="majorBidi" w:cstheme="majorBidi"/>
+          <w:kern w:val="0"/>
+          <w:sz w:val="20"/>
+          <w:szCs w:val="20"/>
+          <w:lang w:val="en-US" w:eastAsia="en-GB"/>
+          <w14:ligatures w14:val="none"/>
+        </w:rPr>
+        <w:t>ystem</w:t>
+      </w:r>
+      <w:proofErr w:type="spellEnd"/>
+      <w:r>
+        <w:rPr>
+          <w:rFonts w:asciiTheme="majorBidi" w:eastAsia="Times New Roman" w:hAnsiTheme="majorBidi" w:cstheme="majorBidi"/>
+          <w:kern w:val="0"/>
+          <w:sz w:val="20"/>
+          <w:szCs w:val="20"/>
+          <w:lang w:val="en-US" w:eastAsia="en-GB"/>
+          <w14:ligatures w14:val="none"/>
+        </w:rPr>
+        <w:t xml:space="preserve"> processes incoming data from physical water level sensors. </w:t>
       </w:r>
     </w:p>
     <w:p>
@@ -2887,18 +2711,16 @@
         <w:spacing w:before="360" w:after="0" w:line="240" w:lineRule="auto"/>
         <w:rPr>
           <w:rFonts w:asciiTheme="majorBidi" w:eastAsia="Times New Roman" w:hAnsiTheme="majorBidi" w:cstheme="majorBidi"/>
-          <w:color w:val="0000FF"/>
-          <w:kern w:val="0"/>
-          <w:sz w:val="20"/>
-          <w:szCs w:val="20"/>
-          <w:lang w:val="en-US" w:eastAsia="en-GB"/>
-          <w14:ligatures w14:val="none"/>
-        </w:rPr>
-      </w:pPr>
-      <w:r>
-        <w:rPr>
-          <w:rFonts w:asciiTheme="majorBidi" w:eastAsia="Times New Roman" w:hAnsiTheme="majorBidi" w:cstheme="majorBidi"/>
-          <w:color w:val="0000FF"/>
+          <w:kern w:val="0"/>
+          <w:sz w:val="20"/>
+          <w:szCs w:val="20"/>
+          <w:lang w:val="en-US" w:eastAsia="en-GB"/>
+          <w14:ligatures w14:val="none"/>
+        </w:rPr>
+      </w:pPr>
+      <w:r>
+        <w:rPr>
+          <w:rFonts w:asciiTheme="majorBidi" w:eastAsia="Times New Roman" w:hAnsiTheme="majorBidi" w:cstheme="majorBidi"/>
           <w:kern w:val="0"/>
           <w:sz w:val="20"/>
           <w:szCs w:val="20"/>
@@ -2919,18 +2741,16 @@
         <w:spacing w:before="360" w:after="0" w:line="240" w:lineRule="auto"/>
         <w:rPr>
           <w:rFonts w:asciiTheme="majorBidi" w:eastAsia="Times New Roman" w:hAnsiTheme="majorBidi" w:cstheme="majorBidi"/>
-          <w:color w:val="0000FF"/>
-          <w:kern w:val="0"/>
-          <w:sz w:val="20"/>
-          <w:szCs w:val="20"/>
-          <w:lang w:val="en-US" w:eastAsia="en-GB"/>
-          <w14:ligatures w14:val="none"/>
-        </w:rPr>
-      </w:pPr>
-      <w:r>
-        <w:rPr>
-          <w:rFonts w:asciiTheme="majorBidi" w:eastAsia="Times New Roman" w:hAnsiTheme="majorBidi" w:cstheme="majorBidi"/>
-          <w:color w:val="0000FF"/>
+          <w:kern w:val="0"/>
+          <w:sz w:val="20"/>
+          <w:szCs w:val="20"/>
+          <w:lang w:val="en-US" w:eastAsia="en-GB"/>
+          <w14:ligatures w14:val="none"/>
+        </w:rPr>
+      </w:pPr>
+      <w:r>
+        <w:rPr>
+          <w:rFonts w:asciiTheme="majorBidi" w:eastAsia="Times New Roman" w:hAnsiTheme="majorBidi" w:cstheme="majorBidi"/>
           <w:kern w:val="0"/>
           <w:sz w:val="20"/>
           <w:szCs w:val="20"/>
@@ -2948,20 +2768,18 @@
           <w:rFonts w:asciiTheme="majorBidi" w:eastAsia="Times New Roman" w:hAnsiTheme="majorBidi" w:cstheme="majorBidi"/>
           <w:b/>
           <w:bCs/>
-          <w:color w:val="373D3F"/>
-          <w:kern w:val="0"/>
-          <w:sz w:val="20"/>
-          <w:szCs w:val="20"/>
-          <w:lang w:eastAsia="en-GB"/>
-          <w14:ligatures w14:val="none"/>
-        </w:rPr>
-      </w:pPr>
-      <w:r>
-        <w:rPr>
-          <w:rFonts w:asciiTheme="majorBidi" w:eastAsia="Times New Roman" w:hAnsiTheme="majorBidi" w:cstheme="majorBidi"/>
-          <w:b/>
-          <w:bCs/>
-          <w:color w:val="373D3F"/>
+          <w:kern w:val="0"/>
+          <w:sz w:val="20"/>
+          <w:szCs w:val="20"/>
+          <w:lang w:eastAsia="en-GB"/>
+          <w14:ligatures w14:val="none"/>
+        </w:rPr>
+      </w:pPr>
+      <w:r>
+        <w:rPr>
+          <w:rFonts w:asciiTheme="majorBidi" w:eastAsia="Times New Roman" w:hAnsiTheme="majorBidi" w:cstheme="majorBidi"/>
+          <w:b/>
+          <w:bCs/>
           <w:kern w:val="0"/>
           <w:sz w:val="20"/>
           <w:szCs w:val="20"/>
@@ -2977,7 +2795,6 @@
         <w:spacing w:before="360" w:after="0" w:line="240" w:lineRule="auto"/>
         <w:rPr>
           <w:rFonts w:asciiTheme="majorBidi" w:eastAsia="Times New Roman" w:hAnsiTheme="majorBidi" w:cstheme="majorBidi"/>
-          <w:color w:val="373D3F"/>
           <w:kern w:val="0"/>
           <w:sz w:val="20"/>
           <w:szCs w:val="20"/>
@@ -3046,20 +2863,18 @@
         <w:jc w:val="both"/>
         <w:rPr>
           <w:rFonts w:asciiTheme="majorBidi" w:eastAsia="Times New Roman" w:hAnsiTheme="majorBidi" w:cstheme="majorBidi"/>
-          <w:color w:val="373D3F"/>
-          <w:kern w:val="0"/>
-          <w:sz w:val="20"/>
-          <w:szCs w:val="20"/>
-          <w:lang w:eastAsia="en-GB"/>
-          <w14:ligatures w14:val="none"/>
-        </w:rPr>
-      </w:pPr>
-      <w:r>
-        <w:rPr>
-          <w:rFonts w:asciiTheme="majorBidi" w:eastAsia="Times New Roman" w:hAnsiTheme="majorBidi" w:cstheme="majorBidi"/>
-          <w:b/>
-          <w:bCs/>
-          <w:color w:val="373D3F"/>
+          <w:kern w:val="0"/>
+          <w:sz w:val="20"/>
+          <w:szCs w:val="20"/>
+          <w:lang w:eastAsia="en-GB"/>
+          <w14:ligatures w14:val="none"/>
+        </w:rPr>
+      </w:pPr>
+      <w:r>
+        <w:rPr>
+          <w:rFonts w:asciiTheme="majorBidi" w:eastAsia="Times New Roman" w:hAnsiTheme="majorBidi" w:cstheme="majorBidi"/>
+          <w:b/>
+          <w:bCs/>
           <w:kern w:val="0"/>
           <w:sz w:val="20"/>
           <w:szCs w:val="20"/>
@@ -3076,18 +2891,16 @@
         <w:jc w:val="both"/>
         <w:rPr>
           <w:rFonts w:asciiTheme="majorBidi" w:eastAsia="Times New Roman" w:hAnsiTheme="majorBidi" w:cstheme="majorBidi"/>
-          <w:color w:val="0000FF"/>
-          <w:kern w:val="0"/>
-          <w:sz w:val="20"/>
-          <w:szCs w:val="20"/>
-          <w:lang w:eastAsia="en-GB"/>
-          <w14:ligatures w14:val="none"/>
-        </w:rPr>
-      </w:pPr>
-      <w:r>
-        <w:rPr>
-          <w:rFonts w:asciiTheme="majorBidi" w:eastAsia="Times New Roman" w:hAnsiTheme="majorBidi" w:cstheme="majorBidi"/>
-          <w:color w:val="0000FF"/>
+          <w:kern w:val="0"/>
+          <w:sz w:val="20"/>
+          <w:szCs w:val="20"/>
+          <w:lang w:eastAsia="en-GB"/>
+          <w14:ligatures w14:val="none"/>
+        </w:rPr>
+      </w:pPr>
+      <w:r>
+        <w:rPr>
+          <w:rFonts w:asciiTheme="majorBidi" w:eastAsia="Times New Roman" w:hAnsiTheme="majorBidi" w:cstheme="majorBidi"/>
           <w:kern w:val="0"/>
           <w:sz w:val="20"/>
           <w:szCs w:val="20"/>
@@ -3101,1655 +2914,14 @@
       <w:pPr>
         <w:shd w:val="clear" w:color="auto" w:fill="FFFFFF"/>
         <w:spacing w:before="240" w:after="0" w:line="240" w:lineRule="auto"/>
-        <w:jc w:val="both"/>
-        <w:rPr>
-          <w:rFonts w:asciiTheme="majorBidi" w:eastAsia="Times New Roman" w:hAnsiTheme="majorBidi" w:cstheme="majorBidi"/>
-          <w:color w:val="373D3F"/>
-          <w:kern w:val="0"/>
-          <w:sz w:val="20"/>
-          <w:szCs w:val="20"/>
-          <w:lang w:eastAsia="en-GB"/>
-          <w14:ligatures w14:val="none"/>
-        </w:rPr>
-      </w:pPr>
-      <w:r>
-        <w:rPr>
-          <w:rFonts w:asciiTheme="majorBidi" w:eastAsia="Times New Roman" w:hAnsiTheme="majorBidi" w:cstheme="majorBidi"/>
-          <w:b/>
-          <w:bCs/>
-          <w:color w:val="373D3F"/>
-          <w:kern w:val="0"/>
-          <w:sz w:val="20"/>
-          <w:szCs w:val="20"/>
-          <w:lang w:eastAsia="en-GB"/>
-          <w14:ligatures w14:val="none"/>
-        </w:rPr>
-        <w:t>2.5. Design and Implementation Constraints</w:t>
-      </w:r>
-    </w:p>
-    <w:p>
-      <w:pPr>
-        <w:pStyle w:val="Akapitzlist"/>
-        <w:numPr>
-          <w:ilvl w:val="0"/>
-          <w:numId w:val="8"/>
-        </w:numPr>
-        <w:shd w:val="clear" w:color="auto" w:fill="FFFFFF"/>
-        <w:spacing w:before="240" w:after="0" w:line="240" w:lineRule="auto"/>
-        <w:jc w:val="both"/>
-        <w:rPr>
-          <w:rFonts w:asciiTheme="majorBidi" w:eastAsia="Times New Roman" w:hAnsiTheme="majorBidi" w:cstheme="majorBidi"/>
-          <w:color w:val="0000FF"/>
-          <w:kern w:val="0"/>
-          <w:sz w:val="20"/>
-          <w:szCs w:val="20"/>
-          <w:lang w:val="en-US" w:eastAsia="en-GB"/>
-          <w14:ligatures w14:val="none"/>
-        </w:rPr>
-      </w:pPr>
-      <w:r>
-        <w:rPr>
-          <w:rFonts w:asciiTheme="majorBidi" w:eastAsia="Times New Roman" w:hAnsiTheme="majorBidi" w:cstheme="majorBidi"/>
-          <w:color w:val="0000FF"/>
-          <w:kern w:val="0"/>
-          <w:sz w:val="20"/>
-          <w:szCs w:val="20"/>
-          <w:lang w:val="en-US" w:eastAsia="en-GB"/>
-          <w14:ligatures w14:val="none"/>
-        </w:rPr>
-        <w:t xml:space="preserve">The software must read telemetry data from provided physical or simulated water level sensors without requiring hardware modifications. </w:t>
-      </w:r>
-    </w:p>
-    <w:p>
-      <w:pPr>
-        <w:pStyle w:val="Akapitzlist"/>
-        <w:numPr>
-          <w:ilvl w:val="0"/>
-          <w:numId w:val="8"/>
-        </w:numPr>
-        <w:shd w:val="clear" w:color="auto" w:fill="FFFFFF"/>
-        <w:spacing w:before="240" w:after="0" w:line="240" w:lineRule="auto"/>
-        <w:jc w:val="both"/>
-        <w:rPr>
-          <w:rFonts w:asciiTheme="majorBidi" w:eastAsia="Times New Roman" w:hAnsiTheme="majorBidi" w:cstheme="majorBidi"/>
-          <w:color w:val="0000FF"/>
-          <w:kern w:val="0"/>
-          <w:sz w:val="20"/>
-          <w:szCs w:val="20"/>
-          <w:lang w:val="en-US" w:eastAsia="en-GB"/>
-          <w14:ligatures w14:val="none"/>
-        </w:rPr>
-      </w:pPr>
-      <w:r>
-        <w:rPr>
-          <w:rFonts w:asciiTheme="majorBidi" w:eastAsia="Times New Roman" w:hAnsiTheme="majorBidi" w:cstheme="majorBidi"/>
-          <w:color w:val="0000FF"/>
-          <w:kern w:val="0"/>
-          <w:sz w:val="20"/>
-          <w:szCs w:val="20"/>
-          <w:lang w:val="en-US" w:eastAsia="en-GB"/>
-          <w14:ligatures w14:val="none"/>
-        </w:rPr>
-        <w:t xml:space="preserve">The system is constrained to using standard external APIs for dispatching SMS and email notifications. </w:t>
-      </w:r>
-    </w:p>
-    <w:p>
-      <w:pPr>
-        <w:pStyle w:val="Akapitzlist"/>
-        <w:numPr>
-          <w:ilvl w:val="0"/>
-          <w:numId w:val="8"/>
-        </w:numPr>
-        <w:shd w:val="clear" w:color="auto" w:fill="FFFFFF"/>
-        <w:spacing w:before="240" w:after="0" w:line="240" w:lineRule="auto"/>
-        <w:jc w:val="both"/>
-        <w:rPr>
-          <w:rFonts w:asciiTheme="majorBidi" w:eastAsia="Times New Roman" w:hAnsiTheme="majorBidi" w:cstheme="majorBidi"/>
-          <w:color w:val="0000FF"/>
-          <w:kern w:val="0"/>
-          <w:sz w:val="20"/>
-          <w:szCs w:val="20"/>
-          <w:lang w:val="en-US" w:eastAsia="en-GB"/>
-          <w14:ligatures w14:val="none"/>
-        </w:rPr>
-      </w:pPr>
-      <w:r>
-        <w:rPr>
-          <w:rFonts w:asciiTheme="majorBidi" w:eastAsia="Times New Roman" w:hAnsiTheme="majorBidi" w:cstheme="majorBidi"/>
-          <w:color w:val="0000FF"/>
-          <w:kern w:val="0"/>
-          <w:sz w:val="20"/>
-          <w:szCs w:val="20"/>
-          <w:lang w:val="en-US" w:eastAsia="en-GB"/>
-          <w14:ligatures w14:val="none"/>
-        </w:rPr>
-        <w:t>Developers must exclusively use the Argon2 algorithm for hashing administrator passwords.</w:t>
-      </w:r>
-    </w:p>
-    <w:p>
-      <w:pPr>
-        <w:shd w:val="clear" w:color="auto" w:fill="FFFFFF"/>
-        <w:spacing w:before="240" w:after="0" w:line="240" w:lineRule="auto"/>
-        <w:jc w:val="both"/>
-        <w:rPr>
-          <w:rFonts w:asciiTheme="majorBidi" w:eastAsia="Times New Roman" w:hAnsiTheme="majorBidi" w:cstheme="majorBidi"/>
-          <w:color w:val="373D3F"/>
-          <w:kern w:val="0"/>
-          <w:sz w:val="20"/>
-          <w:szCs w:val="20"/>
-          <w:lang w:eastAsia="en-GB"/>
-          <w14:ligatures w14:val="none"/>
-        </w:rPr>
-      </w:pPr>
-      <w:r>
-        <w:rPr>
-          <w:rFonts w:asciiTheme="majorBidi" w:eastAsia="Times New Roman" w:hAnsiTheme="majorBidi" w:cstheme="majorBidi"/>
-          <w:b/>
-          <w:bCs/>
-          <w:color w:val="373D3F"/>
-          <w:kern w:val="0"/>
-          <w:sz w:val="20"/>
-          <w:szCs w:val="20"/>
-          <w:lang w:eastAsia="en-GB"/>
-          <w14:ligatures w14:val="none"/>
-        </w:rPr>
-        <w:t>2.6. User Documentation</w:t>
-      </w:r>
-    </w:p>
-    <w:p>
-      <w:pPr>
-        <w:pStyle w:val="Akapitzlist"/>
-        <w:numPr>
-          <w:ilvl w:val="0"/>
-          <w:numId w:val="9"/>
-        </w:numPr>
-        <w:shd w:val="clear" w:color="auto" w:fill="FFFFFF"/>
-        <w:spacing w:before="240" w:after="0" w:line="240" w:lineRule="auto"/>
-        <w:jc w:val="both"/>
-        <w:rPr>
-          <w:rFonts w:asciiTheme="majorBidi" w:eastAsia="Times New Roman" w:hAnsiTheme="majorBidi" w:cstheme="majorBidi"/>
-          <w:color w:val="0000FF"/>
-          <w:kern w:val="0"/>
-          <w:sz w:val="20"/>
-          <w:szCs w:val="20"/>
-          <w:lang w:val="en-US" w:eastAsia="en-GB"/>
-          <w14:ligatures w14:val="none"/>
-        </w:rPr>
-      </w:pPr>
-      <w:r>
-        <w:rPr>
-          <w:rFonts w:asciiTheme="majorBidi" w:eastAsia="Times New Roman" w:hAnsiTheme="majorBidi" w:cstheme="majorBidi"/>
-          <w:b/>
-          <w:bCs/>
-          <w:color w:val="0000FF"/>
-          <w:kern w:val="0"/>
-          <w:sz w:val="20"/>
-          <w:szCs w:val="20"/>
-          <w:lang w:val="en-US" w:eastAsia="en-GB"/>
-          <w14:ligatures w14:val="none"/>
-        </w:rPr>
-        <w:t>Operator Dashboard Guide:</w:t>
-      </w:r>
-      <w:r>
-        <w:rPr>
-          <w:rFonts w:asciiTheme="majorBidi" w:eastAsia="Times New Roman" w:hAnsiTheme="majorBidi" w:cstheme="majorBidi"/>
-          <w:color w:val="0000FF"/>
-          <w:kern w:val="0"/>
-          <w:sz w:val="20"/>
-          <w:szCs w:val="20"/>
-          <w:lang w:val="en-US" w:eastAsia="en-GB"/>
-          <w14:ligatures w14:val="none"/>
-        </w:rPr>
-        <w:t xml:space="preserve"> A concise manual detailing how to read sensor data and respond to visual alerts.</w:t>
-      </w:r>
-    </w:p>
-    <w:p>
-      <w:pPr>
-        <w:pStyle w:val="Akapitzlist"/>
-        <w:numPr>
-          <w:ilvl w:val="0"/>
-          <w:numId w:val="9"/>
-        </w:numPr>
-        <w:shd w:val="clear" w:color="auto" w:fill="FFFFFF"/>
-        <w:spacing w:before="240" w:after="0" w:line="240" w:lineRule="auto"/>
-        <w:jc w:val="both"/>
-        <w:rPr>
-          <w:rFonts w:asciiTheme="majorBidi" w:eastAsia="Times New Roman" w:hAnsiTheme="majorBidi" w:cstheme="majorBidi"/>
-          <w:color w:val="0000FF"/>
-          <w:kern w:val="0"/>
-          <w:sz w:val="20"/>
-          <w:szCs w:val="20"/>
-          <w:lang w:val="en-US" w:eastAsia="en-GB"/>
-          <w14:ligatures w14:val="none"/>
-        </w:rPr>
-      </w:pPr>
-      <w:r>
-        <w:rPr>
-          <w:rFonts w:asciiTheme="majorBidi" w:eastAsia="Times New Roman" w:hAnsiTheme="majorBidi" w:cstheme="majorBidi"/>
-          <w:b/>
-          <w:bCs/>
-          <w:color w:val="0000FF"/>
-          <w:kern w:val="0"/>
-          <w:sz w:val="20"/>
-          <w:szCs w:val="20"/>
-          <w:lang w:val="en-US" w:eastAsia="en-GB"/>
-          <w14:ligatures w14:val="none"/>
-        </w:rPr>
-        <w:t>Administrator Configuration Manual:</w:t>
-      </w:r>
-      <w:r>
-        <w:rPr>
-          <w:rFonts w:asciiTheme="majorBidi" w:eastAsia="Times New Roman" w:hAnsiTheme="majorBidi" w:cstheme="majorBidi"/>
-          <w:color w:val="0000FF"/>
-          <w:kern w:val="0"/>
-          <w:sz w:val="20"/>
-          <w:szCs w:val="20"/>
-          <w:lang w:val="en-US" w:eastAsia="en-GB"/>
-          <w14:ligatures w14:val="none"/>
-        </w:rPr>
-        <w:t xml:space="preserve"> Documentation covering sensor setup and threshold management.</w:t>
-      </w:r>
-    </w:p>
-    <w:p>
-      <w:pPr>
-        <w:shd w:val="clear" w:color="auto" w:fill="FFFFFF"/>
-        <w:spacing w:before="240" w:after="0" w:line="240" w:lineRule="auto"/>
-        <w:jc w:val="both"/>
-        <w:rPr>
-          <w:rFonts w:asciiTheme="majorBidi" w:eastAsia="Times New Roman" w:hAnsiTheme="majorBidi" w:cstheme="majorBidi"/>
-          <w:color w:val="373D3F"/>
-          <w:kern w:val="0"/>
-          <w:sz w:val="20"/>
-          <w:szCs w:val="20"/>
-          <w:lang w:eastAsia="en-GB"/>
-          <w14:ligatures w14:val="none"/>
-        </w:rPr>
-      </w:pPr>
-      <w:r>
-        <w:rPr>
-          <w:rFonts w:asciiTheme="majorBidi" w:eastAsia="Times New Roman" w:hAnsiTheme="majorBidi" w:cstheme="majorBidi"/>
-          <w:b/>
-          <w:bCs/>
-          <w:color w:val="373D3F"/>
-          <w:kern w:val="0"/>
-          <w:sz w:val="20"/>
-          <w:szCs w:val="20"/>
-          <w:lang w:eastAsia="en-GB"/>
-          <w14:ligatures w14:val="none"/>
-        </w:rPr>
-        <w:t>2.7. Assumptions and Dependencies</w:t>
-      </w:r>
-    </w:p>
-    <w:p>
-      <w:pPr>
-        <w:pStyle w:val="Akapitzlist"/>
-        <w:numPr>
-          <w:ilvl w:val="0"/>
-          <w:numId w:val="10"/>
-        </w:numPr>
-        <w:shd w:val="clear" w:color="auto" w:fill="FFFFFF"/>
-        <w:spacing w:before="240" w:after="0" w:line="240" w:lineRule="auto"/>
-        <w:jc w:val="both"/>
-        <w:rPr>
-          <w:rFonts w:asciiTheme="majorBidi" w:eastAsia="Times New Roman" w:hAnsiTheme="majorBidi" w:cstheme="majorBidi"/>
-          <w:color w:val="0000FF"/>
-          <w:kern w:val="0"/>
-          <w:sz w:val="20"/>
-          <w:szCs w:val="20"/>
-          <w:lang w:val="en-US" w:eastAsia="en-GB"/>
-          <w14:ligatures w14:val="none"/>
-        </w:rPr>
-      </w:pPr>
-      <w:r>
-        <w:rPr>
-          <w:rFonts w:asciiTheme="majorBidi" w:eastAsia="Times New Roman" w:hAnsiTheme="majorBidi" w:cstheme="majorBidi"/>
-          <w:color w:val="0000FF"/>
-          <w:kern w:val="0"/>
-          <w:sz w:val="20"/>
-          <w:szCs w:val="20"/>
-          <w:lang w:val="en-US" w:eastAsia="en-GB"/>
-          <w14:ligatures w14:val="none"/>
-        </w:rPr>
-        <w:t xml:space="preserve">It is assumed that the physical or simulated water level sensors will continuously transmit data without prolonged hardware failure. </w:t>
-      </w:r>
-    </w:p>
-    <w:p>
-      <w:pPr>
-        <w:pStyle w:val="Akapitzlist"/>
-        <w:numPr>
-          <w:ilvl w:val="0"/>
-          <w:numId w:val="10"/>
-        </w:numPr>
-        <w:shd w:val="clear" w:color="auto" w:fill="FFFFFF"/>
-        <w:spacing w:before="240" w:after="0" w:line="240" w:lineRule="auto"/>
-        <w:jc w:val="both"/>
-        <w:rPr>
-          <w:rFonts w:asciiTheme="majorBidi" w:eastAsia="Times New Roman" w:hAnsiTheme="majorBidi" w:cstheme="majorBidi"/>
-          <w:color w:val="0000FF"/>
-          <w:kern w:val="0"/>
-          <w:sz w:val="20"/>
-          <w:szCs w:val="20"/>
-          <w:lang w:val="en-US" w:eastAsia="en-GB"/>
-          <w14:ligatures w14:val="none"/>
-        </w:rPr>
-      </w:pPr>
-      <w:r>
-        <w:rPr>
-          <w:rFonts w:asciiTheme="majorBidi" w:eastAsia="Times New Roman" w:hAnsiTheme="majorBidi" w:cstheme="majorBidi"/>
-          <w:color w:val="0000FF"/>
-          <w:kern w:val="0"/>
-          <w:sz w:val="20"/>
-          <w:szCs w:val="20"/>
-          <w:lang w:val="en-US" w:eastAsia="en-GB"/>
-          <w14:ligatures w14:val="none"/>
-        </w:rPr>
-        <w:t>The software relies on a stable network connection to receive data and dispatch external alerts.</w:t>
-      </w:r>
-    </w:p>
-    <w:p>
-      <w:pPr>
-        <w:shd w:val="clear" w:color="auto" w:fill="FFFFFF"/>
-        <w:spacing w:before="240" w:after="0" w:line="240" w:lineRule="auto"/>
-        <w:jc w:val="both"/>
-        <w:rPr>
-          <w:rFonts w:asciiTheme="majorBidi" w:eastAsia="Times New Roman" w:hAnsiTheme="majorBidi" w:cstheme="majorBidi"/>
-          <w:color w:val="373D3F"/>
-          <w:kern w:val="0"/>
-          <w:sz w:val="20"/>
-          <w:szCs w:val="20"/>
-          <w:lang w:eastAsia="en-GB"/>
-          <w14:ligatures w14:val="none"/>
-        </w:rPr>
-      </w:pPr>
-      <w:r>
-        <w:rPr>
-          <w:rFonts w:asciiTheme="majorBidi" w:eastAsia="Times New Roman" w:hAnsiTheme="majorBidi" w:cstheme="majorBidi"/>
-          <w:b/>
-          <w:bCs/>
-          <w:color w:val="373D3F"/>
-          <w:kern w:val="0"/>
-          <w:sz w:val="20"/>
-          <w:szCs w:val="20"/>
-          <w:lang w:eastAsia="en-GB"/>
-          <w14:ligatures w14:val="none"/>
-        </w:rPr>
-        <w:t>3. System Features</w:t>
-      </w:r>
-    </w:p>
-    <w:p>
-      <w:pPr>
-        <w:shd w:val="clear" w:color="auto" w:fill="FFFFFF"/>
-        <w:spacing w:before="240" w:after="0" w:line="240" w:lineRule="auto"/>
-        <w:jc w:val="both"/>
-        <w:rPr>
-          <w:rFonts w:asciiTheme="majorBidi" w:eastAsia="Times New Roman" w:hAnsiTheme="majorBidi" w:cstheme="majorBidi"/>
-          <w:color w:val="373D3F"/>
-          <w:kern w:val="0"/>
-          <w:sz w:val="20"/>
-          <w:szCs w:val="20"/>
-          <w:lang w:eastAsia="en-GB"/>
-          <w14:ligatures w14:val="none"/>
-        </w:rPr>
-      </w:pPr>
-      <w:r>
-        <w:rPr>
-          <w:rFonts w:asciiTheme="majorBidi" w:eastAsia="Times New Roman" w:hAnsiTheme="majorBidi" w:cstheme="majorBidi"/>
-          <w:b/>
-          <w:bCs/>
-          <w:color w:val="373D3F"/>
-          <w:kern w:val="0"/>
-          <w:sz w:val="20"/>
-          <w:szCs w:val="20"/>
-          <w:lang w:eastAsia="en-GB"/>
-          <w14:ligatures w14:val="none"/>
-        </w:rPr>
-        <w:t>3.1. </w:t>
-      </w:r>
-      <w:r>
-        <w:rPr>
-          <w:rFonts w:asciiTheme="majorBidi" w:eastAsia="Times New Roman" w:hAnsiTheme="majorBidi" w:cstheme="majorBidi"/>
-          <w:b/>
-          <w:bCs/>
-          <w:kern w:val="0"/>
-          <w:sz w:val="20"/>
-          <w:szCs w:val="20"/>
-          <w:lang w:eastAsia="en-GB"/>
-          <w14:ligatures w14:val="none"/>
-        </w:rPr>
-        <w:t>Water Level Monitoring</w:t>
-      </w:r>
-    </w:p>
-    <w:p>
-      <w:pPr>
-        <w:shd w:val="clear" w:color="auto" w:fill="FFFFFF"/>
-        <w:spacing w:before="240" w:after="0" w:line="240" w:lineRule="auto"/>
-        <w:jc w:val="both"/>
-        <w:rPr>
-          <w:rFonts w:asciiTheme="majorBidi" w:eastAsia="Times New Roman" w:hAnsiTheme="majorBidi" w:cstheme="majorBidi"/>
-          <w:color w:val="373D3F"/>
-          <w:kern w:val="0"/>
-          <w:sz w:val="20"/>
-          <w:szCs w:val="20"/>
-          <w:lang w:eastAsia="en-GB"/>
-          <w14:ligatures w14:val="none"/>
-        </w:rPr>
-      </w:pPr>
-      <w:r>
-        <w:rPr>
-          <w:rFonts w:asciiTheme="majorBidi" w:eastAsia="Times New Roman" w:hAnsiTheme="majorBidi" w:cstheme="majorBidi"/>
-          <w:color w:val="0000FF"/>
-          <w:kern w:val="0"/>
-          <w:sz w:val="20"/>
-          <w:szCs w:val="20"/>
-          <w:lang w:eastAsia="en-GB"/>
-          <w14:ligatures w14:val="none"/>
-        </w:rPr>
-        <w:t>This feature handles the continuous ingestion and evaluation of data from connected water level sensors.</w:t>
-      </w:r>
-    </w:p>
-    <w:p>
-      <w:pPr>
-        <w:shd w:val="clear" w:color="auto" w:fill="FFFFFF"/>
-        <w:spacing w:before="240" w:after="0" w:line="240" w:lineRule="auto"/>
-        <w:jc w:val="both"/>
-        <w:rPr>
-          <w:rFonts w:asciiTheme="majorBidi" w:eastAsia="Times New Roman" w:hAnsiTheme="majorBidi" w:cstheme="majorBidi"/>
-          <w:b/>
-          <w:bCs/>
-          <w:kern w:val="0"/>
-          <w:sz w:val="20"/>
-          <w:szCs w:val="20"/>
-          <w:lang w:eastAsia="en-GB"/>
-          <w14:ligatures w14:val="none"/>
-        </w:rPr>
-      </w:pPr>
-      <w:r>
-        <w:rPr>
-          <w:rFonts w:asciiTheme="majorBidi" w:eastAsia="Times New Roman" w:hAnsiTheme="majorBidi" w:cstheme="majorBidi"/>
-          <w:b/>
-          <w:bCs/>
-          <w:color w:val="373D3F"/>
-          <w:kern w:val="0"/>
-          <w:sz w:val="20"/>
-          <w:szCs w:val="20"/>
-          <w:lang w:eastAsia="en-GB"/>
-          <w14:ligatures w14:val="none"/>
-        </w:rPr>
-        <w:lastRenderedPageBreak/>
-        <w:t>3.</w:t>
-      </w:r>
-      <w:r>
-        <w:rPr>
-          <w:rFonts w:asciiTheme="majorBidi" w:eastAsia="Times New Roman" w:hAnsiTheme="majorBidi" w:cstheme="majorBidi"/>
-          <w:b/>
-          <w:bCs/>
-          <w:color w:val="373D3F"/>
-          <w:kern w:val="0"/>
-          <w:sz w:val="20"/>
-          <w:szCs w:val="20"/>
-          <w:lang w:eastAsia="en-GB"/>
-          <w14:ligatures w14:val="none"/>
-        </w:rPr>
-        <w:t>2</w:t>
-      </w:r>
-      <w:r>
-        <w:rPr>
-          <w:rFonts w:asciiTheme="majorBidi" w:eastAsia="Times New Roman" w:hAnsiTheme="majorBidi" w:cstheme="majorBidi"/>
-          <w:b/>
-          <w:bCs/>
-          <w:color w:val="373D3F"/>
-          <w:kern w:val="0"/>
-          <w:sz w:val="20"/>
-          <w:szCs w:val="20"/>
-          <w:lang w:eastAsia="en-GB"/>
-          <w14:ligatures w14:val="none"/>
-        </w:rPr>
-        <w:t xml:space="preserve"> </w:t>
-      </w:r>
-      <w:r>
-        <w:rPr>
-          <w:rFonts w:asciiTheme="majorBidi" w:eastAsia="Times New Roman" w:hAnsiTheme="majorBidi" w:cstheme="majorBidi"/>
-          <w:b/>
-          <w:bCs/>
-          <w:kern w:val="0"/>
-          <w:sz w:val="20"/>
-          <w:szCs w:val="20"/>
-          <w:lang w:eastAsia="en-GB"/>
-          <w14:ligatures w14:val="none"/>
-        </w:rPr>
-        <w:t>Automated Alert Management</w:t>
-      </w:r>
-    </w:p>
-    <w:p>
-      <w:pPr>
-        <w:shd w:val="clear" w:color="auto" w:fill="FFFFFF"/>
-        <w:spacing w:before="240" w:after="0" w:line="240" w:lineRule="auto"/>
-        <w:jc w:val="both"/>
-        <w:rPr>
-          <w:rFonts w:asciiTheme="majorBidi" w:eastAsia="Times New Roman" w:hAnsiTheme="majorBidi" w:cstheme="majorBidi"/>
-          <w:color w:val="373D3F"/>
-          <w:kern w:val="0"/>
-          <w:sz w:val="20"/>
-          <w:szCs w:val="20"/>
-          <w:lang w:eastAsia="en-GB"/>
-          <w14:ligatures w14:val="none"/>
-        </w:rPr>
-      </w:pPr>
-      <w:r>
-        <w:rPr>
-          <w:rFonts w:asciiTheme="majorBidi" w:eastAsia="Times New Roman" w:hAnsiTheme="majorBidi" w:cstheme="majorBidi"/>
-          <w:color w:val="0000FF"/>
-          <w:kern w:val="0"/>
-          <w:sz w:val="20"/>
-          <w:szCs w:val="20"/>
-          <w:lang w:eastAsia="en-GB"/>
-          <w14:ligatures w14:val="none"/>
-        </w:rPr>
-        <w:t>This feature controls the logic for triggering and dispatching visual or text-based notifications when safety thresholds are breached.</w:t>
-      </w:r>
-    </w:p>
-    <w:p>
-      <w:pPr>
-        <w:shd w:val="clear" w:color="auto" w:fill="FFFFFF"/>
-        <w:spacing w:before="240" w:after="0" w:line="240" w:lineRule="auto"/>
-        <w:jc w:val="both"/>
-        <w:rPr>
-          <w:rFonts w:asciiTheme="majorBidi" w:eastAsia="Times New Roman" w:hAnsiTheme="majorBidi" w:cstheme="majorBidi"/>
-          <w:color w:val="373D3F"/>
-          <w:kern w:val="0"/>
-          <w:sz w:val="20"/>
-          <w:szCs w:val="20"/>
-          <w:lang w:eastAsia="en-GB"/>
-          <w14:ligatures w14:val="none"/>
-        </w:rPr>
-      </w:pPr>
-      <w:r>
-        <w:rPr>
-          <w:rFonts w:asciiTheme="majorBidi" w:eastAsia="Times New Roman" w:hAnsiTheme="majorBidi" w:cstheme="majorBidi"/>
-          <w:b/>
-          <w:bCs/>
-          <w:color w:val="373D3F"/>
-          <w:kern w:val="0"/>
-          <w:sz w:val="20"/>
-          <w:szCs w:val="20"/>
-          <w:lang w:eastAsia="en-GB"/>
-          <w14:ligatures w14:val="none"/>
-        </w:rPr>
-        <w:t>4. External Interface Requirements</w:t>
-      </w:r>
-    </w:p>
-    <w:p>
-      <w:pPr>
-        <w:shd w:val="clear" w:color="auto" w:fill="FFFFFF"/>
-        <w:spacing w:before="240" w:after="0" w:line="240" w:lineRule="auto"/>
-        <w:jc w:val="both"/>
-        <w:rPr>
-          <w:rFonts w:asciiTheme="majorBidi" w:eastAsia="Times New Roman" w:hAnsiTheme="majorBidi" w:cstheme="majorBidi"/>
-          <w:color w:val="373D3F"/>
-          <w:kern w:val="0"/>
-          <w:sz w:val="20"/>
-          <w:szCs w:val="20"/>
-          <w:lang w:eastAsia="en-GB"/>
-          <w14:ligatures w14:val="none"/>
-        </w:rPr>
-      </w:pPr>
-      <w:r>
-        <w:rPr>
-          <w:rFonts w:asciiTheme="majorBidi" w:eastAsia="Times New Roman" w:hAnsiTheme="majorBidi" w:cstheme="majorBidi"/>
-          <w:b/>
-          <w:bCs/>
-          <w:color w:val="373D3F"/>
-          <w:kern w:val="0"/>
-          <w:sz w:val="20"/>
-          <w:szCs w:val="20"/>
-          <w:lang w:eastAsia="en-GB"/>
-          <w14:ligatures w14:val="none"/>
-        </w:rPr>
-        <w:t>4.1. User Interfaces Overview</w:t>
-      </w:r>
-    </w:p>
-    <w:p>
-      <w:pPr>
-        <w:shd w:val="clear" w:color="auto" w:fill="FFFFFF"/>
-        <w:spacing w:before="240" w:after="0" w:line="240" w:lineRule="auto"/>
-        <w:jc w:val="both"/>
-        <w:rPr>
-          <w:rFonts w:asciiTheme="majorBidi" w:eastAsia="Times New Roman" w:hAnsiTheme="majorBidi" w:cstheme="majorBidi"/>
-          <w:color w:val="0000FF"/>
-          <w:kern w:val="0"/>
-          <w:sz w:val="20"/>
-          <w:szCs w:val="20"/>
-          <w:lang w:eastAsia="en-GB"/>
-          <w14:ligatures w14:val="none"/>
-        </w:rPr>
-      </w:pPr>
-      <w:r>
-        <w:rPr>
-          <w:rFonts w:asciiTheme="majorBidi" w:eastAsia="Times New Roman" w:hAnsiTheme="majorBidi" w:cstheme="majorBidi"/>
-          <w:color w:val="0000FF"/>
-          <w:kern w:val="0"/>
-          <w:sz w:val="20"/>
-          <w:szCs w:val="20"/>
-          <w:lang w:eastAsia="en-GB"/>
-          <w14:ligatures w14:val="none"/>
-        </w:rPr>
-        <w:t>The system shall provide a Graphical User Interface dashboard for Dam Operators. The dashboard will feature real-time data visualization</w:t>
-      </w:r>
-      <w:r>
-        <w:rPr>
-          <w:rFonts w:asciiTheme="majorBidi" w:eastAsia="Times New Roman" w:hAnsiTheme="majorBidi" w:cstheme="majorBidi"/>
-          <w:color w:val="0000FF"/>
-          <w:kern w:val="0"/>
-          <w:sz w:val="20"/>
-          <w:szCs w:val="20"/>
-          <w:lang w:eastAsia="en-GB"/>
-          <w14:ligatures w14:val="none"/>
-        </w:rPr>
-        <w:t xml:space="preserve"> </w:t>
-      </w:r>
-      <w:r>
-        <w:rPr>
-          <w:rFonts w:asciiTheme="majorBidi" w:eastAsia="Times New Roman" w:hAnsiTheme="majorBidi" w:cstheme="majorBidi"/>
-          <w:color w:val="0000FF"/>
-          <w:kern w:val="0"/>
-          <w:sz w:val="20"/>
-          <w:szCs w:val="20"/>
-          <w:lang w:eastAsia="en-GB"/>
-          <w14:ligatures w14:val="none"/>
-        </w:rPr>
-        <w:t>and distinct visual indicators</w:t>
-      </w:r>
-      <w:r>
-        <w:rPr>
-          <w:rFonts w:asciiTheme="majorBidi" w:eastAsia="Times New Roman" w:hAnsiTheme="majorBidi" w:cstheme="majorBidi"/>
-          <w:color w:val="0000FF"/>
-          <w:kern w:val="0"/>
-          <w:sz w:val="20"/>
-          <w:szCs w:val="20"/>
-          <w:lang w:eastAsia="en-GB"/>
-          <w14:ligatures w14:val="none"/>
-        </w:rPr>
-        <w:t xml:space="preserve"> </w:t>
-      </w:r>
-      <w:r>
-        <w:rPr>
-          <w:rFonts w:asciiTheme="majorBidi" w:eastAsia="Times New Roman" w:hAnsiTheme="majorBidi" w:cstheme="majorBidi"/>
-          <w:color w:val="0000FF"/>
-          <w:kern w:val="0"/>
-          <w:sz w:val="20"/>
-          <w:szCs w:val="20"/>
-          <w:lang w:eastAsia="en-GB"/>
-          <w14:ligatures w14:val="none"/>
-        </w:rPr>
-        <w:t xml:space="preserve">when alerts are triggered. </w:t>
-      </w:r>
-    </w:p>
-    <w:p>
-      <w:pPr>
-        <w:shd w:val="clear" w:color="auto" w:fill="FFFFFF"/>
-        <w:spacing w:before="240" w:after="0" w:line="240" w:lineRule="auto"/>
-        <w:jc w:val="both"/>
-        <w:rPr>
-          <w:rFonts w:asciiTheme="majorBidi" w:eastAsia="Times New Roman" w:hAnsiTheme="majorBidi" w:cstheme="majorBidi"/>
-          <w:color w:val="373D3F"/>
-          <w:kern w:val="0"/>
-          <w:sz w:val="20"/>
-          <w:szCs w:val="20"/>
-          <w:lang w:eastAsia="en-GB"/>
-          <w14:ligatures w14:val="none"/>
-        </w:rPr>
-      </w:pPr>
-      <w:r>
-        <w:rPr>
-          <w:rFonts w:asciiTheme="majorBidi" w:eastAsia="Times New Roman" w:hAnsiTheme="majorBidi" w:cstheme="majorBidi"/>
-          <w:b/>
-          <w:bCs/>
-          <w:color w:val="373D3F"/>
-          <w:kern w:val="0"/>
-          <w:sz w:val="20"/>
-          <w:szCs w:val="20"/>
-          <w:lang w:eastAsia="en-GB"/>
-          <w14:ligatures w14:val="none"/>
-        </w:rPr>
-        <w:t>4.2. Hardware Interfaces</w:t>
-      </w:r>
-    </w:p>
-    <w:p>
-      <w:pPr>
-        <w:shd w:val="clear" w:color="auto" w:fill="FFFFFF"/>
-        <w:spacing w:before="240" w:after="0" w:line="240" w:lineRule="auto"/>
-        <w:jc w:val="both"/>
-        <w:rPr>
-          <w:rFonts w:asciiTheme="majorBidi" w:eastAsia="Times New Roman" w:hAnsiTheme="majorBidi" w:cstheme="majorBidi"/>
-          <w:color w:val="0000FF"/>
-          <w:kern w:val="0"/>
-          <w:sz w:val="20"/>
-          <w:szCs w:val="20"/>
-          <w:lang w:eastAsia="en-GB"/>
-          <w14:ligatures w14:val="none"/>
-        </w:rPr>
-      </w:pPr>
-      <w:r>
-        <w:rPr>
-          <w:rFonts w:asciiTheme="majorBidi" w:eastAsia="Times New Roman" w:hAnsiTheme="majorBidi" w:cstheme="majorBidi"/>
-          <w:color w:val="0000FF"/>
-          <w:kern w:val="0"/>
-          <w:sz w:val="20"/>
-          <w:szCs w:val="20"/>
-          <w:lang w:eastAsia="en-GB"/>
-          <w14:ligatures w14:val="none"/>
-        </w:rPr>
-        <w:t>The software must establish a connection protocol to interface directly with physical water level sensors to receive continuous telemetry data.</w:t>
-      </w:r>
-    </w:p>
-    <w:p>
-      <w:pPr>
-        <w:shd w:val="clear" w:color="auto" w:fill="FFFFFF"/>
-        <w:spacing w:before="240" w:after="0" w:line="240" w:lineRule="auto"/>
-        <w:jc w:val="both"/>
-        <w:rPr>
-          <w:rFonts w:asciiTheme="majorBidi" w:eastAsia="Times New Roman" w:hAnsiTheme="majorBidi" w:cstheme="majorBidi"/>
-          <w:color w:val="373D3F"/>
-          <w:kern w:val="0"/>
-          <w:sz w:val="20"/>
-          <w:szCs w:val="20"/>
-          <w:lang w:eastAsia="en-GB"/>
-          <w14:ligatures w14:val="none"/>
-        </w:rPr>
-      </w:pPr>
-      <w:r>
-        <w:rPr>
-          <w:rFonts w:asciiTheme="majorBidi" w:eastAsia="Times New Roman" w:hAnsiTheme="majorBidi" w:cstheme="majorBidi"/>
-          <w:b/>
-          <w:bCs/>
-          <w:color w:val="373D3F"/>
-          <w:kern w:val="0"/>
-          <w:sz w:val="20"/>
-          <w:szCs w:val="20"/>
-          <w:lang w:eastAsia="en-GB"/>
-          <w14:ligatures w14:val="none"/>
-        </w:rPr>
-        <w:t>4.3. Software Interfaces</w:t>
-      </w:r>
-    </w:p>
-    <w:p>
-      <w:pPr>
-        <w:shd w:val="clear" w:color="auto" w:fill="FFFFFF"/>
-        <w:spacing w:before="240" w:after="0" w:line="240" w:lineRule="auto"/>
-        <w:jc w:val="both"/>
-        <w:rPr>
-          <w:rFonts w:asciiTheme="majorBidi" w:eastAsia="Times New Roman" w:hAnsiTheme="majorBidi" w:cstheme="majorBidi"/>
-          <w:color w:val="0000FF"/>
-          <w:kern w:val="0"/>
-          <w:sz w:val="20"/>
-          <w:szCs w:val="20"/>
-          <w:lang w:eastAsia="en-GB"/>
-          <w14:ligatures w14:val="none"/>
-        </w:rPr>
-      </w:pPr>
-      <w:r>
-        <w:rPr>
-          <w:rFonts w:asciiTheme="majorBidi" w:eastAsia="Times New Roman" w:hAnsiTheme="majorBidi" w:cstheme="majorBidi"/>
-          <w:color w:val="0000FF"/>
-          <w:kern w:val="0"/>
-          <w:sz w:val="20"/>
-          <w:szCs w:val="20"/>
-          <w:lang w:eastAsia="en-GB"/>
-          <w14:ligatures w14:val="none"/>
-        </w:rPr>
-        <w:t xml:space="preserve">The system will interface with standard external email </w:t>
-      </w:r>
-      <w:r>
-        <w:rPr>
-          <w:rFonts w:asciiTheme="majorBidi" w:eastAsia="Times New Roman" w:hAnsiTheme="majorBidi" w:cstheme="majorBidi"/>
-          <w:color w:val="0000FF"/>
-          <w:kern w:val="0"/>
-          <w:sz w:val="20"/>
-          <w:szCs w:val="20"/>
-          <w:lang w:eastAsia="en-GB"/>
-          <w14:ligatures w14:val="none"/>
-        </w:rPr>
-        <w:t>and</w:t>
-      </w:r>
-      <w:r>
-        <w:rPr>
-          <w:rFonts w:asciiTheme="majorBidi" w:eastAsia="Times New Roman" w:hAnsiTheme="majorBidi" w:cstheme="majorBidi"/>
-          <w:color w:val="0000FF"/>
-          <w:kern w:val="0"/>
-          <w:sz w:val="20"/>
-          <w:szCs w:val="20"/>
-          <w:lang w:eastAsia="en-GB"/>
-          <w14:ligatures w14:val="none"/>
-        </w:rPr>
-        <w:t xml:space="preserve"> SMS APIs to dispatch automated notifications when critical thresholds are met.</w:t>
-      </w:r>
-    </w:p>
-    <w:p>
-      <w:pPr>
-        <w:shd w:val="clear" w:color="auto" w:fill="FFFFFF"/>
-        <w:spacing w:before="240" w:after="0" w:line="240" w:lineRule="auto"/>
-        <w:jc w:val="both"/>
-        <w:rPr>
-          <w:rFonts w:asciiTheme="majorBidi" w:eastAsia="Times New Roman" w:hAnsiTheme="majorBidi" w:cstheme="majorBidi"/>
-          <w:color w:val="373D3F"/>
-          <w:kern w:val="0"/>
-          <w:sz w:val="20"/>
-          <w:szCs w:val="20"/>
-          <w:lang w:eastAsia="en-GB"/>
-          <w14:ligatures w14:val="none"/>
-        </w:rPr>
-      </w:pPr>
-      <w:r>
-        <w:rPr>
-          <w:rFonts w:asciiTheme="majorBidi" w:eastAsia="Times New Roman" w:hAnsiTheme="majorBidi" w:cstheme="majorBidi"/>
-          <w:b/>
-          <w:bCs/>
-          <w:color w:val="373D3F"/>
-          <w:kern w:val="0"/>
-          <w:sz w:val="20"/>
-          <w:szCs w:val="20"/>
-          <w:lang w:eastAsia="en-GB"/>
-          <w14:ligatures w14:val="none"/>
-        </w:rPr>
-        <w:t>5. System Features/Modules</w:t>
-      </w:r>
-    </w:p>
-    <w:p>
-      <w:pPr>
-        <w:shd w:val="clear" w:color="auto" w:fill="FFFFFF"/>
-        <w:spacing w:before="240" w:after="0" w:line="240" w:lineRule="auto"/>
-        <w:jc w:val="both"/>
-        <w:rPr>
-          <w:rFonts w:asciiTheme="majorBidi" w:eastAsia="Times New Roman" w:hAnsiTheme="majorBidi" w:cstheme="majorBidi"/>
-          <w:color w:val="373D3F"/>
-          <w:kern w:val="0"/>
-          <w:sz w:val="20"/>
-          <w:szCs w:val="20"/>
-          <w:lang w:eastAsia="en-GB"/>
-          <w14:ligatures w14:val="none"/>
-        </w:rPr>
-      </w:pPr>
-      <w:r>
-        <w:rPr>
-          <w:rFonts w:asciiTheme="majorBidi" w:eastAsia="Times New Roman" w:hAnsiTheme="majorBidi" w:cstheme="majorBidi"/>
-          <w:b/>
-          <w:bCs/>
-          <w:color w:val="373D3F"/>
-          <w:kern w:val="0"/>
-          <w:sz w:val="20"/>
-          <w:szCs w:val="20"/>
-          <w:lang w:eastAsia="en-GB"/>
-          <w14:ligatures w14:val="none"/>
-        </w:rPr>
-        <w:t>5.1.1 Description and Priority</w:t>
-      </w:r>
-    </w:p>
-    <w:p>
-      <w:pPr>
-        <w:shd w:val="clear" w:color="auto" w:fill="FFFFFF"/>
-        <w:spacing w:before="240" w:after="0" w:line="240" w:lineRule="auto"/>
-        <w:jc w:val="both"/>
-        <w:rPr>
-          <w:rFonts w:asciiTheme="majorBidi" w:eastAsia="Times New Roman" w:hAnsiTheme="majorBidi" w:cstheme="majorBidi"/>
-          <w:color w:val="0000FF"/>
-          <w:kern w:val="0"/>
-          <w:sz w:val="20"/>
-          <w:szCs w:val="20"/>
-          <w:lang w:eastAsia="en-GB"/>
-          <w14:ligatures w14:val="none"/>
-        </w:rPr>
-      </w:pPr>
-      <w:r>
-        <w:rPr>
-          <w:rFonts w:asciiTheme="majorBidi" w:eastAsia="Times New Roman" w:hAnsiTheme="majorBidi" w:cstheme="majorBidi"/>
-          <w:color w:val="0000FF"/>
-          <w:kern w:val="0"/>
-          <w:sz w:val="20"/>
-          <w:szCs w:val="20"/>
-          <w:lang w:eastAsia="en-GB"/>
-          <w14:ligatures w14:val="none"/>
-        </w:rPr>
-        <w:t>This is the core, high-priority module responsible for ensuring the dam does not overflow by tracking water levels and notifying personnel.</w:t>
-      </w:r>
-    </w:p>
-    <w:p>
-      <w:pPr>
-        <w:shd w:val="clear" w:color="auto" w:fill="FFFFFF"/>
-        <w:spacing w:before="240" w:after="0" w:line="240" w:lineRule="auto"/>
-        <w:jc w:val="both"/>
-        <w:rPr>
-          <w:rFonts w:asciiTheme="majorBidi" w:eastAsia="Times New Roman" w:hAnsiTheme="majorBidi" w:cstheme="majorBidi"/>
-          <w:color w:val="373D3F"/>
-          <w:kern w:val="0"/>
-          <w:sz w:val="20"/>
-          <w:szCs w:val="20"/>
-          <w:lang w:eastAsia="en-GB"/>
-          <w14:ligatures w14:val="none"/>
-        </w:rPr>
-      </w:pPr>
-      <w:r>
-        <w:rPr>
-          <w:rFonts w:asciiTheme="majorBidi" w:eastAsia="Times New Roman" w:hAnsiTheme="majorBidi" w:cstheme="majorBidi"/>
-          <w:b/>
-          <w:bCs/>
-          <w:color w:val="373D3F"/>
-          <w:kern w:val="0"/>
-          <w:sz w:val="20"/>
-          <w:szCs w:val="20"/>
-          <w:lang w:eastAsia="en-GB"/>
-          <w14:ligatures w14:val="none"/>
-        </w:rPr>
-        <w:t>5.1.2 Stimulus/Response Sequences</w:t>
-      </w:r>
-    </w:p>
-    <w:p>
-      <w:pPr>
-        <w:shd w:val="clear" w:color="auto" w:fill="FFFFFF"/>
-        <w:spacing w:before="240" w:after="0" w:line="240" w:lineRule="auto"/>
-        <w:jc w:val="both"/>
-        <w:rPr>
-          <w:rFonts w:asciiTheme="majorBidi" w:eastAsia="Times New Roman" w:hAnsiTheme="majorBidi" w:cstheme="majorBidi"/>
-          <w:color w:val="0000FF"/>
-          <w:kern w:val="0"/>
-          <w:sz w:val="20"/>
-          <w:szCs w:val="20"/>
-          <w:lang w:val="en-US" w:eastAsia="en-GB"/>
-          <w14:ligatures w14:val="none"/>
-        </w:rPr>
-      </w:pPr>
-      <w:r>
-        <w:rPr>
-          <w:rFonts w:asciiTheme="majorBidi" w:eastAsia="Times New Roman" w:hAnsiTheme="majorBidi" w:cstheme="majorBidi"/>
-          <w:b/>
-          <w:bCs/>
-          <w:color w:val="0000FF"/>
-          <w:kern w:val="0"/>
-          <w:sz w:val="20"/>
-          <w:szCs w:val="20"/>
-          <w:lang w:val="en-US" w:eastAsia="en-GB"/>
-          <w14:ligatures w14:val="none"/>
-        </w:rPr>
-        <w:t>Stimulus:</w:t>
-      </w:r>
-      <w:r>
-        <w:rPr>
-          <w:rFonts w:asciiTheme="majorBidi" w:eastAsia="Times New Roman" w:hAnsiTheme="majorBidi" w:cstheme="majorBidi"/>
-          <w:color w:val="0000FF"/>
-          <w:kern w:val="0"/>
-          <w:sz w:val="20"/>
-          <w:szCs w:val="20"/>
-          <w:lang w:val="en-US" w:eastAsia="en-GB"/>
-          <w14:ligatures w14:val="none"/>
-        </w:rPr>
-        <w:t xml:space="preserve"> A sensor transmits a new water level reading.</w:t>
-      </w:r>
-    </w:p>
-    <w:p>
-      <w:pPr>
-        <w:shd w:val="clear" w:color="auto" w:fill="FFFFFF"/>
-        <w:spacing w:before="240" w:after="0" w:line="240" w:lineRule="auto"/>
-        <w:jc w:val="both"/>
-        <w:rPr>
-          <w:rFonts w:asciiTheme="majorBidi" w:eastAsia="Times New Roman" w:hAnsiTheme="majorBidi" w:cstheme="majorBidi"/>
-          <w:color w:val="0000FF"/>
-          <w:kern w:val="0"/>
-          <w:sz w:val="20"/>
-          <w:szCs w:val="20"/>
-          <w:lang w:val="en-US" w:eastAsia="en-GB"/>
-          <w14:ligatures w14:val="none"/>
-        </w:rPr>
-      </w:pPr>
-      <w:r>
-        <w:rPr>
-          <w:rFonts w:asciiTheme="majorBidi" w:eastAsia="Times New Roman" w:hAnsiTheme="majorBidi" w:cstheme="majorBidi"/>
-          <w:b/>
-          <w:bCs/>
-          <w:color w:val="0000FF"/>
-          <w:kern w:val="0"/>
-          <w:sz w:val="20"/>
-          <w:szCs w:val="20"/>
-          <w:lang w:val="en-US" w:eastAsia="en-GB"/>
-          <w14:ligatures w14:val="none"/>
-        </w:rPr>
-        <w:t>Response:</w:t>
-      </w:r>
-      <w:r>
-        <w:rPr>
-          <w:rFonts w:asciiTheme="majorBidi" w:eastAsia="Times New Roman" w:hAnsiTheme="majorBidi" w:cstheme="majorBidi"/>
-          <w:color w:val="0000FF"/>
-          <w:kern w:val="0"/>
-          <w:sz w:val="20"/>
-          <w:szCs w:val="20"/>
-          <w:lang w:val="en-US" w:eastAsia="en-GB"/>
-          <w14:ligatures w14:val="none"/>
-        </w:rPr>
-        <w:t xml:space="preserve"> The system logs the reading and updates the operator dashboard.</w:t>
-      </w:r>
-    </w:p>
-    <w:p>
-      <w:pPr>
-        <w:shd w:val="clear" w:color="auto" w:fill="FFFFFF"/>
-        <w:spacing w:before="240" w:after="0" w:line="240" w:lineRule="auto"/>
-        <w:jc w:val="both"/>
-        <w:rPr>
-          <w:rFonts w:asciiTheme="majorBidi" w:eastAsia="Times New Roman" w:hAnsiTheme="majorBidi" w:cstheme="majorBidi"/>
-          <w:color w:val="0000FF"/>
-          <w:kern w:val="0"/>
-          <w:sz w:val="20"/>
-          <w:szCs w:val="20"/>
-          <w:lang w:val="en-US" w:eastAsia="en-GB"/>
-          <w14:ligatures w14:val="none"/>
-        </w:rPr>
-      </w:pPr>
-      <w:r>
-        <w:rPr>
-          <w:rFonts w:asciiTheme="majorBidi" w:eastAsia="Times New Roman" w:hAnsiTheme="majorBidi" w:cstheme="majorBidi"/>
-          <w:b/>
-          <w:bCs/>
-          <w:color w:val="0000FF"/>
-          <w:kern w:val="0"/>
-          <w:sz w:val="20"/>
-          <w:szCs w:val="20"/>
-          <w:lang w:val="en-US" w:eastAsia="en-GB"/>
-          <w14:ligatures w14:val="none"/>
-        </w:rPr>
-        <w:t>Stimulus:</w:t>
-      </w:r>
-      <w:r>
-        <w:rPr>
-          <w:rFonts w:asciiTheme="majorBidi" w:eastAsia="Times New Roman" w:hAnsiTheme="majorBidi" w:cstheme="majorBidi"/>
-          <w:color w:val="0000FF"/>
-          <w:kern w:val="0"/>
-          <w:sz w:val="20"/>
-          <w:szCs w:val="20"/>
-          <w:lang w:val="en-US" w:eastAsia="en-GB"/>
-          <w14:ligatures w14:val="none"/>
-        </w:rPr>
-        <w:t xml:space="preserve"> The incoming water level reading exceeds the predefined critical threshold.</w:t>
-      </w:r>
-    </w:p>
-    <w:p>
-      <w:pPr>
-        <w:shd w:val="clear" w:color="auto" w:fill="FFFFFF"/>
-        <w:spacing w:before="240" w:after="0" w:line="240" w:lineRule="auto"/>
-        <w:jc w:val="both"/>
-        <w:rPr>
-          <w:rFonts w:asciiTheme="majorBidi" w:eastAsia="Times New Roman" w:hAnsiTheme="majorBidi" w:cstheme="majorBidi"/>
-          <w:color w:val="0000FF"/>
-          <w:kern w:val="0"/>
-          <w:sz w:val="20"/>
-          <w:szCs w:val="20"/>
-          <w:lang w:val="en-US" w:eastAsia="en-GB"/>
-          <w14:ligatures w14:val="none"/>
-        </w:rPr>
-      </w:pPr>
-      <w:r>
-        <w:rPr>
-          <w:rFonts w:asciiTheme="majorBidi" w:eastAsia="Times New Roman" w:hAnsiTheme="majorBidi" w:cstheme="majorBidi"/>
-          <w:b/>
-          <w:bCs/>
-          <w:color w:val="0000FF"/>
-          <w:kern w:val="0"/>
-          <w:sz w:val="20"/>
-          <w:szCs w:val="20"/>
-          <w:lang w:val="en-US" w:eastAsia="en-GB"/>
-          <w14:ligatures w14:val="none"/>
-        </w:rPr>
-        <w:t>Response:</w:t>
-      </w:r>
-      <w:r>
-        <w:rPr>
-          <w:rFonts w:asciiTheme="majorBidi" w:eastAsia="Times New Roman" w:hAnsiTheme="majorBidi" w:cstheme="majorBidi"/>
-          <w:color w:val="0000FF"/>
-          <w:kern w:val="0"/>
-          <w:sz w:val="20"/>
-          <w:szCs w:val="20"/>
-          <w:lang w:val="en-US" w:eastAsia="en-GB"/>
-          <w14:ligatures w14:val="none"/>
-        </w:rPr>
-        <w:t xml:space="preserve"> The system triggers an immediate visual alert and dispatches an automated notification. </w:t>
-      </w:r>
-    </w:p>
-    <w:p>
-      <w:pPr>
-        <w:shd w:val="clear" w:color="auto" w:fill="FFFFFF"/>
-        <w:spacing w:before="240" w:after="0" w:line="240" w:lineRule="auto"/>
-        <w:jc w:val="both"/>
-        <w:rPr>
-          <w:rFonts w:asciiTheme="majorBidi" w:eastAsia="Times New Roman" w:hAnsiTheme="majorBidi" w:cstheme="majorBidi"/>
-          <w:color w:val="373D3F"/>
-          <w:kern w:val="0"/>
-          <w:sz w:val="20"/>
-          <w:szCs w:val="20"/>
-          <w:lang w:eastAsia="en-GB"/>
-          <w14:ligatures w14:val="none"/>
-        </w:rPr>
-      </w:pPr>
-      <w:r>
-        <w:rPr>
-          <w:rFonts w:asciiTheme="majorBidi" w:eastAsia="Times New Roman" w:hAnsiTheme="majorBidi" w:cstheme="majorBidi"/>
-          <w:b/>
-          <w:bCs/>
-          <w:color w:val="373D3F"/>
-          <w:kern w:val="0"/>
-          <w:sz w:val="20"/>
-          <w:szCs w:val="20"/>
-          <w:lang w:eastAsia="en-GB"/>
-          <w14:ligatures w14:val="none"/>
-        </w:rPr>
-        <w:t>5.1.3 Functional Requirements</w:t>
-      </w:r>
-    </w:p>
-    <w:p>
-      <w:pPr>
-        <w:shd w:val="clear" w:color="auto" w:fill="FFFFFF"/>
-        <w:spacing w:before="240" w:after="0" w:line="240" w:lineRule="auto"/>
-        <w:jc w:val="both"/>
-        <w:rPr>
-          <w:rFonts w:asciiTheme="majorBidi" w:eastAsia="Times New Roman" w:hAnsiTheme="majorBidi" w:cstheme="majorBidi"/>
-          <w:color w:val="373D3F"/>
-          <w:kern w:val="0"/>
-          <w:sz w:val="20"/>
-          <w:szCs w:val="20"/>
-          <w:lang w:eastAsia="en-GB"/>
-          <w14:ligatures w14:val="none"/>
-        </w:rPr>
-      </w:pPr>
-      <w:r>
-        <w:rPr>
-          <w:rFonts w:asciiTheme="majorBidi" w:eastAsia="Times New Roman" w:hAnsiTheme="majorBidi" w:cstheme="majorBidi"/>
-          <w:color w:val="373D3F"/>
-          <w:kern w:val="0"/>
-          <w:sz w:val="20"/>
-          <w:szCs w:val="20"/>
-          <w:lang w:eastAsia="en-GB"/>
-          <w14:ligatures w14:val="none"/>
-        </w:rPr>
-        <w:t>REQ-1.1: </w:t>
-      </w:r>
-      <w:r>
-        <w:rPr>
-          <w:rFonts w:asciiTheme="majorBidi" w:eastAsia="Times New Roman" w:hAnsiTheme="majorBidi" w:cstheme="majorBidi"/>
-          <w:color w:val="0000FF"/>
-          <w:kern w:val="0"/>
-          <w:sz w:val="20"/>
-          <w:szCs w:val="20"/>
-          <w:lang w:eastAsia="en-GB"/>
-          <w14:ligatures w14:val="none"/>
-        </w:rPr>
-        <w:t>The system shall ingest and log water level data from connected sensors every 1 minute.</w:t>
-      </w:r>
-    </w:p>
-    <w:p>
-      <w:pPr>
-        <w:shd w:val="clear" w:color="auto" w:fill="FFFFFF"/>
-        <w:spacing w:before="240" w:after="0" w:line="240" w:lineRule="auto"/>
-        <w:jc w:val="both"/>
-        <w:rPr>
-          <w:rFonts w:asciiTheme="majorBidi" w:eastAsia="Times New Roman" w:hAnsiTheme="majorBidi" w:cstheme="majorBidi"/>
-          <w:color w:val="373D3F"/>
-          <w:kern w:val="0"/>
-          <w:sz w:val="20"/>
-          <w:szCs w:val="20"/>
-          <w:lang w:eastAsia="en-GB"/>
-          <w14:ligatures w14:val="none"/>
-        </w:rPr>
-      </w:pPr>
-      <w:r>
-        <w:rPr>
-          <w:rFonts w:asciiTheme="majorBidi" w:eastAsia="Times New Roman" w:hAnsiTheme="majorBidi" w:cstheme="majorBidi"/>
-          <w:color w:val="373D3F"/>
-          <w:kern w:val="0"/>
-          <w:sz w:val="20"/>
-          <w:szCs w:val="20"/>
-          <w:lang w:eastAsia="en-GB"/>
-          <w14:ligatures w14:val="none"/>
-        </w:rPr>
-        <w:t>REQ-1.</w:t>
-      </w:r>
-      <w:r>
-        <w:rPr>
-          <w:rFonts w:asciiTheme="majorBidi" w:eastAsia="Times New Roman" w:hAnsiTheme="majorBidi" w:cstheme="majorBidi"/>
-          <w:color w:val="0000FF"/>
-          <w:kern w:val="0"/>
-          <w:sz w:val="20"/>
-          <w:szCs w:val="20"/>
-          <w:lang w:eastAsia="en-GB"/>
-          <w14:ligatures w14:val="none"/>
-        </w:rPr>
-        <w:t xml:space="preserve"> </w:t>
-      </w:r>
-      <w:r>
-        <w:rPr>
-          <w:rFonts w:asciiTheme="majorBidi" w:eastAsia="Times New Roman" w:hAnsiTheme="majorBidi" w:cstheme="majorBidi"/>
-          <w:color w:val="0000FF"/>
-          <w:kern w:val="0"/>
-          <w:sz w:val="20"/>
-          <w:szCs w:val="20"/>
-          <w:lang w:eastAsia="en-GB"/>
-          <w14:ligatures w14:val="none"/>
-        </w:rPr>
-        <w:t>The system shall display real-time water levels on the central operator dashboard.</w:t>
-      </w:r>
-    </w:p>
-    <w:p>
-      <w:pPr>
-        <w:shd w:val="clear" w:color="auto" w:fill="FFFFFF"/>
-        <w:spacing w:before="240" w:after="0" w:line="240" w:lineRule="auto"/>
-        <w:jc w:val="both"/>
-        <w:rPr>
-          <w:rFonts w:asciiTheme="majorBidi" w:eastAsia="Times New Roman" w:hAnsiTheme="majorBidi" w:cstheme="majorBidi"/>
-          <w:color w:val="0000FF"/>
-          <w:kern w:val="0"/>
-          <w:sz w:val="20"/>
-          <w:szCs w:val="20"/>
-          <w:lang w:eastAsia="en-GB"/>
-          <w14:ligatures w14:val="none"/>
-        </w:rPr>
-      </w:pPr>
-      <w:r>
-        <w:rPr>
-          <w:rFonts w:asciiTheme="majorBidi" w:eastAsia="Times New Roman" w:hAnsiTheme="majorBidi" w:cstheme="majorBidi"/>
-          <w:color w:val="373D3F"/>
-          <w:kern w:val="0"/>
-          <w:sz w:val="20"/>
-          <w:szCs w:val="20"/>
-          <w:lang w:eastAsia="en-GB"/>
-          <w14:ligatures w14:val="none"/>
-        </w:rPr>
-        <w:t>REQ-1.</w:t>
-      </w:r>
-      <w:r>
-        <w:rPr>
-          <w:rFonts w:asciiTheme="majorBidi" w:eastAsia="Times New Roman" w:hAnsiTheme="majorBidi" w:cstheme="majorBidi"/>
-          <w:color w:val="0000FF"/>
-          <w:kern w:val="0"/>
-          <w:sz w:val="20"/>
-          <w:szCs w:val="20"/>
-          <w:lang w:eastAsia="en-GB"/>
-          <w14:ligatures w14:val="none"/>
-        </w:rPr>
-        <w:t xml:space="preserve"> </w:t>
-      </w:r>
-      <w:r>
-        <w:rPr>
-          <w:rFonts w:asciiTheme="majorBidi" w:eastAsia="Times New Roman" w:hAnsiTheme="majorBidi" w:cstheme="majorBidi"/>
-          <w:color w:val="0000FF"/>
-          <w:kern w:val="0"/>
-          <w:sz w:val="20"/>
-          <w:szCs w:val="20"/>
-          <w:lang w:eastAsia="en-GB"/>
-          <w14:ligatures w14:val="none"/>
-        </w:rPr>
-        <w:t>The system shall trigger a critical visual display alert on the dashboard within 5 seconds of a sensor reading exceeding the maximum safety threshold.</w:t>
-      </w:r>
-    </w:p>
-    <w:p>
-      <w:pPr>
-        <w:shd w:val="clear" w:color="auto" w:fill="FFFFFF"/>
-        <w:spacing w:before="240" w:after="0" w:line="240" w:lineRule="auto"/>
-        <w:jc w:val="both"/>
-        <w:rPr>
-          <w:rFonts w:asciiTheme="majorBidi" w:eastAsia="Times New Roman" w:hAnsiTheme="majorBidi" w:cstheme="majorBidi"/>
-          <w:color w:val="373D3F"/>
-          <w:kern w:val="0"/>
-          <w:sz w:val="20"/>
-          <w:szCs w:val="20"/>
-          <w:lang w:eastAsia="en-GB"/>
-          <w14:ligatures w14:val="none"/>
-        </w:rPr>
-      </w:pPr>
-      <w:r>
-        <w:rPr>
-          <w:rFonts w:asciiTheme="majorBidi" w:eastAsia="Times New Roman" w:hAnsiTheme="majorBidi" w:cstheme="majorBidi"/>
-          <w:color w:val="373D3F"/>
-          <w:kern w:val="0"/>
-          <w:sz w:val="20"/>
-          <w:szCs w:val="20"/>
-          <w:lang w:eastAsia="en-GB"/>
-          <w14:ligatures w14:val="none"/>
-        </w:rPr>
-        <w:t>REQ-1.</w:t>
-      </w:r>
-      <w:r>
-        <w:rPr>
-          <w:rFonts w:asciiTheme="majorBidi" w:eastAsia="Times New Roman" w:hAnsiTheme="majorBidi" w:cstheme="majorBidi"/>
-          <w:color w:val="0000FF"/>
-          <w:kern w:val="0"/>
-          <w:sz w:val="20"/>
-          <w:szCs w:val="20"/>
-          <w:lang w:eastAsia="en-GB"/>
-          <w14:ligatures w14:val="none"/>
-        </w:rPr>
-        <w:t xml:space="preserve"> </w:t>
-      </w:r>
-      <w:r>
-        <w:rPr>
-          <w:rFonts w:asciiTheme="majorBidi" w:eastAsia="Times New Roman" w:hAnsiTheme="majorBidi" w:cstheme="majorBidi"/>
-          <w:color w:val="0000FF"/>
-          <w:kern w:val="0"/>
-          <w:sz w:val="20"/>
-          <w:szCs w:val="20"/>
-          <w:lang w:eastAsia="en-GB"/>
-          <w14:ligatures w14:val="none"/>
-        </w:rPr>
-        <w:t>The system shall send an automated notification via email to designated Dam Operators when a critical alert is triggered</w:t>
-      </w:r>
-      <w:r>
-        <w:rPr>
-          <w:rFonts w:asciiTheme="majorBidi" w:eastAsia="Times New Roman" w:hAnsiTheme="majorBidi" w:cstheme="majorBidi"/>
-          <w:color w:val="0000FF"/>
-          <w:kern w:val="0"/>
-          <w:sz w:val="20"/>
-          <w:szCs w:val="20"/>
-          <w:lang w:eastAsia="en-GB"/>
-          <w14:ligatures w14:val="none"/>
-        </w:rPr>
-        <w:t>.</w:t>
-      </w:r>
-    </w:p>
-    <w:p>
-      <w:pPr>
-        <w:shd w:val="clear" w:color="auto" w:fill="FFFFFF"/>
-        <w:spacing w:before="240" w:after="0" w:line="240" w:lineRule="auto"/>
-        <w:jc w:val="both"/>
-        <w:rPr>
-          <w:rFonts w:asciiTheme="majorBidi" w:eastAsia="Times New Roman" w:hAnsiTheme="majorBidi" w:cstheme="majorBidi"/>
-          <w:color w:val="373D3F"/>
-          <w:kern w:val="0"/>
-          <w:sz w:val="20"/>
-          <w:szCs w:val="20"/>
-          <w:lang w:eastAsia="en-GB"/>
-          <w14:ligatures w14:val="none"/>
-        </w:rPr>
-      </w:pPr>
-      <w:r>
-        <w:rPr>
-          <w:rFonts w:asciiTheme="majorBidi" w:eastAsia="Times New Roman" w:hAnsiTheme="majorBidi" w:cstheme="majorBidi"/>
-          <w:color w:val="373D3F"/>
-          <w:kern w:val="0"/>
-          <w:sz w:val="20"/>
-          <w:szCs w:val="20"/>
-          <w:lang w:eastAsia="en-GB"/>
-          <w14:ligatures w14:val="none"/>
-        </w:rPr>
-        <w:t>REQ-1.</w:t>
-      </w:r>
-      <w:r>
-        <w:rPr>
-          <w:rFonts w:asciiTheme="majorBidi" w:eastAsia="Times New Roman" w:hAnsiTheme="majorBidi" w:cstheme="majorBidi"/>
-          <w:color w:val="0000FF"/>
-          <w:kern w:val="0"/>
-          <w:sz w:val="20"/>
-          <w:szCs w:val="20"/>
-          <w:lang w:eastAsia="en-GB"/>
-          <w14:ligatures w14:val="none"/>
-        </w:rPr>
-        <w:t xml:space="preserve"> </w:t>
-      </w:r>
-      <w:r>
-        <w:rPr>
-          <w:rFonts w:asciiTheme="majorBidi" w:eastAsia="Times New Roman" w:hAnsiTheme="majorBidi" w:cstheme="majorBidi"/>
-          <w:color w:val="0000FF"/>
-          <w:kern w:val="0"/>
-          <w:sz w:val="20"/>
-          <w:szCs w:val="20"/>
-          <w:lang w:eastAsia="en-GB"/>
-          <w14:ligatures w14:val="none"/>
-        </w:rPr>
-        <w:t>The system shall allow System Administrators to define and update the numerical values for warning and critical water level thresholds.</w:t>
-      </w:r>
-    </w:p>
-    <w:p>
-      <w:pPr>
-        <w:shd w:val="clear" w:color="auto" w:fill="FFFFFF"/>
-        <w:spacing w:before="240" w:after="0" w:line="240" w:lineRule="auto"/>
-        <w:jc w:val="both"/>
-        <w:rPr>
-          <w:rFonts w:asciiTheme="majorBidi" w:eastAsia="Times New Roman" w:hAnsiTheme="majorBidi" w:cstheme="majorBidi"/>
-          <w:color w:val="373D3F"/>
-          <w:kern w:val="0"/>
-          <w:sz w:val="20"/>
-          <w:szCs w:val="20"/>
-          <w:lang w:eastAsia="en-GB"/>
-          <w14:ligatures w14:val="none"/>
-        </w:rPr>
-      </w:pPr>
-      <w:r>
-        <w:rPr>
-          <w:rFonts w:asciiTheme="majorBidi" w:eastAsia="Times New Roman" w:hAnsiTheme="majorBidi" w:cstheme="majorBidi"/>
-          <w:b/>
-          <w:bCs/>
-          <w:color w:val="373D3F"/>
-          <w:kern w:val="0"/>
-          <w:sz w:val="20"/>
-          <w:szCs w:val="20"/>
-          <w:lang w:eastAsia="en-GB"/>
-          <w14:ligatures w14:val="none"/>
-        </w:rPr>
-        <w:t>6. Nonfunctional Requirements</w:t>
-      </w:r>
-    </w:p>
-    <w:p>
-      <w:pPr>
-        <w:shd w:val="clear" w:color="auto" w:fill="FFFFFF"/>
-        <w:spacing w:before="240" w:after="0" w:line="240" w:lineRule="auto"/>
-        <w:jc w:val="both"/>
-        <w:rPr>
-          <w:rFonts w:asciiTheme="majorBidi" w:eastAsia="Times New Roman" w:hAnsiTheme="majorBidi" w:cstheme="majorBidi"/>
-          <w:color w:val="373D3F"/>
-          <w:kern w:val="0"/>
-          <w:sz w:val="20"/>
-          <w:szCs w:val="20"/>
-          <w:lang w:eastAsia="en-GB"/>
-          <w14:ligatures w14:val="none"/>
-        </w:rPr>
-      </w:pPr>
-      <w:r>
-        <w:rPr>
-          <w:rFonts w:asciiTheme="majorBidi" w:eastAsia="Times New Roman" w:hAnsiTheme="majorBidi" w:cstheme="majorBidi"/>
-          <w:b/>
-          <w:bCs/>
-          <w:color w:val="373D3F"/>
-          <w:kern w:val="0"/>
-          <w:sz w:val="20"/>
-          <w:szCs w:val="20"/>
-          <w:lang w:eastAsia="en-GB"/>
-          <w14:ligatures w14:val="none"/>
-        </w:rPr>
-        <w:t>6.1. Performance  </w:t>
-      </w:r>
-    </w:p>
-    <w:p>
-      <w:pPr>
-        <w:shd w:val="clear" w:color="auto" w:fill="FFFFFF"/>
-        <w:spacing w:before="240" w:after="0" w:line="240" w:lineRule="auto"/>
-        <w:jc w:val="both"/>
-        <w:rPr>
-          <w:rFonts w:asciiTheme="majorBidi" w:eastAsia="Times New Roman" w:hAnsiTheme="majorBidi" w:cstheme="majorBidi"/>
-          <w:color w:val="373D3F"/>
-          <w:kern w:val="0"/>
-          <w:sz w:val="20"/>
-          <w:szCs w:val="20"/>
-          <w:lang w:eastAsia="en-GB"/>
-          <w14:ligatures w14:val="none"/>
-        </w:rPr>
-      </w:pPr>
-      <w:r>
-        <w:rPr>
-          <w:rFonts w:asciiTheme="majorBidi" w:eastAsia="Times New Roman" w:hAnsiTheme="majorBidi" w:cstheme="majorBidi"/>
-          <w:color w:val="373D3F"/>
-          <w:kern w:val="0"/>
-          <w:sz w:val="20"/>
-          <w:szCs w:val="20"/>
-          <w:lang w:eastAsia="en-GB"/>
-          <w14:ligatures w14:val="none"/>
-        </w:rPr>
-        <w:t>NF-1.1: </w:t>
-      </w:r>
-      <w:r>
-        <w:rPr>
-          <w:rFonts w:asciiTheme="majorBidi" w:eastAsia="Times New Roman" w:hAnsiTheme="majorBidi" w:cstheme="majorBidi"/>
-          <w:color w:val="0000FF"/>
-          <w:kern w:val="0"/>
-          <w:sz w:val="20"/>
-          <w:szCs w:val="20"/>
-          <w:lang w:eastAsia="en-GB"/>
-          <w14:ligatures w14:val="none"/>
-        </w:rPr>
-        <w:t>The system shall process and respond to incoming sensor data queries in &lt; 2 seconds.</w:t>
-      </w:r>
-    </w:p>
-    <w:p>
-      <w:pPr>
-        <w:shd w:val="clear" w:color="auto" w:fill="FFFFFF"/>
-        <w:spacing w:before="240" w:after="0" w:line="240" w:lineRule="auto"/>
-        <w:jc w:val="both"/>
-        <w:rPr>
-          <w:rFonts w:asciiTheme="majorBidi" w:eastAsia="Times New Roman" w:hAnsiTheme="majorBidi" w:cstheme="majorBidi"/>
-          <w:color w:val="373D3F"/>
-          <w:kern w:val="0"/>
-          <w:sz w:val="20"/>
-          <w:szCs w:val="20"/>
-          <w:lang w:eastAsia="en-GB"/>
-          <w14:ligatures w14:val="none"/>
-        </w:rPr>
-      </w:pPr>
-      <w:r>
-        <w:rPr>
-          <w:rFonts w:asciiTheme="majorBidi" w:eastAsia="Times New Roman" w:hAnsiTheme="majorBidi" w:cstheme="majorBidi"/>
-          <w:color w:val="373D3F"/>
-          <w:kern w:val="0"/>
-          <w:sz w:val="20"/>
-          <w:szCs w:val="20"/>
-          <w:lang w:eastAsia="en-GB"/>
-          <w14:ligatures w14:val="none"/>
-        </w:rPr>
-        <w:lastRenderedPageBreak/>
-        <w:t>NF-1.</w:t>
-      </w:r>
-      <w:r>
-        <w:rPr>
-          <w:rFonts w:asciiTheme="majorBidi" w:eastAsia="Times New Roman" w:hAnsiTheme="majorBidi" w:cstheme="majorBidi"/>
-          <w:color w:val="373D3F"/>
-          <w:kern w:val="0"/>
-          <w:sz w:val="20"/>
-          <w:szCs w:val="20"/>
-          <w:lang w:eastAsia="en-GB"/>
-          <w14:ligatures w14:val="none"/>
-        </w:rPr>
-        <w:t>2</w:t>
-      </w:r>
-      <w:r>
-        <w:rPr>
-          <w:rFonts w:asciiTheme="majorBidi" w:eastAsia="Times New Roman" w:hAnsiTheme="majorBidi" w:cstheme="majorBidi"/>
-          <w:color w:val="0000FF"/>
-          <w:kern w:val="0"/>
-          <w:sz w:val="20"/>
-          <w:szCs w:val="20"/>
-          <w:lang w:eastAsia="en-GB"/>
-          <w14:ligatures w14:val="none"/>
-        </w:rPr>
-        <w:t xml:space="preserve"> </w:t>
-      </w:r>
-      <w:r>
-        <w:rPr>
-          <w:rFonts w:asciiTheme="majorBidi" w:eastAsia="Times New Roman" w:hAnsiTheme="majorBidi" w:cstheme="majorBidi"/>
-          <w:color w:val="0000FF"/>
-          <w:kern w:val="0"/>
-          <w:sz w:val="20"/>
-          <w:szCs w:val="20"/>
-          <w:lang w:eastAsia="en-GB"/>
-          <w14:ligatures w14:val="none"/>
-        </w:rPr>
-        <w:t>The system shall maintain 99.5% uptime to ensure continuous monitoring of the dam environment.</w:t>
-      </w:r>
-    </w:p>
-    <w:p>
-      <w:pPr>
-        <w:shd w:val="clear" w:color="auto" w:fill="FFFFFF"/>
-        <w:spacing w:before="240" w:after="0" w:line="240" w:lineRule="auto"/>
-        <w:jc w:val="both"/>
-        <w:rPr>
-          <w:rFonts w:asciiTheme="majorBidi" w:eastAsia="Times New Roman" w:hAnsiTheme="majorBidi" w:cstheme="majorBidi"/>
-          <w:color w:val="373D3F"/>
-          <w:kern w:val="0"/>
-          <w:sz w:val="20"/>
-          <w:szCs w:val="20"/>
-          <w:lang w:eastAsia="en-GB"/>
-          <w14:ligatures w14:val="none"/>
-        </w:rPr>
-      </w:pPr>
-      <w:r>
-        <w:rPr>
-          <w:rFonts w:asciiTheme="majorBidi" w:eastAsia="Times New Roman" w:hAnsiTheme="majorBidi" w:cstheme="majorBidi"/>
-          <w:b/>
-          <w:bCs/>
-          <w:color w:val="373D3F"/>
-          <w:kern w:val="0"/>
-          <w:sz w:val="20"/>
-          <w:szCs w:val="20"/>
-          <w:lang w:eastAsia="en-GB"/>
-          <w14:ligatures w14:val="none"/>
-        </w:rPr>
-        <w:t>6.2. Security  </w:t>
-      </w:r>
-    </w:p>
-    <w:p>
-      <w:pPr>
-        <w:shd w:val="clear" w:color="auto" w:fill="FFFFFF"/>
-        <w:spacing w:before="240" w:after="0" w:line="240" w:lineRule="auto"/>
-        <w:jc w:val="both"/>
-        <w:rPr>
-          <w:rFonts w:asciiTheme="majorBidi" w:eastAsia="Times New Roman" w:hAnsiTheme="majorBidi" w:cstheme="majorBidi"/>
-          <w:color w:val="373D3F"/>
-          <w:kern w:val="0"/>
-          <w:sz w:val="20"/>
-          <w:szCs w:val="20"/>
-          <w:lang w:eastAsia="en-GB"/>
-          <w14:ligatures w14:val="none"/>
-        </w:rPr>
-      </w:pPr>
-      <w:r>
-        <w:rPr>
-          <w:rFonts w:asciiTheme="majorBidi" w:eastAsia="Times New Roman" w:hAnsiTheme="majorBidi" w:cstheme="majorBidi"/>
-          <w:color w:val="373D3F"/>
-          <w:kern w:val="0"/>
-          <w:sz w:val="20"/>
-          <w:szCs w:val="20"/>
-          <w:lang w:eastAsia="en-GB"/>
-          <w14:ligatures w14:val="none"/>
-        </w:rPr>
-        <w:t>NF-2.1: </w:t>
-      </w:r>
-      <w:r>
-        <w:rPr>
-          <w:rFonts w:asciiTheme="majorBidi" w:eastAsia="Times New Roman" w:hAnsiTheme="majorBidi" w:cstheme="majorBidi"/>
-          <w:color w:val="0000FF"/>
-          <w:kern w:val="0"/>
-          <w:sz w:val="20"/>
-          <w:szCs w:val="20"/>
-          <w:lang w:eastAsia="en-GB"/>
-          <w14:ligatures w14:val="none"/>
-        </w:rPr>
-        <w:t>All administrator passwords used to access threshold configuration settings shall be hashed securely using Argon2.</w:t>
-      </w:r>
-    </w:p>
-    <w:p>
-      <w:pPr>
-        <w:rPr>
-          <w:rFonts w:asciiTheme="majorBidi" w:hAnsiTheme="majorBidi" w:cstheme="majorBidi"/>
-          <w:sz w:val="18"/>
-          <w:szCs w:val="18"/>
-        </w:rPr>
-      </w:pPr>
-    </w:p>
-    <w:p>
-      <w:pPr>
-        <w:rPr>
-          <w:rFonts w:asciiTheme="majorBidi" w:hAnsiTheme="majorBidi" w:cstheme="majorBidi"/>
-          <w:sz w:val="18"/>
-          <w:szCs w:val="18"/>
+        <w:jc w:val="center"/>
+        <w:rPr>
+          <w:rFonts w:asciiTheme="majorBidi" w:eastAsia="Times New Roman" w:hAnsiTheme="majorBidi" w:cstheme="majorBidi"/>
+          <w:kern w:val="0"/>
+          <w:sz w:val="20"/>
+          <w:szCs w:val="20"/>
+          <w:lang w:eastAsia="en-GB"/>
+          <w14:ligatures w14:val="none"/>
         </w:rPr>
       </w:pPr>
       <w:r>
@@ -4757,10 +2929,10 @@
           <w:noProof/>
         </w:rPr>
         <w:drawing>
-          <wp:inline distT="0" distB="0" distL="0" distR="0" wp14:anchorId="5EE788FE" wp14:editId="0F00AB8A">
-            <wp:extent cx="5167630" cy="4348480"/>
+          <wp:inline distT="0" distB="0" distL="0" distR="0" wp14:anchorId="68C9A80D" wp14:editId="14BDB0B4">
+            <wp:extent cx="2522220" cy="3985715"/>
             <wp:effectExtent l="0" t="0" r="0" b="0"/>
-            <wp:docPr id="1087124651" name="Obraz 2"/>
+            <wp:docPr id="1527930199" name="Obraz 4"/>
             <wp:cNvGraphicFramePr>
               <a:graphicFrameLocks xmlns:a="http://schemas.openxmlformats.org/drawingml/2006/main" noChangeAspect="1"/>
             </wp:cNvGraphicFramePr>
@@ -4768,7 +2940,7 @@
               <a:graphicData uri="http://schemas.openxmlformats.org/drawingml/2006/picture">
                 <pic:pic xmlns:pic="http://schemas.openxmlformats.org/drawingml/2006/picture">
                   <pic:nvPicPr>
-                    <pic:cNvPr id="0" name="Picture 3"/>
+                    <pic:cNvPr id="0" name="Picture 7"/>
                     <pic:cNvPicPr>
                       <a:picLocks noChangeAspect="1" noChangeArrowheads="1"/>
                     </pic:cNvPicPr>
@@ -4789,7 +2961,7 @@
                   <pic:spPr bwMode="auto">
                     <a:xfrm>
                       <a:off x="0" y="0"/>
-                      <a:ext cx="5167630" cy="4348480"/>
+                      <a:ext cx="2523332" cy="3987472"/>
                     </a:xfrm>
                     <a:prstGeom prst="rect">
                       <a:avLst/>
@@ -4808,10 +2980,806 @@
     </w:p>
     <w:p>
       <w:pPr>
-        <w:rPr>
-          <w:rFonts w:asciiTheme="majorBidi" w:hAnsiTheme="majorBidi" w:cstheme="majorBidi"/>
-          <w:sz w:val="18"/>
-          <w:szCs w:val="18"/>
+        <w:shd w:val="clear" w:color="auto" w:fill="FFFFFF"/>
+        <w:spacing w:before="240" w:after="0" w:line="240" w:lineRule="auto"/>
+        <w:jc w:val="both"/>
+        <w:rPr>
+          <w:rFonts w:asciiTheme="majorBidi" w:eastAsia="Times New Roman" w:hAnsiTheme="majorBidi" w:cstheme="majorBidi"/>
+          <w:kern w:val="0"/>
+          <w:sz w:val="20"/>
+          <w:szCs w:val="20"/>
+          <w:lang w:eastAsia="en-GB"/>
+          <w14:ligatures w14:val="none"/>
+        </w:rPr>
+      </w:pPr>
+      <w:r>
+        <w:rPr>
+          <w:rFonts w:asciiTheme="majorBidi" w:eastAsia="Times New Roman" w:hAnsiTheme="majorBidi" w:cstheme="majorBidi"/>
+          <w:b/>
+          <w:bCs/>
+          <w:kern w:val="0"/>
+          <w:sz w:val="20"/>
+          <w:szCs w:val="20"/>
+          <w:lang w:eastAsia="en-GB"/>
+          <w14:ligatures w14:val="none"/>
+        </w:rPr>
+        <w:lastRenderedPageBreak/>
+        <w:t>2.5. Design and Implementation Constraints</w:t>
+      </w:r>
+    </w:p>
+    <w:p>
+      <w:pPr>
+        <w:pStyle w:val="Akapitzlist"/>
+        <w:numPr>
+          <w:ilvl w:val="0"/>
+          <w:numId w:val="8"/>
+        </w:numPr>
+        <w:shd w:val="clear" w:color="auto" w:fill="FFFFFF"/>
+        <w:spacing w:before="240" w:after="0" w:line="240" w:lineRule="auto"/>
+        <w:jc w:val="both"/>
+        <w:rPr>
+          <w:rFonts w:asciiTheme="majorBidi" w:eastAsia="Times New Roman" w:hAnsiTheme="majorBidi" w:cstheme="majorBidi"/>
+          <w:kern w:val="0"/>
+          <w:sz w:val="20"/>
+          <w:szCs w:val="20"/>
+          <w:lang w:val="en-US" w:eastAsia="en-GB"/>
+          <w14:ligatures w14:val="none"/>
+        </w:rPr>
+      </w:pPr>
+      <w:r>
+        <w:rPr>
+          <w:rFonts w:asciiTheme="majorBidi" w:eastAsia="Times New Roman" w:hAnsiTheme="majorBidi" w:cstheme="majorBidi"/>
+          <w:kern w:val="0"/>
+          <w:sz w:val="20"/>
+          <w:szCs w:val="20"/>
+          <w:lang w:val="en-US" w:eastAsia="en-GB"/>
+          <w14:ligatures w14:val="none"/>
+        </w:rPr>
+        <w:t xml:space="preserve">The software must read telemetry data from provided physical or simulated water level sensors without requiring hardware modifications. </w:t>
+      </w:r>
+    </w:p>
+    <w:p>
+      <w:pPr>
+        <w:pStyle w:val="Akapitzlist"/>
+        <w:numPr>
+          <w:ilvl w:val="0"/>
+          <w:numId w:val="8"/>
+        </w:numPr>
+        <w:shd w:val="clear" w:color="auto" w:fill="FFFFFF"/>
+        <w:spacing w:before="240" w:after="0" w:line="240" w:lineRule="auto"/>
+        <w:jc w:val="both"/>
+        <w:rPr>
+          <w:rFonts w:asciiTheme="majorBidi" w:eastAsia="Times New Roman" w:hAnsiTheme="majorBidi" w:cstheme="majorBidi"/>
+          <w:kern w:val="0"/>
+          <w:sz w:val="20"/>
+          <w:szCs w:val="20"/>
+          <w:lang w:val="en-US" w:eastAsia="en-GB"/>
+          <w14:ligatures w14:val="none"/>
+        </w:rPr>
+      </w:pPr>
+      <w:r>
+        <w:rPr>
+          <w:rFonts w:asciiTheme="majorBidi" w:eastAsia="Times New Roman" w:hAnsiTheme="majorBidi" w:cstheme="majorBidi"/>
+          <w:kern w:val="0"/>
+          <w:sz w:val="20"/>
+          <w:szCs w:val="20"/>
+          <w:lang w:val="en-US" w:eastAsia="en-GB"/>
+          <w14:ligatures w14:val="none"/>
+        </w:rPr>
+        <w:t xml:space="preserve">The system is constrained to using standard external APIs for dispatching SMS and email notifications. </w:t>
+      </w:r>
+    </w:p>
+    <w:p>
+      <w:pPr>
+        <w:pStyle w:val="Akapitzlist"/>
+        <w:numPr>
+          <w:ilvl w:val="0"/>
+          <w:numId w:val="8"/>
+        </w:numPr>
+        <w:shd w:val="clear" w:color="auto" w:fill="FFFFFF"/>
+        <w:spacing w:before="240" w:after="0" w:line="240" w:lineRule="auto"/>
+        <w:jc w:val="both"/>
+        <w:rPr>
+          <w:rFonts w:asciiTheme="majorBidi" w:eastAsia="Times New Roman" w:hAnsiTheme="majorBidi" w:cstheme="majorBidi"/>
+          <w:kern w:val="0"/>
+          <w:sz w:val="20"/>
+          <w:szCs w:val="20"/>
+          <w:lang w:val="en-US" w:eastAsia="en-GB"/>
+          <w14:ligatures w14:val="none"/>
+        </w:rPr>
+      </w:pPr>
+      <w:r>
+        <w:rPr>
+          <w:rFonts w:asciiTheme="majorBidi" w:eastAsia="Times New Roman" w:hAnsiTheme="majorBidi" w:cstheme="majorBidi"/>
+          <w:kern w:val="0"/>
+          <w:sz w:val="20"/>
+          <w:szCs w:val="20"/>
+          <w:lang w:val="en-US" w:eastAsia="en-GB"/>
+          <w14:ligatures w14:val="none"/>
+        </w:rPr>
+        <w:t>Developers must exclusively use the Argon2 algorithm for hashing administrator passwords.</w:t>
+      </w:r>
+    </w:p>
+    <w:p>
+      <w:pPr>
+        <w:shd w:val="clear" w:color="auto" w:fill="FFFFFF"/>
+        <w:spacing w:before="240" w:after="0" w:line="240" w:lineRule="auto"/>
+        <w:jc w:val="both"/>
+        <w:rPr>
+          <w:rFonts w:asciiTheme="majorBidi" w:eastAsia="Times New Roman" w:hAnsiTheme="majorBidi" w:cstheme="majorBidi"/>
+          <w:kern w:val="0"/>
+          <w:sz w:val="20"/>
+          <w:szCs w:val="20"/>
+          <w:lang w:eastAsia="en-GB"/>
+          <w14:ligatures w14:val="none"/>
+        </w:rPr>
+      </w:pPr>
+      <w:r>
+        <w:rPr>
+          <w:rFonts w:asciiTheme="majorBidi" w:eastAsia="Times New Roman" w:hAnsiTheme="majorBidi" w:cstheme="majorBidi"/>
+          <w:b/>
+          <w:bCs/>
+          <w:kern w:val="0"/>
+          <w:sz w:val="20"/>
+          <w:szCs w:val="20"/>
+          <w:lang w:eastAsia="en-GB"/>
+          <w14:ligatures w14:val="none"/>
+        </w:rPr>
+        <w:t>2.6. User Documentation</w:t>
+      </w:r>
+    </w:p>
+    <w:p>
+      <w:pPr>
+        <w:pStyle w:val="Akapitzlist"/>
+        <w:numPr>
+          <w:ilvl w:val="0"/>
+          <w:numId w:val="9"/>
+        </w:numPr>
+        <w:shd w:val="clear" w:color="auto" w:fill="FFFFFF"/>
+        <w:spacing w:before="240" w:after="0" w:line="240" w:lineRule="auto"/>
+        <w:jc w:val="both"/>
+        <w:rPr>
+          <w:rFonts w:asciiTheme="majorBidi" w:eastAsia="Times New Roman" w:hAnsiTheme="majorBidi" w:cstheme="majorBidi"/>
+          <w:kern w:val="0"/>
+          <w:sz w:val="20"/>
+          <w:szCs w:val="20"/>
+          <w:lang w:val="en-US" w:eastAsia="en-GB"/>
+          <w14:ligatures w14:val="none"/>
+        </w:rPr>
+      </w:pPr>
+      <w:r>
+        <w:rPr>
+          <w:rFonts w:asciiTheme="majorBidi" w:eastAsia="Times New Roman" w:hAnsiTheme="majorBidi" w:cstheme="majorBidi"/>
+          <w:b/>
+          <w:bCs/>
+          <w:kern w:val="0"/>
+          <w:sz w:val="20"/>
+          <w:szCs w:val="20"/>
+          <w:lang w:val="en-US" w:eastAsia="en-GB"/>
+          <w14:ligatures w14:val="none"/>
+        </w:rPr>
+        <w:t>Operator Dashboard Guide:</w:t>
+      </w:r>
+      <w:r>
+        <w:rPr>
+          <w:rFonts w:asciiTheme="majorBidi" w:eastAsia="Times New Roman" w:hAnsiTheme="majorBidi" w:cstheme="majorBidi"/>
+          <w:kern w:val="0"/>
+          <w:sz w:val="20"/>
+          <w:szCs w:val="20"/>
+          <w:lang w:val="en-US" w:eastAsia="en-GB"/>
+          <w14:ligatures w14:val="none"/>
+        </w:rPr>
+        <w:t xml:space="preserve"> A concise manual detailing how to read sensor data and respond to visual alerts.</w:t>
+      </w:r>
+    </w:p>
+    <w:p>
+      <w:pPr>
+        <w:pStyle w:val="Akapitzlist"/>
+        <w:numPr>
+          <w:ilvl w:val="0"/>
+          <w:numId w:val="9"/>
+        </w:numPr>
+        <w:shd w:val="clear" w:color="auto" w:fill="FFFFFF"/>
+        <w:spacing w:before="240" w:after="0" w:line="240" w:lineRule="auto"/>
+        <w:jc w:val="both"/>
+        <w:rPr>
+          <w:rFonts w:asciiTheme="majorBidi" w:eastAsia="Times New Roman" w:hAnsiTheme="majorBidi" w:cstheme="majorBidi"/>
+          <w:kern w:val="0"/>
+          <w:sz w:val="20"/>
+          <w:szCs w:val="20"/>
+          <w:lang w:val="en-US" w:eastAsia="en-GB"/>
+          <w14:ligatures w14:val="none"/>
+        </w:rPr>
+      </w:pPr>
+      <w:r>
+        <w:rPr>
+          <w:rFonts w:asciiTheme="majorBidi" w:eastAsia="Times New Roman" w:hAnsiTheme="majorBidi" w:cstheme="majorBidi"/>
+          <w:b/>
+          <w:bCs/>
+          <w:kern w:val="0"/>
+          <w:sz w:val="20"/>
+          <w:szCs w:val="20"/>
+          <w:lang w:val="en-US" w:eastAsia="en-GB"/>
+          <w14:ligatures w14:val="none"/>
+        </w:rPr>
+        <w:t>Administrator Configuration Manual:</w:t>
+      </w:r>
+      <w:r>
+        <w:rPr>
+          <w:rFonts w:asciiTheme="majorBidi" w:eastAsia="Times New Roman" w:hAnsiTheme="majorBidi" w:cstheme="majorBidi"/>
+          <w:kern w:val="0"/>
+          <w:sz w:val="20"/>
+          <w:szCs w:val="20"/>
+          <w:lang w:val="en-US" w:eastAsia="en-GB"/>
+          <w14:ligatures w14:val="none"/>
+        </w:rPr>
+        <w:t xml:space="preserve"> Documentation covering sensor setup and threshold management.</w:t>
+      </w:r>
+    </w:p>
+    <w:p>
+      <w:pPr>
+        <w:shd w:val="clear" w:color="auto" w:fill="FFFFFF"/>
+        <w:spacing w:before="240" w:after="0" w:line="240" w:lineRule="auto"/>
+        <w:jc w:val="both"/>
+        <w:rPr>
+          <w:rFonts w:asciiTheme="majorBidi" w:eastAsia="Times New Roman" w:hAnsiTheme="majorBidi" w:cstheme="majorBidi"/>
+          <w:kern w:val="0"/>
+          <w:sz w:val="20"/>
+          <w:szCs w:val="20"/>
+          <w:lang w:eastAsia="en-GB"/>
+          <w14:ligatures w14:val="none"/>
+        </w:rPr>
+      </w:pPr>
+      <w:r>
+        <w:rPr>
+          <w:rFonts w:asciiTheme="majorBidi" w:eastAsia="Times New Roman" w:hAnsiTheme="majorBidi" w:cstheme="majorBidi"/>
+          <w:b/>
+          <w:bCs/>
+          <w:kern w:val="0"/>
+          <w:sz w:val="20"/>
+          <w:szCs w:val="20"/>
+          <w:lang w:eastAsia="en-GB"/>
+          <w14:ligatures w14:val="none"/>
+        </w:rPr>
+        <w:t>2.7. Assumptions and Dependencies</w:t>
+      </w:r>
+    </w:p>
+    <w:p>
+      <w:pPr>
+        <w:pStyle w:val="Akapitzlist"/>
+        <w:numPr>
+          <w:ilvl w:val="0"/>
+          <w:numId w:val="10"/>
+        </w:numPr>
+        <w:shd w:val="clear" w:color="auto" w:fill="FFFFFF"/>
+        <w:spacing w:before="240" w:after="0" w:line="240" w:lineRule="auto"/>
+        <w:jc w:val="both"/>
+        <w:rPr>
+          <w:rFonts w:asciiTheme="majorBidi" w:eastAsia="Times New Roman" w:hAnsiTheme="majorBidi" w:cstheme="majorBidi"/>
+          <w:kern w:val="0"/>
+          <w:sz w:val="20"/>
+          <w:szCs w:val="20"/>
+          <w:lang w:val="en-US" w:eastAsia="en-GB"/>
+          <w14:ligatures w14:val="none"/>
+        </w:rPr>
+      </w:pPr>
+      <w:r>
+        <w:rPr>
+          <w:rFonts w:asciiTheme="majorBidi" w:eastAsia="Times New Roman" w:hAnsiTheme="majorBidi" w:cstheme="majorBidi"/>
+          <w:kern w:val="0"/>
+          <w:sz w:val="20"/>
+          <w:szCs w:val="20"/>
+          <w:lang w:val="en-US" w:eastAsia="en-GB"/>
+          <w14:ligatures w14:val="none"/>
+        </w:rPr>
+        <w:t xml:space="preserve">It is assumed that the physical or simulated water level sensors will continuously transmit data without prolonged hardware failure. </w:t>
+      </w:r>
+    </w:p>
+    <w:p>
+      <w:pPr>
+        <w:pStyle w:val="Akapitzlist"/>
+        <w:numPr>
+          <w:ilvl w:val="0"/>
+          <w:numId w:val="10"/>
+        </w:numPr>
+        <w:shd w:val="clear" w:color="auto" w:fill="FFFFFF"/>
+        <w:spacing w:before="240" w:after="0" w:line="240" w:lineRule="auto"/>
+        <w:jc w:val="both"/>
+        <w:rPr>
+          <w:rFonts w:asciiTheme="majorBidi" w:eastAsia="Times New Roman" w:hAnsiTheme="majorBidi" w:cstheme="majorBidi"/>
+          <w:kern w:val="0"/>
+          <w:sz w:val="20"/>
+          <w:szCs w:val="20"/>
+          <w:lang w:val="en-US" w:eastAsia="en-GB"/>
+          <w14:ligatures w14:val="none"/>
+        </w:rPr>
+      </w:pPr>
+      <w:r>
+        <w:rPr>
+          <w:rFonts w:asciiTheme="majorBidi" w:eastAsia="Times New Roman" w:hAnsiTheme="majorBidi" w:cstheme="majorBidi"/>
+          <w:kern w:val="0"/>
+          <w:sz w:val="20"/>
+          <w:szCs w:val="20"/>
+          <w:lang w:val="en-US" w:eastAsia="en-GB"/>
+          <w14:ligatures w14:val="none"/>
+        </w:rPr>
+        <w:t>The software relies on a stable network connection to receive data and dispatch external alerts.</w:t>
+      </w:r>
+    </w:p>
+    <w:p>
+      <w:pPr>
+        <w:shd w:val="clear" w:color="auto" w:fill="FFFFFF"/>
+        <w:spacing w:before="240" w:after="0" w:line="240" w:lineRule="auto"/>
+        <w:jc w:val="both"/>
+        <w:rPr>
+          <w:rFonts w:asciiTheme="majorBidi" w:eastAsia="Times New Roman" w:hAnsiTheme="majorBidi" w:cstheme="majorBidi"/>
+          <w:kern w:val="0"/>
+          <w:sz w:val="20"/>
+          <w:szCs w:val="20"/>
+          <w:lang w:eastAsia="en-GB"/>
+          <w14:ligatures w14:val="none"/>
+        </w:rPr>
+      </w:pPr>
+      <w:r>
+        <w:rPr>
+          <w:rFonts w:asciiTheme="majorBidi" w:eastAsia="Times New Roman" w:hAnsiTheme="majorBidi" w:cstheme="majorBidi"/>
+          <w:b/>
+          <w:bCs/>
+          <w:kern w:val="0"/>
+          <w:sz w:val="20"/>
+          <w:szCs w:val="20"/>
+          <w:lang w:eastAsia="en-GB"/>
+          <w14:ligatures w14:val="none"/>
+        </w:rPr>
+        <w:t>3. System Features</w:t>
+      </w:r>
+    </w:p>
+    <w:p>
+      <w:pPr>
+        <w:shd w:val="clear" w:color="auto" w:fill="FFFFFF"/>
+        <w:spacing w:before="240" w:after="0" w:line="240" w:lineRule="auto"/>
+        <w:jc w:val="both"/>
+        <w:rPr>
+          <w:rFonts w:asciiTheme="majorBidi" w:eastAsia="Times New Roman" w:hAnsiTheme="majorBidi" w:cstheme="majorBidi"/>
+          <w:kern w:val="0"/>
+          <w:sz w:val="20"/>
+          <w:szCs w:val="20"/>
+          <w:lang w:eastAsia="en-GB"/>
+          <w14:ligatures w14:val="none"/>
+        </w:rPr>
+      </w:pPr>
+      <w:r>
+        <w:rPr>
+          <w:rFonts w:asciiTheme="majorBidi" w:eastAsia="Times New Roman" w:hAnsiTheme="majorBidi" w:cstheme="majorBidi"/>
+          <w:b/>
+          <w:bCs/>
+          <w:kern w:val="0"/>
+          <w:sz w:val="20"/>
+          <w:szCs w:val="20"/>
+          <w:lang w:eastAsia="en-GB"/>
+          <w14:ligatures w14:val="none"/>
+        </w:rPr>
+        <w:t>3.1. </w:t>
+      </w:r>
+      <w:r>
+        <w:rPr>
+          <w:rFonts w:asciiTheme="majorBidi" w:eastAsia="Times New Roman" w:hAnsiTheme="majorBidi" w:cstheme="majorBidi"/>
+          <w:b/>
+          <w:bCs/>
+          <w:kern w:val="0"/>
+          <w:sz w:val="20"/>
+          <w:szCs w:val="20"/>
+          <w:lang w:eastAsia="en-GB"/>
+          <w14:ligatures w14:val="none"/>
+        </w:rPr>
+        <w:t>Water Level Monitoring</w:t>
+      </w:r>
+    </w:p>
+    <w:p>
+      <w:pPr>
+        <w:shd w:val="clear" w:color="auto" w:fill="FFFFFF"/>
+        <w:spacing w:before="240" w:after="0" w:line="240" w:lineRule="auto"/>
+        <w:jc w:val="both"/>
+        <w:rPr>
+          <w:rFonts w:asciiTheme="majorBidi" w:eastAsia="Times New Roman" w:hAnsiTheme="majorBidi" w:cstheme="majorBidi"/>
+          <w:kern w:val="0"/>
+          <w:sz w:val="20"/>
+          <w:szCs w:val="20"/>
+          <w:lang w:eastAsia="en-GB"/>
+          <w14:ligatures w14:val="none"/>
+        </w:rPr>
+      </w:pPr>
+      <w:r>
+        <w:rPr>
+          <w:rFonts w:asciiTheme="majorBidi" w:eastAsia="Times New Roman" w:hAnsiTheme="majorBidi" w:cstheme="majorBidi"/>
+          <w:kern w:val="0"/>
+          <w:sz w:val="20"/>
+          <w:szCs w:val="20"/>
+          <w:lang w:eastAsia="en-GB"/>
+          <w14:ligatures w14:val="none"/>
+        </w:rPr>
+        <w:t>This feature handles the continuous ingestion and evaluation of data from connected water level sensors.</w:t>
+      </w:r>
+    </w:p>
+    <w:p>
+      <w:pPr>
+        <w:shd w:val="clear" w:color="auto" w:fill="FFFFFF"/>
+        <w:spacing w:before="240" w:after="0" w:line="240" w:lineRule="auto"/>
+        <w:jc w:val="both"/>
+        <w:rPr>
+          <w:rFonts w:asciiTheme="majorBidi" w:eastAsia="Times New Roman" w:hAnsiTheme="majorBidi" w:cstheme="majorBidi"/>
+          <w:b/>
+          <w:bCs/>
+          <w:kern w:val="0"/>
+          <w:sz w:val="20"/>
+          <w:szCs w:val="20"/>
+          <w:lang w:eastAsia="en-GB"/>
+          <w14:ligatures w14:val="none"/>
+        </w:rPr>
+      </w:pPr>
+      <w:r>
+        <w:rPr>
+          <w:rFonts w:asciiTheme="majorBidi" w:eastAsia="Times New Roman" w:hAnsiTheme="majorBidi" w:cstheme="majorBidi"/>
+          <w:b/>
+          <w:bCs/>
+          <w:kern w:val="0"/>
+          <w:sz w:val="20"/>
+          <w:szCs w:val="20"/>
+          <w:lang w:eastAsia="en-GB"/>
+          <w14:ligatures w14:val="none"/>
+        </w:rPr>
+        <w:t>3.</w:t>
+      </w:r>
+      <w:r>
+        <w:rPr>
+          <w:rFonts w:asciiTheme="majorBidi" w:eastAsia="Times New Roman" w:hAnsiTheme="majorBidi" w:cstheme="majorBidi"/>
+          <w:b/>
+          <w:bCs/>
+          <w:kern w:val="0"/>
+          <w:sz w:val="20"/>
+          <w:szCs w:val="20"/>
+          <w:lang w:eastAsia="en-GB"/>
+          <w14:ligatures w14:val="none"/>
+        </w:rPr>
+        <w:t>2</w:t>
+      </w:r>
+      <w:r>
+        <w:rPr>
+          <w:rFonts w:asciiTheme="majorBidi" w:eastAsia="Times New Roman" w:hAnsiTheme="majorBidi" w:cstheme="majorBidi"/>
+          <w:b/>
+          <w:bCs/>
+          <w:kern w:val="0"/>
+          <w:sz w:val="20"/>
+          <w:szCs w:val="20"/>
+          <w:lang w:eastAsia="en-GB"/>
+          <w14:ligatures w14:val="none"/>
+        </w:rPr>
+        <w:t xml:space="preserve"> </w:t>
+      </w:r>
+      <w:r>
+        <w:rPr>
+          <w:rFonts w:asciiTheme="majorBidi" w:eastAsia="Times New Roman" w:hAnsiTheme="majorBidi" w:cstheme="majorBidi"/>
+          <w:b/>
+          <w:bCs/>
+          <w:kern w:val="0"/>
+          <w:sz w:val="20"/>
+          <w:szCs w:val="20"/>
+          <w:lang w:eastAsia="en-GB"/>
+          <w14:ligatures w14:val="none"/>
+        </w:rPr>
+        <w:t>Automated Alert Management</w:t>
+      </w:r>
+    </w:p>
+    <w:p>
+      <w:pPr>
+        <w:shd w:val="clear" w:color="auto" w:fill="FFFFFF"/>
+        <w:spacing w:before="240" w:after="0" w:line="240" w:lineRule="auto"/>
+        <w:jc w:val="both"/>
+        <w:rPr>
+          <w:rFonts w:asciiTheme="majorBidi" w:eastAsia="Times New Roman" w:hAnsiTheme="majorBidi" w:cstheme="majorBidi"/>
+          <w:kern w:val="0"/>
+          <w:sz w:val="20"/>
+          <w:szCs w:val="20"/>
+          <w:lang w:eastAsia="en-GB"/>
+          <w14:ligatures w14:val="none"/>
+        </w:rPr>
+      </w:pPr>
+      <w:r>
+        <w:rPr>
+          <w:rFonts w:asciiTheme="majorBidi" w:eastAsia="Times New Roman" w:hAnsiTheme="majorBidi" w:cstheme="majorBidi"/>
+          <w:kern w:val="0"/>
+          <w:sz w:val="20"/>
+          <w:szCs w:val="20"/>
+          <w:lang w:eastAsia="en-GB"/>
+          <w14:ligatures w14:val="none"/>
+        </w:rPr>
+        <w:t>This feature controls the logic for triggering and dispatching visual or text-based notifications when safety thresholds are breached.</w:t>
+      </w:r>
+    </w:p>
+    <w:p>
+      <w:pPr>
+        <w:shd w:val="clear" w:color="auto" w:fill="FFFFFF"/>
+        <w:spacing w:before="240" w:after="0" w:line="240" w:lineRule="auto"/>
+        <w:jc w:val="both"/>
+        <w:rPr>
+          <w:rFonts w:asciiTheme="majorBidi" w:eastAsia="Times New Roman" w:hAnsiTheme="majorBidi" w:cstheme="majorBidi"/>
+          <w:kern w:val="0"/>
+          <w:sz w:val="20"/>
+          <w:szCs w:val="20"/>
+          <w:lang w:eastAsia="en-GB"/>
+          <w14:ligatures w14:val="none"/>
+        </w:rPr>
+      </w:pPr>
+      <w:r>
+        <w:rPr>
+          <w:rFonts w:asciiTheme="majorBidi" w:eastAsia="Times New Roman" w:hAnsiTheme="majorBidi" w:cstheme="majorBidi"/>
+          <w:b/>
+          <w:bCs/>
+          <w:kern w:val="0"/>
+          <w:sz w:val="20"/>
+          <w:szCs w:val="20"/>
+          <w:lang w:eastAsia="en-GB"/>
+          <w14:ligatures w14:val="none"/>
+        </w:rPr>
+        <w:t>4. External Interface Requirements</w:t>
+      </w:r>
+    </w:p>
+    <w:p>
+      <w:pPr>
+        <w:shd w:val="clear" w:color="auto" w:fill="FFFFFF"/>
+        <w:spacing w:before="240" w:after="0" w:line="240" w:lineRule="auto"/>
+        <w:jc w:val="both"/>
+        <w:rPr>
+          <w:rFonts w:asciiTheme="majorBidi" w:eastAsia="Times New Roman" w:hAnsiTheme="majorBidi" w:cstheme="majorBidi"/>
+          <w:kern w:val="0"/>
+          <w:sz w:val="20"/>
+          <w:szCs w:val="20"/>
+          <w:lang w:eastAsia="en-GB"/>
+          <w14:ligatures w14:val="none"/>
+        </w:rPr>
+      </w:pPr>
+      <w:r>
+        <w:rPr>
+          <w:rFonts w:asciiTheme="majorBidi" w:eastAsia="Times New Roman" w:hAnsiTheme="majorBidi" w:cstheme="majorBidi"/>
+          <w:b/>
+          <w:bCs/>
+          <w:kern w:val="0"/>
+          <w:sz w:val="20"/>
+          <w:szCs w:val="20"/>
+          <w:lang w:eastAsia="en-GB"/>
+          <w14:ligatures w14:val="none"/>
+        </w:rPr>
+        <w:t>4.1. User Interfaces Overview</w:t>
+      </w:r>
+    </w:p>
+    <w:p>
+      <w:pPr>
+        <w:shd w:val="clear" w:color="auto" w:fill="FFFFFF"/>
+        <w:spacing w:before="240" w:after="0" w:line="240" w:lineRule="auto"/>
+        <w:jc w:val="both"/>
+        <w:rPr>
+          <w:rFonts w:asciiTheme="majorBidi" w:eastAsia="Times New Roman" w:hAnsiTheme="majorBidi" w:cstheme="majorBidi"/>
+          <w:kern w:val="0"/>
+          <w:sz w:val="20"/>
+          <w:szCs w:val="20"/>
+          <w:lang w:eastAsia="en-GB"/>
+          <w14:ligatures w14:val="none"/>
+        </w:rPr>
+      </w:pPr>
+      <w:r>
+        <w:rPr>
+          <w:rFonts w:asciiTheme="majorBidi" w:eastAsia="Times New Roman" w:hAnsiTheme="majorBidi" w:cstheme="majorBidi"/>
+          <w:kern w:val="0"/>
+          <w:sz w:val="20"/>
+          <w:szCs w:val="20"/>
+          <w:lang w:eastAsia="en-GB"/>
+          <w14:ligatures w14:val="none"/>
+        </w:rPr>
+        <w:t xml:space="preserve">The system shall provide a Graphical User Interface dashboard for Dam Operators. The dashboard will feature real-time data visualization and distinct visual indicators when alerts are triggered. </w:t>
+      </w:r>
+    </w:p>
+    <w:p>
+      <w:pPr>
+        <w:shd w:val="clear" w:color="auto" w:fill="FFFFFF"/>
+        <w:spacing w:before="240" w:after="0" w:line="240" w:lineRule="auto"/>
+        <w:jc w:val="both"/>
+        <w:rPr>
+          <w:rFonts w:asciiTheme="majorBidi" w:eastAsia="Times New Roman" w:hAnsiTheme="majorBidi" w:cstheme="majorBidi"/>
+          <w:kern w:val="0"/>
+          <w:sz w:val="20"/>
+          <w:szCs w:val="20"/>
+          <w:lang w:eastAsia="en-GB"/>
+          <w14:ligatures w14:val="none"/>
+        </w:rPr>
+      </w:pPr>
+      <w:r>
+        <w:rPr>
+          <w:rFonts w:asciiTheme="majorBidi" w:eastAsia="Times New Roman" w:hAnsiTheme="majorBidi" w:cstheme="majorBidi"/>
+          <w:b/>
+          <w:bCs/>
+          <w:kern w:val="0"/>
+          <w:sz w:val="20"/>
+          <w:szCs w:val="20"/>
+          <w:lang w:eastAsia="en-GB"/>
+          <w14:ligatures w14:val="none"/>
+        </w:rPr>
+        <w:t>4.2. Hardware Interfaces</w:t>
+      </w:r>
+    </w:p>
+    <w:p>
+      <w:pPr>
+        <w:shd w:val="clear" w:color="auto" w:fill="FFFFFF"/>
+        <w:spacing w:before="240" w:after="0" w:line="240" w:lineRule="auto"/>
+        <w:jc w:val="both"/>
+        <w:rPr>
+          <w:rFonts w:asciiTheme="majorBidi" w:eastAsia="Times New Roman" w:hAnsiTheme="majorBidi" w:cstheme="majorBidi"/>
+          <w:kern w:val="0"/>
+          <w:sz w:val="20"/>
+          <w:szCs w:val="20"/>
+          <w:lang w:eastAsia="en-GB"/>
+          <w14:ligatures w14:val="none"/>
+        </w:rPr>
+      </w:pPr>
+      <w:r>
+        <w:rPr>
+          <w:rFonts w:asciiTheme="majorBidi" w:eastAsia="Times New Roman" w:hAnsiTheme="majorBidi" w:cstheme="majorBidi"/>
+          <w:kern w:val="0"/>
+          <w:sz w:val="20"/>
+          <w:szCs w:val="20"/>
+          <w:lang w:eastAsia="en-GB"/>
+          <w14:ligatures w14:val="none"/>
+        </w:rPr>
+        <w:t>The software must establish a connection protocol to interface directly with physical water level sensors to receive continuous telemetry data.</w:t>
+      </w:r>
+    </w:p>
+    <w:p>
+      <w:pPr>
+        <w:shd w:val="clear" w:color="auto" w:fill="FFFFFF"/>
+        <w:spacing w:before="240" w:after="0" w:line="240" w:lineRule="auto"/>
+        <w:jc w:val="both"/>
+        <w:rPr>
+          <w:rFonts w:asciiTheme="majorBidi" w:eastAsia="Times New Roman" w:hAnsiTheme="majorBidi" w:cstheme="majorBidi"/>
+          <w:kern w:val="0"/>
+          <w:sz w:val="20"/>
+          <w:szCs w:val="20"/>
+          <w:lang w:eastAsia="en-GB"/>
+          <w14:ligatures w14:val="none"/>
+        </w:rPr>
+      </w:pPr>
+      <w:r>
+        <w:rPr>
+          <w:rFonts w:asciiTheme="majorBidi" w:eastAsia="Times New Roman" w:hAnsiTheme="majorBidi" w:cstheme="majorBidi"/>
+          <w:b/>
+          <w:bCs/>
+          <w:kern w:val="0"/>
+          <w:sz w:val="20"/>
+          <w:szCs w:val="20"/>
+          <w:lang w:eastAsia="en-GB"/>
+          <w14:ligatures w14:val="none"/>
+        </w:rPr>
+        <w:t>4.3. Software Interfaces</w:t>
+      </w:r>
+    </w:p>
+    <w:p>
+      <w:pPr>
+        <w:shd w:val="clear" w:color="auto" w:fill="FFFFFF"/>
+        <w:spacing w:before="240" w:after="0" w:line="240" w:lineRule="auto"/>
+        <w:jc w:val="both"/>
+        <w:rPr>
+          <w:rFonts w:asciiTheme="majorBidi" w:eastAsia="Times New Roman" w:hAnsiTheme="majorBidi" w:cstheme="majorBidi"/>
+          <w:kern w:val="0"/>
+          <w:sz w:val="20"/>
+          <w:szCs w:val="20"/>
+          <w:lang w:eastAsia="en-GB"/>
+          <w14:ligatures w14:val="none"/>
+        </w:rPr>
+      </w:pPr>
+      <w:r>
+        <w:rPr>
+          <w:rFonts w:asciiTheme="majorBidi" w:eastAsia="Times New Roman" w:hAnsiTheme="majorBidi" w:cstheme="majorBidi"/>
+          <w:kern w:val="0"/>
+          <w:sz w:val="20"/>
+          <w:szCs w:val="20"/>
+          <w:lang w:eastAsia="en-GB"/>
+          <w14:ligatures w14:val="none"/>
+        </w:rPr>
+        <w:t>The system will interface with standard external email and SMS APIs to dispatch automated notifications when critical thresholds are met.</w:t>
+      </w:r>
+    </w:p>
+    <w:p>
+      <w:pPr>
+        <w:shd w:val="clear" w:color="auto" w:fill="FFFFFF"/>
+        <w:spacing w:before="240" w:after="0" w:line="240" w:lineRule="auto"/>
+        <w:jc w:val="both"/>
+        <w:rPr>
+          <w:rFonts w:asciiTheme="majorBidi" w:eastAsia="Times New Roman" w:hAnsiTheme="majorBidi" w:cstheme="majorBidi"/>
+          <w:kern w:val="0"/>
+          <w:sz w:val="20"/>
+          <w:szCs w:val="20"/>
+          <w:lang w:eastAsia="en-GB"/>
+          <w14:ligatures w14:val="none"/>
+        </w:rPr>
+      </w:pPr>
+      <w:r>
+        <w:rPr>
+          <w:rFonts w:asciiTheme="majorBidi" w:eastAsia="Times New Roman" w:hAnsiTheme="majorBidi" w:cstheme="majorBidi"/>
+          <w:b/>
+          <w:bCs/>
+          <w:kern w:val="0"/>
+          <w:sz w:val="20"/>
+          <w:szCs w:val="20"/>
+          <w:lang w:eastAsia="en-GB"/>
+          <w14:ligatures w14:val="none"/>
+        </w:rPr>
+        <w:t>5. System Features/Modules</w:t>
+      </w:r>
+    </w:p>
+    <w:p>
+      <w:pPr>
+        <w:shd w:val="clear" w:color="auto" w:fill="FFFFFF"/>
+        <w:spacing w:before="240" w:after="0" w:line="240" w:lineRule="auto"/>
+        <w:jc w:val="both"/>
+        <w:rPr>
+          <w:rFonts w:asciiTheme="majorBidi" w:eastAsia="Times New Roman" w:hAnsiTheme="majorBidi" w:cstheme="majorBidi"/>
+          <w:kern w:val="0"/>
+          <w:sz w:val="20"/>
+          <w:szCs w:val="20"/>
+          <w:lang w:eastAsia="en-GB"/>
+          <w14:ligatures w14:val="none"/>
+        </w:rPr>
+      </w:pPr>
+      <w:r>
+        <w:rPr>
+          <w:rFonts w:asciiTheme="majorBidi" w:eastAsia="Times New Roman" w:hAnsiTheme="majorBidi" w:cstheme="majorBidi"/>
+          <w:b/>
+          <w:bCs/>
+          <w:kern w:val="0"/>
+          <w:sz w:val="20"/>
+          <w:szCs w:val="20"/>
+          <w:lang w:eastAsia="en-GB"/>
+          <w14:ligatures w14:val="none"/>
+        </w:rPr>
+        <w:t>5.1.1 Description and Priority</w:t>
+      </w:r>
+    </w:p>
+    <w:p>
+      <w:pPr>
+        <w:shd w:val="clear" w:color="auto" w:fill="FFFFFF"/>
+        <w:spacing w:before="240" w:after="0" w:line="240" w:lineRule="auto"/>
+        <w:jc w:val="both"/>
+        <w:rPr>
+          <w:rFonts w:asciiTheme="majorBidi" w:eastAsia="Times New Roman" w:hAnsiTheme="majorBidi" w:cstheme="majorBidi"/>
+          <w:kern w:val="0"/>
+          <w:sz w:val="20"/>
+          <w:szCs w:val="20"/>
+          <w:lang w:eastAsia="en-GB"/>
+          <w14:ligatures w14:val="none"/>
+        </w:rPr>
+      </w:pPr>
+      <w:r>
+        <w:rPr>
+          <w:rFonts w:asciiTheme="majorBidi" w:eastAsia="Times New Roman" w:hAnsiTheme="majorBidi" w:cstheme="majorBidi"/>
+          <w:kern w:val="0"/>
+          <w:sz w:val="20"/>
+          <w:szCs w:val="20"/>
+          <w:lang w:eastAsia="en-GB"/>
+          <w14:ligatures w14:val="none"/>
+        </w:rPr>
+        <w:t>This is the core, high-priority module responsible for ensuring the dam does not overflow by tracking water levels and notifying personnel.</w:t>
+      </w:r>
+    </w:p>
+    <w:p>
+      <w:pPr>
+        <w:shd w:val="clear" w:color="auto" w:fill="FFFFFF"/>
+        <w:spacing w:before="240" w:after="0" w:line="240" w:lineRule="auto"/>
+        <w:jc w:val="both"/>
+        <w:rPr>
+          <w:rFonts w:asciiTheme="majorBidi" w:eastAsia="Times New Roman" w:hAnsiTheme="majorBidi" w:cstheme="majorBidi"/>
+          <w:kern w:val="0"/>
+          <w:sz w:val="20"/>
+          <w:szCs w:val="20"/>
+          <w:lang w:eastAsia="en-GB"/>
+          <w14:ligatures w14:val="none"/>
         </w:rPr>
       </w:pPr>
       <w:r>
@@ -4820,69 +3788,7 @@
         </w:rPr>
         <w:lastRenderedPageBreak/>
         <w:drawing>
-          <wp:inline distT="0" distB="0" distL="0" distR="0" wp14:anchorId="30707B9E" wp14:editId="579E8B4F">
-            <wp:extent cx="5731510" cy="3340735"/>
-            <wp:effectExtent l="0" t="0" r="2540" b="0"/>
-            <wp:docPr id="1771437229" name="Obraz 3"/>
-            <wp:cNvGraphicFramePr>
-              <a:graphicFrameLocks xmlns:a="http://schemas.openxmlformats.org/drawingml/2006/main" noChangeAspect="1"/>
-            </wp:cNvGraphicFramePr>
-            <a:graphic xmlns:a="http://schemas.openxmlformats.org/drawingml/2006/main">
-              <a:graphicData uri="http://schemas.openxmlformats.org/drawingml/2006/picture">
-                <pic:pic xmlns:pic="http://schemas.openxmlformats.org/drawingml/2006/picture">
-                  <pic:nvPicPr>
-                    <pic:cNvPr id="0" name="Picture 5"/>
-                    <pic:cNvPicPr>
-                      <a:picLocks noChangeAspect="1" noChangeArrowheads="1"/>
-                    </pic:cNvPicPr>
-                  </pic:nvPicPr>
-                  <pic:blipFill>
-                    <a:blip r:embed="rId7">
-                      <a:extLst>
-                        <a:ext uri="{28A0092B-C50C-407E-A947-70E740481C1C}">
-                          <a14:useLocalDpi xmlns:a14="http://schemas.microsoft.com/office/drawing/2010/main" val="0"/>
-                        </a:ext>
-                      </a:extLst>
-                    </a:blip>
-                    <a:srcRect/>
-                    <a:stretch>
-                      <a:fillRect/>
-                    </a:stretch>
-                  </pic:blipFill>
-                  <pic:spPr bwMode="auto">
-                    <a:xfrm>
-                      <a:off x="0" y="0"/>
-                      <a:ext cx="5731510" cy="3340735"/>
-                    </a:xfrm>
-                    <a:prstGeom prst="rect">
-                      <a:avLst/>
-                    </a:prstGeom>
-                    <a:noFill/>
-                    <a:ln>
-                      <a:noFill/>
-                    </a:ln>
-                  </pic:spPr>
-                </pic:pic>
-              </a:graphicData>
-            </a:graphic>
-          </wp:inline>
-        </w:drawing>
-      </w:r>
-    </w:p>
-    <w:p>
-      <w:pPr>
-        <w:rPr>
-          <w:rFonts w:asciiTheme="majorBidi" w:hAnsiTheme="majorBidi" w:cstheme="majorBidi"/>
-          <w:sz w:val="18"/>
-          <w:szCs w:val="18"/>
-        </w:rPr>
-      </w:pPr>
-      <w:r>
-        <w:rPr>
-          <w:noProof/>
-        </w:rPr>
-        <w:drawing>
-          <wp:inline distT="0" distB="0" distL="0" distR="0" wp14:anchorId="2B5F0E08" wp14:editId="6ABBE307">
+          <wp:inline distT="0" distB="0" distL="0" distR="0" wp14:anchorId="6F82F580" wp14:editId="45E727D4">
             <wp:extent cx="5731510" cy="2029460"/>
             <wp:effectExtent l="0" t="0" r="2540" b="8890"/>
             <wp:docPr id="146445053" name="Obraz 1"/>
@@ -4899,7 +3805,7 @@
                     </pic:cNvPicPr>
                   </pic:nvPicPr>
                   <pic:blipFill>
-                    <a:blip r:embed="rId8" cstate="print">
+                    <a:blip r:embed="rId7" cstate="print">
                       <a:extLst>
                         <a:ext uri="{28A0092B-C50C-407E-A947-70E740481C1C}">
                           <a14:useLocalDpi xmlns:a14="http://schemas.microsoft.com/office/drawing/2010/main" val="0"/>
@@ -4933,22 +3839,211 @@
     </w:p>
     <w:p>
       <w:pPr>
-        <w:rPr>
-          <w:rFonts w:asciiTheme="majorBidi" w:hAnsiTheme="majorBidi" w:cstheme="majorBidi"/>
-          <w:sz w:val="18"/>
-          <w:szCs w:val="18"/>
+        <w:shd w:val="clear" w:color="auto" w:fill="FFFFFF"/>
+        <w:spacing w:before="240" w:after="0" w:line="240" w:lineRule="auto"/>
+        <w:jc w:val="both"/>
+        <w:rPr>
+          <w:rFonts w:asciiTheme="majorBidi" w:eastAsia="Times New Roman" w:hAnsiTheme="majorBidi" w:cstheme="majorBidi"/>
+          <w:kern w:val="0"/>
+          <w:sz w:val="20"/>
+          <w:szCs w:val="20"/>
+          <w:lang w:eastAsia="en-GB"/>
+          <w14:ligatures w14:val="none"/>
+        </w:rPr>
+      </w:pPr>
+      <w:r>
+        <w:rPr>
+          <w:rFonts w:asciiTheme="majorBidi" w:eastAsia="Times New Roman" w:hAnsiTheme="majorBidi" w:cstheme="majorBidi"/>
+          <w:b/>
+          <w:bCs/>
+          <w:kern w:val="0"/>
+          <w:sz w:val="20"/>
+          <w:szCs w:val="20"/>
+          <w:lang w:eastAsia="en-GB"/>
+          <w14:ligatures w14:val="none"/>
+        </w:rPr>
+        <w:t>5.1.2 Stimulus/Response Sequences</w:t>
+      </w:r>
+    </w:p>
+    <w:p>
+      <w:pPr>
+        <w:shd w:val="clear" w:color="auto" w:fill="FFFFFF"/>
+        <w:spacing w:before="240" w:after="0" w:line="240" w:lineRule="auto"/>
+        <w:jc w:val="both"/>
+        <w:rPr>
+          <w:rFonts w:asciiTheme="majorBidi" w:eastAsia="Times New Roman" w:hAnsiTheme="majorBidi" w:cstheme="majorBidi"/>
+          <w:kern w:val="0"/>
+          <w:sz w:val="20"/>
+          <w:szCs w:val="20"/>
+          <w:lang w:val="en-US" w:eastAsia="en-GB"/>
+          <w14:ligatures w14:val="none"/>
+        </w:rPr>
+      </w:pPr>
+      <w:r>
+        <w:rPr>
+          <w:rFonts w:asciiTheme="majorBidi" w:eastAsia="Times New Roman" w:hAnsiTheme="majorBidi" w:cstheme="majorBidi"/>
+          <w:b/>
+          <w:bCs/>
+          <w:kern w:val="0"/>
+          <w:sz w:val="20"/>
+          <w:szCs w:val="20"/>
+          <w:lang w:val="en-US" w:eastAsia="en-GB"/>
+          <w14:ligatures w14:val="none"/>
+        </w:rPr>
+        <w:t>Stimulus:</w:t>
+      </w:r>
+      <w:r>
+        <w:rPr>
+          <w:rFonts w:asciiTheme="majorBidi" w:eastAsia="Times New Roman" w:hAnsiTheme="majorBidi" w:cstheme="majorBidi"/>
+          <w:kern w:val="0"/>
+          <w:sz w:val="20"/>
+          <w:szCs w:val="20"/>
+          <w:lang w:val="en-US" w:eastAsia="en-GB"/>
+          <w14:ligatures w14:val="none"/>
+        </w:rPr>
+        <w:t xml:space="preserve"> A sensor transmits a new water level reading.</w:t>
+      </w:r>
+    </w:p>
+    <w:p>
+      <w:pPr>
+        <w:shd w:val="clear" w:color="auto" w:fill="FFFFFF"/>
+        <w:spacing w:before="240" w:after="0" w:line="240" w:lineRule="auto"/>
+        <w:jc w:val="both"/>
+        <w:rPr>
+          <w:rFonts w:asciiTheme="majorBidi" w:eastAsia="Times New Roman" w:hAnsiTheme="majorBidi" w:cstheme="majorBidi"/>
+          <w:kern w:val="0"/>
+          <w:sz w:val="20"/>
+          <w:szCs w:val="20"/>
+          <w:lang w:val="en-US" w:eastAsia="en-GB"/>
+          <w14:ligatures w14:val="none"/>
+        </w:rPr>
+      </w:pPr>
+      <w:r>
+        <w:rPr>
+          <w:rFonts w:asciiTheme="majorBidi" w:eastAsia="Times New Roman" w:hAnsiTheme="majorBidi" w:cstheme="majorBidi"/>
+          <w:b/>
+          <w:bCs/>
+          <w:kern w:val="0"/>
+          <w:sz w:val="20"/>
+          <w:szCs w:val="20"/>
+          <w:lang w:val="en-US" w:eastAsia="en-GB"/>
+          <w14:ligatures w14:val="none"/>
+        </w:rPr>
+        <w:t>Response:</w:t>
+      </w:r>
+      <w:r>
+        <w:rPr>
+          <w:rFonts w:asciiTheme="majorBidi" w:eastAsia="Times New Roman" w:hAnsiTheme="majorBidi" w:cstheme="majorBidi"/>
+          <w:kern w:val="0"/>
+          <w:sz w:val="20"/>
+          <w:szCs w:val="20"/>
+          <w:lang w:val="en-US" w:eastAsia="en-GB"/>
+          <w14:ligatures w14:val="none"/>
+        </w:rPr>
+        <w:t xml:space="preserve"> The system logs the reading and updates the operator dashboard.</w:t>
+      </w:r>
+    </w:p>
+    <w:p>
+      <w:pPr>
+        <w:shd w:val="clear" w:color="auto" w:fill="FFFFFF"/>
+        <w:spacing w:before="240" w:after="0" w:line="240" w:lineRule="auto"/>
+        <w:jc w:val="both"/>
+        <w:rPr>
+          <w:rFonts w:asciiTheme="majorBidi" w:eastAsia="Times New Roman" w:hAnsiTheme="majorBidi" w:cstheme="majorBidi"/>
+          <w:kern w:val="0"/>
+          <w:sz w:val="20"/>
+          <w:szCs w:val="20"/>
+          <w:lang w:val="en-US" w:eastAsia="en-GB"/>
+          <w14:ligatures w14:val="none"/>
+        </w:rPr>
+      </w:pPr>
+      <w:r>
+        <w:rPr>
+          <w:rFonts w:asciiTheme="majorBidi" w:eastAsia="Times New Roman" w:hAnsiTheme="majorBidi" w:cstheme="majorBidi"/>
+          <w:b/>
+          <w:bCs/>
+          <w:kern w:val="0"/>
+          <w:sz w:val="20"/>
+          <w:szCs w:val="20"/>
+          <w:lang w:val="en-US" w:eastAsia="en-GB"/>
+          <w14:ligatures w14:val="none"/>
+        </w:rPr>
+        <w:t>Stimulus:</w:t>
+      </w:r>
+      <w:r>
+        <w:rPr>
+          <w:rFonts w:asciiTheme="majorBidi" w:eastAsia="Times New Roman" w:hAnsiTheme="majorBidi" w:cstheme="majorBidi"/>
+          <w:kern w:val="0"/>
+          <w:sz w:val="20"/>
+          <w:szCs w:val="20"/>
+          <w:lang w:val="en-US" w:eastAsia="en-GB"/>
+          <w14:ligatures w14:val="none"/>
+        </w:rPr>
+        <w:t xml:space="preserve"> The incoming water level reading exceeds the predefined critical threshold.</w:t>
+      </w:r>
+    </w:p>
+    <w:p>
+      <w:pPr>
+        <w:shd w:val="clear" w:color="auto" w:fill="FFFFFF"/>
+        <w:spacing w:before="240" w:after="0" w:line="240" w:lineRule="auto"/>
+        <w:jc w:val="both"/>
+        <w:rPr>
+          <w:rFonts w:asciiTheme="majorBidi" w:eastAsia="Times New Roman" w:hAnsiTheme="majorBidi" w:cstheme="majorBidi"/>
+          <w:kern w:val="0"/>
+          <w:sz w:val="20"/>
+          <w:szCs w:val="20"/>
+          <w:lang w:val="en-US" w:eastAsia="en-GB"/>
+          <w14:ligatures w14:val="none"/>
+        </w:rPr>
+      </w:pPr>
+      <w:r>
+        <w:rPr>
+          <w:rFonts w:asciiTheme="majorBidi" w:eastAsia="Times New Roman" w:hAnsiTheme="majorBidi" w:cstheme="majorBidi"/>
+          <w:b/>
+          <w:bCs/>
+          <w:kern w:val="0"/>
+          <w:sz w:val="20"/>
+          <w:szCs w:val="20"/>
+          <w:lang w:val="en-US" w:eastAsia="en-GB"/>
+          <w14:ligatures w14:val="none"/>
+        </w:rPr>
+        <w:t>Response:</w:t>
+      </w:r>
+      <w:r>
+        <w:rPr>
+          <w:rFonts w:asciiTheme="majorBidi" w:eastAsia="Times New Roman" w:hAnsiTheme="majorBidi" w:cstheme="majorBidi"/>
+          <w:kern w:val="0"/>
+          <w:sz w:val="20"/>
+          <w:szCs w:val="20"/>
+          <w:lang w:val="en-US" w:eastAsia="en-GB"/>
+          <w14:ligatures w14:val="none"/>
+        </w:rPr>
+        <w:t xml:space="preserve"> The system triggers an immediate visual alert and dispatches an automated notification. </w:t>
+      </w:r>
+    </w:p>
+    <w:p>
+      <w:pPr>
+        <w:shd w:val="clear" w:color="auto" w:fill="FFFFFF"/>
+        <w:spacing w:before="240" w:after="0" w:line="240" w:lineRule="auto"/>
+        <w:jc w:val="center"/>
+        <w:rPr>
+          <w:rFonts w:asciiTheme="majorBidi" w:eastAsia="Times New Roman" w:hAnsiTheme="majorBidi" w:cstheme="majorBidi"/>
+          <w:kern w:val="0"/>
+          <w:sz w:val="20"/>
+          <w:szCs w:val="20"/>
+          <w:lang w:val="en-US" w:eastAsia="en-GB"/>
+          <w14:ligatures w14:val="none"/>
         </w:rPr>
       </w:pPr>
       <w:r>
         <w:rPr>
           <w:noProof/>
         </w:rPr>
-        <w:lastRenderedPageBreak/>
         <w:drawing>
-          <wp:inline distT="0" distB="0" distL="0" distR="0" wp14:anchorId="6E829AA9" wp14:editId="32FC92A6">
-            <wp:extent cx="5167630" cy="8166100"/>
-            <wp:effectExtent l="0" t="0" r="0" b="6350"/>
-            <wp:docPr id="1527930199" name="Obraz 4"/>
+          <wp:inline distT="0" distB="0" distL="0" distR="0" wp14:anchorId="5CD2E789" wp14:editId="7193BC36">
+            <wp:extent cx="4251960" cy="2478347"/>
+            <wp:effectExtent l="0" t="0" r="0" b="0"/>
+            <wp:docPr id="1771437229" name="Obraz 3"/>
             <wp:cNvGraphicFramePr>
               <a:graphicFrameLocks xmlns:a="http://schemas.openxmlformats.org/drawingml/2006/main" noChangeAspect="1"/>
             </wp:cNvGraphicFramePr>
@@ -4956,7 +4051,291 @@
               <a:graphicData uri="http://schemas.openxmlformats.org/drawingml/2006/picture">
                 <pic:pic xmlns:pic="http://schemas.openxmlformats.org/drawingml/2006/picture">
                   <pic:nvPicPr>
-                    <pic:cNvPr id="0" name="Picture 7"/>
+                    <pic:cNvPr id="0" name="Picture 5"/>
+                    <pic:cNvPicPr>
+                      <a:picLocks noChangeAspect="1" noChangeArrowheads="1"/>
+                    </pic:cNvPicPr>
+                  </pic:nvPicPr>
+                  <pic:blipFill>
+                    <a:blip r:embed="rId8">
+                      <a:extLst>
+                        <a:ext uri="{28A0092B-C50C-407E-A947-70E740481C1C}">
+                          <a14:useLocalDpi xmlns:a14="http://schemas.microsoft.com/office/drawing/2010/main" val="0"/>
+                        </a:ext>
+                      </a:extLst>
+                    </a:blip>
+                    <a:srcRect/>
+                    <a:stretch>
+                      <a:fillRect/>
+                    </a:stretch>
+                  </pic:blipFill>
+                  <pic:spPr bwMode="auto">
+                    <a:xfrm>
+                      <a:off x="0" y="0"/>
+                      <a:ext cx="4258236" cy="2482005"/>
+                    </a:xfrm>
+                    <a:prstGeom prst="rect">
+                      <a:avLst/>
+                    </a:prstGeom>
+                    <a:noFill/>
+                    <a:ln>
+                      <a:noFill/>
+                    </a:ln>
+                  </pic:spPr>
+                </pic:pic>
+              </a:graphicData>
+            </a:graphic>
+          </wp:inline>
+        </w:drawing>
+      </w:r>
+    </w:p>
+    <w:p>
+      <w:pPr>
+        <w:shd w:val="clear" w:color="auto" w:fill="FFFFFF"/>
+        <w:spacing w:before="240" w:after="0" w:line="240" w:lineRule="auto"/>
+        <w:jc w:val="both"/>
+        <w:rPr>
+          <w:rFonts w:asciiTheme="majorBidi" w:eastAsia="Times New Roman" w:hAnsiTheme="majorBidi" w:cstheme="majorBidi"/>
+          <w:kern w:val="0"/>
+          <w:sz w:val="20"/>
+          <w:szCs w:val="20"/>
+          <w:lang w:eastAsia="en-GB"/>
+          <w14:ligatures w14:val="none"/>
+        </w:rPr>
+      </w:pPr>
+      <w:r>
+        <w:rPr>
+          <w:rFonts w:asciiTheme="majorBidi" w:eastAsia="Times New Roman" w:hAnsiTheme="majorBidi" w:cstheme="majorBidi"/>
+          <w:b/>
+          <w:bCs/>
+          <w:kern w:val="0"/>
+          <w:sz w:val="20"/>
+          <w:szCs w:val="20"/>
+          <w:lang w:eastAsia="en-GB"/>
+          <w14:ligatures w14:val="none"/>
+        </w:rPr>
+        <w:t>5.1.3 Functional Requirements</w:t>
+      </w:r>
+    </w:p>
+    <w:p>
+      <w:pPr>
+        <w:shd w:val="clear" w:color="auto" w:fill="FFFFFF"/>
+        <w:spacing w:before="240" w:after="0" w:line="240" w:lineRule="auto"/>
+        <w:jc w:val="both"/>
+        <w:rPr>
+          <w:rFonts w:asciiTheme="majorBidi" w:eastAsia="Times New Roman" w:hAnsiTheme="majorBidi" w:cstheme="majorBidi"/>
+          <w:kern w:val="0"/>
+          <w:sz w:val="20"/>
+          <w:szCs w:val="20"/>
+          <w:lang w:eastAsia="en-GB"/>
+          <w14:ligatures w14:val="none"/>
+        </w:rPr>
+      </w:pPr>
+      <w:r>
+        <w:rPr>
+          <w:rFonts w:asciiTheme="majorBidi" w:eastAsia="Times New Roman" w:hAnsiTheme="majorBidi" w:cstheme="majorBidi"/>
+          <w:kern w:val="0"/>
+          <w:sz w:val="20"/>
+          <w:szCs w:val="20"/>
+          <w:lang w:eastAsia="en-GB"/>
+          <w14:ligatures w14:val="none"/>
+        </w:rPr>
+        <w:t>REQ-1.1: </w:t>
+      </w:r>
+      <w:r>
+        <w:rPr>
+          <w:rFonts w:asciiTheme="majorBidi" w:eastAsia="Times New Roman" w:hAnsiTheme="majorBidi" w:cstheme="majorBidi"/>
+          <w:kern w:val="0"/>
+          <w:sz w:val="20"/>
+          <w:szCs w:val="20"/>
+          <w:lang w:eastAsia="en-GB"/>
+          <w14:ligatures w14:val="none"/>
+        </w:rPr>
+        <w:t>The system shall ingest and log water level data from connected sensors every 1 minute.</w:t>
+      </w:r>
+    </w:p>
+    <w:p>
+      <w:pPr>
+        <w:shd w:val="clear" w:color="auto" w:fill="FFFFFF"/>
+        <w:spacing w:before="240" w:after="0" w:line="240" w:lineRule="auto"/>
+        <w:jc w:val="both"/>
+        <w:rPr>
+          <w:rFonts w:asciiTheme="majorBidi" w:eastAsia="Times New Roman" w:hAnsiTheme="majorBidi" w:cstheme="majorBidi"/>
+          <w:kern w:val="0"/>
+          <w:sz w:val="20"/>
+          <w:szCs w:val="20"/>
+          <w:lang w:eastAsia="en-GB"/>
+          <w14:ligatures w14:val="none"/>
+        </w:rPr>
+      </w:pPr>
+      <w:r>
+        <w:rPr>
+          <w:rFonts w:asciiTheme="majorBidi" w:eastAsia="Times New Roman" w:hAnsiTheme="majorBidi" w:cstheme="majorBidi"/>
+          <w:kern w:val="0"/>
+          <w:sz w:val="20"/>
+          <w:szCs w:val="20"/>
+          <w:lang w:eastAsia="en-GB"/>
+          <w14:ligatures w14:val="none"/>
+        </w:rPr>
+        <w:t>REQ-1.</w:t>
+      </w:r>
+      <w:r>
+        <w:rPr>
+          <w:rFonts w:asciiTheme="majorBidi" w:eastAsia="Times New Roman" w:hAnsiTheme="majorBidi" w:cstheme="majorBidi"/>
+          <w:kern w:val="0"/>
+          <w:sz w:val="20"/>
+          <w:szCs w:val="20"/>
+          <w:lang w:eastAsia="en-GB"/>
+          <w14:ligatures w14:val="none"/>
+        </w:rPr>
+        <w:t xml:space="preserve"> The system shall display real-time water levels on the central operator dashboard.</w:t>
+      </w:r>
+    </w:p>
+    <w:p>
+      <w:pPr>
+        <w:shd w:val="clear" w:color="auto" w:fill="FFFFFF"/>
+        <w:spacing w:before="240" w:after="0" w:line="240" w:lineRule="auto"/>
+        <w:jc w:val="both"/>
+        <w:rPr>
+          <w:rFonts w:asciiTheme="majorBidi" w:eastAsia="Times New Roman" w:hAnsiTheme="majorBidi" w:cstheme="majorBidi"/>
+          <w:kern w:val="0"/>
+          <w:sz w:val="20"/>
+          <w:szCs w:val="20"/>
+          <w:lang w:eastAsia="en-GB"/>
+          <w14:ligatures w14:val="none"/>
+        </w:rPr>
+      </w:pPr>
+      <w:r>
+        <w:rPr>
+          <w:rFonts w:asciiTheme="majorBidi" w:eastAsia="Times New Roman" w:hAnsiTheme="majorBidi" w:cstheme="majorBidi"/>
+          <w:kern w:val="0"/>
+          <w:sz w:val="20"/>
+          <w:szCs w:val="20"/>
+          <w:lang w:eastAsia="en-GB"/>
+          <w14:ligatures w14:val="none"/>
+        </w:rPr>
+        <w:t>REQ-1.</w:t>
+      </w:r>
+      <w:r>
+        <w:rPr>
+          <w:rFonts w:asciiTheme="majorBidi" w:eastAsia="Times New Roman" w:hAnsiTheme="majorBidi" w:cstheme="majorBidi"/>
+          <w:kern w:val="0"/>
+          <w:sz w:val="20"/>
+          <w:szCs w:val="20"/>
+          <w:lang w:eastAsia="en-GB"/>
+          <w14:ligatures w14:val="none"/>
+        </w:rPr>
+        <w:t xml:space="preserve"> The system shall trigger a critical visual display alert on the dashboard within 5 seconds of a sensor reading exceeding the maximum safety threshold.</w:t>
+      </w:r>
+    </w:p>
+    <w:p>
+      <w:pPr>
+        <w:shd w:val="clear" w:color="auto" w:fill="FFFFFF"/>
+        <w:spacing w:before="240" w:after="0" w:line="240" w:lineRule="auto"/>
+        <w:jc w:val="both"/>
+        <w:rPr>
+          <w:rFonts w:asciiTheme="majorBidi" w:eastAsia="Times New Roman" w:hAnsiTheme="majorBidi" w:cstheme="majorBidi"/>
+          <w:kern w:val="0"/>
+          <w:sz w:val="20"/>
+          <w:szCs w:val="20"/>
+          <w:lang w:eastAsia="en-GB"/>
+          <w14:ligatures w14:val="none"/>
+        </w:rPr>
+      </w:pPr>
+      <w:r>
+        <w:rPr>
+          <w:rFonts w:asciiTheme="majorBidi" w:eastAsia="Times New Roman" w:hAnsiTheme="majorBidi" w:cstheme="majorBidi"/>
+          <w:kern w:val="0"/>
+          <w:sz w:val="20"/>
+          <w:szCs w:val="20"/>
+          <w:lang w:eastAsia="en-GB"/>
+          <w14:ligatures w14:val="none"/>
+        </w:rPr>
+        <w:t xml:space="preserve">REQ-1. The system shall send an automated notification via email to </w:t>
+      </w:r>
+      <w:proofErr w:type="gramStart"/>
+      <w:r>
+        <w:rPr>
+          <w:rFonts w:asciiTheme="majorBidi" w:eastAsia="Times New Roman" w:hAnsiTheme="majorBidi" w:cstheme="majorBidi"/>
+          <w:kern w:val="0"/>
+          <w:sz w:val="20"/>
+          <w:szCs w:val="20"/>
+          <w:lang w:eastAsia="en-GB"/>
+          <w14:ligatures w14:val="none"/>
+        </w:rPr>
+        <w:t>designated</w:t>
+      </w:r>
+      <w:proofErr w:type="gramEnd"/>
+      <w:r>
+        <w:rPr>
+          <w:rFonts w:asciiTheme="majorBidi" w:eastAsia="Times New Roman" w:hAnsiTheme="majorBidi" w:cstheme="majorBidi"/>
+          <w:kern w:val="0"/>
+          <w:sz w:val="20"/>
+          <w:szCs w:val="20"/>
+          <w:lang w:eastAsia="en-GB"/>
+          <w14:ligatures w14:val="none"/>
+        </w:rPr>
+        <w:t xml:space="preserve"> Dam Operators when a critical alert is triggered.</w:t>
+      </w:r>
+    </w:p>
+    <w:p>
+      <w:pPr>
+        <w:shd w:val="clear" w:color="auto" w:fill="FFFFFF"/>
+        <w:spacing w:before="240" w:after="0" w:line="240" w:lineRule="auto"/>
+        <w:jc w:val="both"/>
+        <w:rPr>
+          <w:rFonts w:asciiTheme="majorBidi" w:eastAsia="Times New Roman" w:hAnsiTheme="majorBidi" w:cstheme="majorBidi"/>
+          <w:kern w:val="0"/>
+          <w:sz w:val="20"/>
+          <w:szCs w:val="20"/>
+          <w:lang w:eastAsia="en-GB"/>
+          <w14:ligatures w14:val="none"/>
+        </w:rPr>
+      </w:pPr>
+      <w:r>
+        <w:rPr>
+          <w:rFonts w:asciiTheme="majorBidi" w:eastAsia="Times New Roman" w:hAnsiTheme="majorBidi" w:cstheme="majorBidi"/>
+          <w:kern w:val="0"/>
+          <w:sz w:val="20"/>
+          <w:szCs w:val="20"/>
+          <w:lang w:eastAsia="en-GB"/>
+          <w14:ligatures w14:val="none"/>
+        </w:rPr>
+        <w:t>REQ-1. The system shall allow System Administrators to define and update the numerical values for warning and critical water level thresholds.</w:t>
+      </w:r>
+    </w:p>
+    <w:p>
+      <w:pPr>
+        <w:shd w:val="clear" w:color="auto" w:fill="FFFFFF"/>
+        <w:spacing w:before="240" w:after="0" w:line="240" w:lineRule="auto"/>
+        <w:jc w:val="center"/>
+        <w:rPr>
+          <w:rFonts w:asciiTheme="majorBidi" w:eastAsia="Times New Roman" w:hAnsiTheme="majorBidi" w:cstheme="majorBidi"/>
+          <w:kern w:val="0"/>
+          <w:sz w:val="20"/>
+          <w:szCs w:val="20"/>
+          <w:lang w:eastAsia="en-GB"/>
+          <w14:ligatures w14:val="none"/>
+        </w:rPr>
+      </w:pPr>
+      <w:r>
+        <w:rPr>
+          <w:noProof/>
+        </w:rPr>
+        <w:lastRenderedPageBreak/>
+        <w:drawing>
+          <wp:inline distT="0" distB="0" distL="0" distR="0" wp14:anchorId="54897DF6" wp14:editId="6EC759EA">
+            <wp:extent cx="3721100" cy="3131246"/>
+            <wp:effectExtent l="0" t="0" r="0" b="0"/>
+            <wp:docPr id="1087124651" name="Obraz 2"/>
+            <wp:cNvGraphicFramePr>
+              <a:graphicFrameLocks xmlns:a="http://schemas.openxmlformats.org/drawingml/2006/main" noChangeAspect="1"/>
+            </wp:cNvGraphicFramePr>
+            <a:graphic xmlns:a="http://schemas.openxmlformats.org/drawingml/2006/main">
+              <a:graphicData uri="http://schemas.openxmlformats.org/drawingml/2006/picture">
+                <pic:pic xmlns:pic="http://schemas.openxmlformats.org/drawingml/2006/picture">
+                  <pic:nvPicPr>
+                    <pic:cNvPr id="0" name="Picture 3"/>
                     <pic:cNvPicPr>
                       <a:picLocks noChangeAspect="1" noChangeArrowheads="1"/>
                     </pic:cNvPicPr>
@@ -4977,7 +4356,7 @@
                   <pic:spPr bwMode="auto">
                     <a:xfrm>
                       <a:off x="0" y="0"/>
-                      <a:ext cx="5167630" cy="8166100"/>
+                      <a:ext cx="3732742" cy="3141042"/>
                     </a:xfrm>
                     <a:prstGeom prst="rect">
                       <a:avLst/>
@@ -4993,6 +4372,246 @@
           </wp:inline>
         </w:drawing>
       </w:r>
+    </w:p>
+    <w:p>
+      <w:pPr>
+        <w:shd w:val="clear" w:color="auto" w:fill="FFFFFF"/>
+        <w:spacing w:before="240" w:after="0" w:line="240" w:lineRule="auto"/>
+        <w:jc w:val="both"/>
+        <w:rPr>
+          <w:rFonts w:asciiTheme="majorBidi" w:eastAsia="Times New Roman" w:hAnsiTheme="majorBidi" w:cstheme="majorBidi"/>
+          <w:kern w:val="0"/>
+          <w:sz w:val="20"/>
+          <w:szCs w:val="20"/>
+          <w:lang w:eastAsia="en-GB"/>
+          <w14:ligatures w14:val="none"/>
+        </w:rPr>
+      </w:pPr>
+      <w:r>
+        <w:rPr>
+          <w:rFonts w:asciiTheme="majorBidi" w:eastAsia="Times New Roman" w:hAnsiTheme="majorBidi" w:cstheme="majorBidi"/>
+          <w:b/>
+          <w:bCs/>
+          <w:kern w:val="0"/>
+          <w:sz w:val="20"/>
+          <w:szCs w:val="20"/>
+          <w:lang w:eastAsia="en-GB"/>
+          <w14:ligatures w14:val="none"/>
+        </w:rPr>
+        <w:t>6. Nonfunctional Requirements</w:t>
+      </w:r>
+    </w:p>
+    <w:p>
+      <w:pPr>
+        <w:shd w:val="clear" w:color="auto" w:fill="FFFFFF"/>
+        <w:spacing w:before="240" w:after="0" w:line="240" w:lineRule="auto"/>
+        <w:jc w:val="both"/>
+        <w:rPr>
+          <w:rFonts w:asciiTheme="majorBidi" w:eastAsia="Times New Roman" w:hAnsiTheme="majorBidi" w:cstheme="majorBidi"/>
+          <w:kern w:val="0"/>
+          <w:sz w:val="20"/>
+          <w:szCs w:val="20"/>
+          <w:lang w:eastAsia="en-GB"/>
+          <w14:ligatures w14:val="none"/>
+        </w:rPr>
+      </w:pPr>
+      <w:r>
+        <w:rPr>
+          <w:rFonts w:asciiTheme="majorBidi" w:eastAsia="Times New Roman" w:hAnsiTheme="majorBidi" w:cstheme="majorBidi"/>
+          <w:b/>
+          <w:bCs/>
+          <w:kern w:val="0"/>
+          <w:sz w:val="20"/>
+          <w:szCs w:val="20"/>
+          <w:lang w:eastAsia="en-GB"/>
+          <w14:ligatures w14:val="none"/>
+        </w:rPr>
+        <w:t>6.1. Performance  </w:t>
+      </w:r>
+    </w:p>
+    <w:p>
+      <w:pPr>
+        <w:shd w:val="clear" w:color="auto" w:fill="FFFFFF"/>
+        <w:spacing w:before="240" w:after="0" w:line="240" w:lineRule="auto"/>
+        <w:jc w:val="both"/>
+        <w:rPr>
+          <w:rFonts w:asciiTheme="majorBidi" w:eastAsia="Times New Roman" w:hAnsiTheme="majorBidi" w:cstheme="majorBidi"/>
+          <w:kern w:val="0"/>
+          <w:sz w:val="20"/>
+          <w:szCs w:val="20"/>
+          <w:lang w:eastAsia="en-GB"/>
+          <w14:ligatures w14:val="none"/>
+        </w:rPr>
+      </w:pPr>
+      <w:r>
+        <w:rPr>
+          <w:rFonts w:asciiTheme="majorBidi" w:eastAsia="Times New Roman" w:hAnsiTheme="majorBidi" w:cstheme="majorBidi"/>
+          <w:kern w:val="0"/>
+          <w:sz w:val="20"/>
+          <w:szCs w:val="20"/>
+          <w:lang w:eastAsia="en-GB"/>
+          <w14:ligatures w14:val="none"/>
+        </w:rPr>
+        <w:t>NF-1.1: </w:t>
+      </w:r>
+      <w:r>
+        <w:rPr>
+          <w:rFonts w:asciiTheme="majorBidi" w:eastAsia="Times New Roman" w:hAnsiTheme="majorBidi" w:cstheme="majorBidi"/>
+          <w:kern w:val="0"/>
+          <w:sz w:val="20"/>
+          <w:szCs w:val="20"/>
+          <w:lang w:eastAsia="en-GB"/>
+          <w14:ligatures w14:val="none"/>
+        </w:rPr>
+        <w:t>The system shall process and respond to incoming sensor data queries in &lt; 2 seconds.</w:t>
+      </w:r>
+    </w:p>
+    <w:p>
+      <w:pPr>
+        <w:shd w:val="clear" w:color="auto" w:fill="FFFFFF"/>
+        <w:spacing w:before="240" w:after="0" w:line="240" w:lineRule="auto"/>
+        <w:jc w:val="both"/>
+        <w:rPr>
+          <w:rFonts w:asciiTheme="majorBidi" w:eastAsia="Times New Roman" w:hAnsiTheme="majorBidi" w:cstheme="majorBidi"/>
+          <w:kern w:val="0"/>
+          <w:sz w:val="20"/>
+          <w:szCs w:val="20"/>
+          <w:lang w:eastAsia="en-GB"/>
+          <w14:ligatures w14:val="none"/>
+        </w:rPr>
+      </w:pPr>
+      <w:r>
+        <w:rPr>
+          <w:rFonts w:asciiTheme="majorBidi" w:eastAsia="Times New Roman" w:hAnsiTheme="majorBidi" w:cstheme="majorBidi"/>
+          <w:kern w:val="0"/>
+          <w:sz w:val="20"/>
+          <w:szCs w:val="20"/>
+          <w:lang w:eastAsia="en-GB"/>
+          <w14:ligatures w14:val="none"/>
+        </w:rPr>
+        <w:t>NF-1.</w:t>
+      </w:r>
+      <w:r>
+        <w:rPr>
+          <w:rFonts w:asciiTheme="majorBidi" w:eastAsia="Times New Roman" w:hAnsiTheme="majorBidi" w:cstheme="majorBidi"/>
+          <w:kern w:val="0"/>
+          <w:sz w:val="20"/>
+          <w:szCs w:val="20"/>
+          <w:lang w:eastAsia="en-GB"/>
+          <w14:ligatures w14:val="none"/>
+        </w:rPr>
+        <w:t>2 The system shall maintain 99.5% uptime to ensure continuous monitoring of the dam environment.</w:t>
+      </w:r>
+    </w:p>
+    <w:p>
+      <w:pPr>
+        <w:shd w:val="clear" w:color="auto" w:fill="FFFFFF"/>
+        <w:spacing w:before="240" w:after="0" w:line="240" w:lineRule="auto"/>
+        <w:jc w:val="both"/>
+        <w:rPr>
+          <w:rFonts w:asciiTheme="majorBidi" w:eastAsia="Times New Roman" w:hAnsiTheme="majorBidi" w:cstheme="majorBidi"/>
+          <w:kern w:val="0"/>
+          <w:sz w:val="20"/>
+          <w:szCs w:val="20"/>
+          <w:lang w:eastAsia="en-GB"/>
+          <w14:ligatures w14:val="none"/>
+        </w:rPr>
+      </w:pPr>
+      <w:r>
+        <w:rPr>
+          <w:rFonts w:asciiTheme="majorBidi" w:eastAsia="Times New Roman" w:hAnsiTheme="majorBidi" w:cstheme="majorBidi"/>
+          <w:b/>
+          <w:bCs/>
+          <w:kern w:val="0"/>
+          <w:sz w:val="20"/>
+          <w:szCs w:val="20"/>
+          <w:lang w:eastAsia="en-GB"/>
+          <w14:ligatures w14:val="none"/>
+        </w:rPr>
+        <w:t>6.2. Security  </w:t>
+      </w:r>
+    </w:p>
+    <w:p>
+      <w:pPr>
+        <w:shd w:val="clear" w:color="auto" w:fill="FFFFFF"/>
+        <w:spacing w:before="240" w:after="0" w:line="240" w:lineRule="auto"/>
+        <w:jc w:val="both"/>
+        <w:rPr>
+          <w:rFonts w:asciiTheme="majorBidi" w:eastAsia="Times New Roman" w:hAnsiTheme="majorBidi" w:cstheme="majorBidi"/>
+          <w:kern w:val="0"/>
+          <w:sz w:val="20"/>
+          <w:szCs w:val="20"/>
+          <w:lang w:eastAsia="en-GB"/>
+          <w14:ligatures w14:val="none"/>
+        </w:rPr>
+      </w:pPr>
+      <w:r>
+        <w:rPr>
+          <w:rFonts w:asciiTheme="majorBidi" w:eastAsia="Times New Roman" w:hAnsiTheme="majorBidi" w:cstheme="majorBidi"/>
+          <w:kern w:val="0"/>
+          <w:sz w:val="20"/>
+          <w:szCs w:val="20"/>
+          <w:lang w:eastAsia="en-GB"/>
+          <w14:ligatures w14:val="none"/>
+        </w:rPr>
+        <w:t>NF-2.1: </w:t>
+      </w:r>
+      <w:r>
+        <w:rPr>
+          <w:rFonts w:asciiTheme="majorBidi" w:eastAsia="Times New Roman" w:hAnsiTheme="majorBidi" w:cstheme="majorBidi"/>
+          <w:kern w:val="0"/>
+          <w:sz w:val="20"/>
+          <w:szCs w:val="20"/>
+          <w:lang w:eastAsia="en-GB"/>
+          <w14:ligatures w14:val="none"/>
+        </w:rPr>
+        <w:t>All administrator passwords used to access threshold configuration settings shall be hashed securely using Argon2.</w:t>
+      </w:r>
+    </w:p>
+    <w:p>
+      <w:pPr>
+        <w:rPr>
+          <w:rFonts w:asciiTheme="majorBidi" w:hAnsiTheme="majorBidi" w:cstheme="majorBidi"/>
+          <w:sz w:val="18"/>
+          <w:szCs w:val="18"/>
+        </w:rPr>
+      </w:pPr>
+    </w:p>
+    <w:p>
+      <w:pPr>
+        <w:rPr>
+          <w:rFonts w:asciiTheme="majorBidi" w:hAnsiTheme="majorBidi" w:cstheme="majorBidi"/>
+          <w:sz w:val="18"/>
+          <w:szCs w:val="18"/>
+        </w:rPr>
+      </w:pPr>
+    </w:p>
+    <w:p>
+      <w:pPr>
+        <w:rPr>
+          <w:rFonts w:asciiTheme="majorBidi" w:hAnsiTheme="majorBidi" w:cstheme="majorBidi"/>
+          <w:sz w:val="18"/>
+          <w:szCs w:val="18"/>
+        </w:rPr>
+      </w:pPr>
+    </w:p>
+    <w:p>
+      <w:pPr>
+        <w:rPr>
+          <w:rFonts w:asciiTheme="majorBidi" w:hAnsiTheme="majorBidi" w:cstheme="majorBidi"/>
+          <w:sz w:val="18"/>
+          <w:szCs w:val="18"/>
+        </w:rPr>
+      </w:pPr>
+    </w:p>
+    <w:p>
+      <w:pPr>
+        <w:rPr>
+          <w:rFonts w:asciiTheme="majorBidi" w:hAnsiTheme="majorBidi" w:cstheme="majorBidi"/>
+          <w:sz w:val="18"/>
+          <w:szCs w:val="18"/>
+        </w:rPr>
+      </w:pPr>
     </w:p>
     <w:sectPr>
       <w:pgSz w:w="11906" w:h="16838"/>

--- a/SRS/SRS_Final.docx
+++ b/SRS/SRS_Final.docx
@@ -170,23 +170,8 @@
           <w:lang w:eastAsia="en-GB"/>
           <w14:ligatures w14:val="none"/>
         </w:rPr>
-        <w:t xml:space="preserve"> </w:t>
-      </w:r>
-      <w:proofErr w:type="spellStart"/>
-      <w:r>
-        <w:rPr>
-          <w:rFonts w:asciiTheme="majorBidi" w:eastAsia="Times New Roman" w:hAnsiTheme="majorBidi" w:cstheme="majorBidi"/>
-          <w:b/>
-          <w:bCs/>
-          <w:kern w:val="0"/>
-          <w:sz w:val="20"/>
-          <w:szCs w:val="20"/>
-          <w:lang w:eastAsia="en-GB"/>
-          <w14:ligatures w14:val="none"/>
-        </w:rPr>
-        <w:t>system</w:t>
-      </w:r>
-      <w:proofErr w:type="spellEnd"/>
+        <w:t xml:space="preserve"> system</w:t>
+      </w:r>
     </w:p>
     <w:p>
       <w:pPr>
@@ -1343,79 +1328,18 @@
           <w:lang w:eastAsia="en-GB"/>
           <w14:ligatures w14:val="none"/>
         </w:rPr>
-        <w:t xml:space="preserve">The purpose of this document is to specify the software requirements for </w:t>
-      </w:r>
-      <w:r>
-        <w:rPr>
-          <w:rFonts w:asciiTheme="majorBidi" w:eastAsia="Times New Roman" w:hAnsiTheme="majorBidi" w:cstheme="majorBidi"/>
-          <w:b/>
-          <w:bCs/>
-          <w:kern w:val="0"/>
-          <w:sz w:val="20"/>
-          <w:szCs w:val="20"/>
-          <w:lang w:eastAsia="en-GB"/>
-          <w14:ligatures w14:val="none"/>
-        </w:rPr>
-        <w:t>Version 1.0</w:t>
-      </w:r>
-      <w:r>
-        <w:rPr>
-          <w:rFonts w:asciiTheme="majorBidi" w:eastAsia="Times New Roman" w:hAnsiTheme="majorBidi" w:cstheme="majorBidi"/>
-          <w:kern w:val="0"/>
-          <w:sz w:val="20"/>
-          <w:szCs w:val="20"/>
-          <w:lang w:eastAsia="en-GB"/>
-          <w14:ligatures w14:val="none"/>
-        </w:rPr>
-        <w:t xml:space="preserve"> of the </w:t>
-      </w:r>
-      <w:r>
-        <w:rPr>
-          <w:rFonts w:asciiTheme="majorBidi" w:eastAsia="Times New Roman" w:hAnsiTheme="majorBidi" w:cstheme="majorBidi"/>
-          <w:b/>
-          <w:bCs/>
-          <w:kern w:val="0"/>
-          <w:sz w:val="20"/>
-          <w:szCs w:val="20"/>
-          <w:lang w:eastAsia="en-GB"/>
-          <w14:ligatures w14:val="none"/>
-        </w:rPr>
-        <w:t>Early Dam Overflow Detection System (EDODS)</w:t>
-      </w:r>
-      <w:r>
-        <w:rPr>
-          <w:rFonts w:asciiTheme="majorBidi" w:eastAsia="Times New Roman" w:hAnsiTheme="majorBidi" w:cstheme="majorBidi"/>
-          <w:kern w:val="0"/>
-          <w:sz w:val="20"/>
-          <w:szCs w:val="20"/>
-          <w:lang w:eastAsia="en-GB"/>
-          <w14:ligatures w14:val="none"/>
-        </w:rPr>
-        <w:t xml:space="preserve">. This specification covers the complete conceptual system, including data ingestion from water level sensors and the logic for the alert software. While the full system is described here, only the </w:t>
-      </w:r>
-      <w:r>
-        <w:rPr>
-          <w:rFonts w:asciiTheme="majorBidi" w:eastAsia="Times New Roman" w:hAnsiTheme="majorBidi" w:cstheme="majorBidi"/>
-          <w:b/>
-          <w:bCs/>
-          <w:kern w:val="0"/>
-          <w:sz w:val="20"/>
-          <w:szCs w:val="20"/>
-          <w:lang w:eastAsia="en-GB"/>
-          <w14:ligatures w14:val="none"/>
-        </w:rPr>
-        <w:t>core monitoring and alerting module</w:t>
-      </w:r>
-      <w:r>
-        <w:rPr>
-          <w:rFonts w:asciiTheme="majorBidi" w:eastAsia="Times New Roman" w:hAnsiTheme="majorBidi" w:cstheme="majorBidi"/>
-          <w:kern w:val="0"/>
-          <w:sz w:val="20"/>
-          <w:szCs w:val="20"/>
-          <w:lang w:eastAsia="en-GB"/>
-          <w14:ligatures w14:val="none"/>
-        </w:rPr>
-        <w:t xml:space="preserve"> will be realized during the final part of these laboratories.</w:t>
+        <w:t>The purpose of this document is to specify the software requirements for Version 1.0 of the Early Dam Overflow Detection System (EDODS). This specification covers the complete conceptual system, including data ingestion from water level sensors and the logic for the alert software</w:t>
+      </w:r>
+      <w:r>
+        <w:rPr>
+          <w:rFonts w:asciiTheme="majorBidi" w:eastAsia="Times New Roman" w:hAnsiTheme="majorBidi" w:cstheme="majorBidi"/>
+          <w:kern w:val="0"/>
+          <w:sz w:val="20"/>
+          <w:szCs w:val="20"/>
+          <w:lang w:eastAsia="en-GB"/>
+          <w14:ligatures w14:val="none"/>
+        </w:rPr>
+        <w:t>.</w:t>
       </w:r>
     </w:p>
     <w:p>
@@ -1854,49 +1778,6 @@
           <w:lang w:val="en-US" w:eastAsia="en-GB"/>
           <w14:ligatures w14:val="none"/>
         </w:rPr>
-        <w:t>Lab Instructors</w:t>
-      </w:r>
-      <w:r>
-        <w:rPr>
-          <w:rFonts w:asciiTheme="majorBidi" w:eastAsia="Times New Roman" w:hAnsiTheme="majorBidi" w:cstheme="majorBidi"/>
-          <w:kern w:val="0"/>
-          <w:sz w:val="20"/>
-          <w:szCs w:val="20"/>
-          <w:lang w:val="en-US" w:eastAsia="en-GB"/>
-          <w14:ligatures w14:val="none"/>
-        </w:rPr>
-        <w:t>: For assessment of the system design and project progress.</w:t>
-      </w:r>
-    </w:p>
-    <w:p>
-      <w:pPr>
-        <w:numPr>
-          <w:ilvl w:val="0"/>
-          <w:numId w:val="4"/>
-        </w:numPr>
-        <w:shd w:val="clear" w:color="auto" w:fill="FFFFFF"/>
-        <w:spacing w:before="240" w:after="0" w:line="240" w:lineRule="auto"/>
-        <w:jc w:val="both"/>
-        <w:rPr>
-          <w:rFonts w:asciiTheme="majorBidi" w:eastAsia="Times New Roman" w:hAnsiTheme="majorBidi" w:cstheme="majorBidi"/>
-          <w:kern w:val="0"/>
-          <w:sz w:val="20"/>
-          <w:szCs w:val="20"/>
-          <w:lang w:val="en-US" w:eastAsia="en-GB"/>
-          <w14:ligatures w14:val="none"/>
-        </w:rPr>
-      </w:pPr>
-      <w:r>
-        <w:rPr>
-          <w:rFonts w:asciiTheme="majorBidi" w:eastAsia="Times New Roman" w:hAnsiTheme="majorBidi" w:cstheme="majorBidi"/>
-          <w:b/>
-          <w:bCs/>
-          <w:kern w:val="0"/>
-          <w:sz w:val="20"/>
-          <w:szCs w:val="20"/>
-          <w:lang w:val="en-US" w:eastAsia="en-GB"/>
-          <w14:ligatures w14:val="none"/>
-        </w:rPr>
         <w:t>Testers</w:t>
       </w:r>
       <w:r>
@@ -1934,31 +1815,7 @@
           <w:lang w:val="pl-PL" w:eastAsia="en-GB"/>
           <w14:ligatures w14:val="none"/>
         </w:rPr>
-        <w:t xml:space="preserve">Organization &amp; Reading </w:t>
-      </w:r>
-      <w:proofErr w:type="spellStart"/>
-      <w:r>
-        <w:rPr>
-          <w:rFonts w:asciiTheme="majorBidi" w:eastAsia="Times New Roman" w:hAnsiTheme="majorBidi" w:cstheme="majorBidi"/>
-          <w:kern w:val="0"/>
-          <w:sz w:val="20"/>
-          <w:szCs w:val="20"/>
-          <w:lang w:val="pl-PL" w:eastAsia="en-GB"/>
-          <w14:ligatures w14:val="none"/>
-        </w:rPr>
-        <w:t>Sequence</w:t>
-      </w:r>
-      <w:proofErr w:type="spellEnd"/>
-      <w:r>
-        <w:rPr>
-          <w:rFonts w:asciiTheme="majorBidi" w:eastAsia="Times New Roman" w:hAnsiTheme="majorBidi" w:cstheme="majorBidi"/>
-          <w:kern w:val="0"/>
-          <w:sz w:val="20"/>
-          <w:szCs w:val="20"/>
-          <w:lang w:val="pl-PL" w:eastAsia="en-GB"/>
-          <w14:ligatures w14:val="none"/>
-        </w:rPr>
-        <w:t xml:space="preserve">: </w:t>
+        <w:t xml:space="preserve">Organization &amp; Reading Sequence: </w:t>
       </w:r>
     </w:p>
     <w:p>
@@ -2306,7 +2163,7 @@
           <w:lang w:val="en-US" w:eastAsia="en-GB"/>
           <w14:ligatures w14:val="none"/>
         </w:rPr>
-        <w:t xml:space="preserve">: The software will process incoming data from physical or simulated water level sensors, compare these levels against predefined safety thresholds, and trigger automated alerts (such as visual displays or notifications) when levels become critical. </w:t>
+        <w:t xml:space="preserve">: The software will process incoming data from physical or simulated water level sensors, compare these levels against predefined safety thresholds, and trigger automated alerts such as visual displays or notifications when levels become critical. </w:t>
       </w:r>
     </w:p>
     <w:p>
@@ -2588,33 +2445,33 @@
           <w:lang w:eastAsia="en-GB"/>
           <w14:ligatures w14:val="none"/>
         </w:rPr>
+        <w:t>2.1. Product Perspective  </w:t>
+      </w:r>
+    </w:p>
+    <w:p>
+      <w:pPr>
+        <w:shd w:val="clear" w:color="auto" w:fill="FFFFFF"/>
+        <w:spacing w:before="240" w:after="0" w:line="240" w:lineRule="auto"/>
+        <w:jc w:val="both"/>
+        <w:rPr>
+          <w:rFonts w:asciiTheme="majorBidi" w:eastAsia="Times New Roman" w:hAnsiTheme="majorBidi" w:cstheme="majorBidi"/>
+          <w:kern w:val="0"/>
+          <w:sz w:val="20"/>
+          <w:szCs w:val="20"/>
+          <w:lang w:eastAsia="en-GB"/>
+          <w14:ligatures w14:val="none"/>
+        </w:rPr>
+      </w:pPr>
+      <w:r>
+        <w:rPr>
+          <w:rFonts w:asciiTheme="majorBidi" w:eastAsia="Times New Roman" w:hAnsiTheme="majorBidi" w:cstheme="majorBidi"/>
+          <w:kern w:val="0"/>
+          <w:sz w:val="20"/>
+          <w:szCs w:val="20"/>
+          <w:lang w:eastAsia="en-GB"/>
+          <w14:ligatures w14:val="none"/>
+        </w:rPr>
         <w:lastRenderedPageBreak/>
-        <w:t>2.1. Product Perspective  </w:t>
-      </w:r>
-    </w:p>
-    <w:p>
-      <w:pPr>
-        <w:shd w:val="clear" w:color="auto" w:fill="FFFFFF"/>
-        <w:spacing w:before="240" w:after="0" w:line="240" w:lineRule="auto"/>
-        <w:jc w:val="both"/>
-        <w:rPr>
-          <w:rFonts w:asciiTheme="majorBidi" w:eastAsia="Times New Roman" w:hAnsiTheme="majorBidi" w:cstheme="majorBidi"/>
-          <w:kern w:val="0"/>
-          <w:sz w:val="20"/>
-          <w:szCs w:val="20"/>
-          <w:lang w:eastAsia="en-GB"/>
-          <w14:ligatures w14:val="none"/>
-        </w:rPr>
-      </w:pPr>
-      <w:r>
-        <w:rPr>
-          <w:rFonts w:asciiTheme="majorBidi" w:eastAsia="Times New Roman" w:hAnsiTheme="majorBidi" w:cstheme="majorBidi"/>
-          <w:kern w:val="0"/>
-          <w:sz w:val="20"/>
-          <w:szCs w:val="20"/>
-          <w:lang w:eastAsia="en-GB"/>
-          <w14:ligatures w14:val="none"/>
-        </w:rPr>
         <w:t>The Early Dam Overflow Detection System is a new, self-contained software designed to replace or supplement manual dam monitoring. It acts as a critical intermediary between remote hardware and human operators, ensuring real-time environmental safety.</w:t>
       </w:r>
     </w:p>
@@ -2675,29 +2532,16 @@
         </w:rPr>
         <w:t>S</w:t>
       </w:r>
-      <w:proofErr w:type="spellStart"/>
-      <w:r>
-        <w:rPr>
-          <w:rFonts w:asciiTheme="majorBidi" w:eastAsia="Times New Roman" w:hAnsiTheme="majorBidi" w:cstheme="majorBidi"/>
-          <w:kern w:val="0"/>
-          <w:sz w:val="20"/>
-          <w:szCs w:val="20"/>
-          <w:lang w:val="en-US" w:eastAsia="en-GB"/>
-          <w14:ligatures w14:val="none"/>
-        </w:rPr>
-        <w:t>ystem</w:t>
-      </w:r>
-      <w:proofErr w:type="spellEnd"/>
-      <w:r>
-        <w:rPr>
-          <w:rFonts w:asciiTheme="majorBidi" w:eastAsia="Times New Roman" w:hAnsiTheme="majorBidi" w:cstheme="majorBidi"/>
-          <w:kern w:val="0"/>
-          <w:sz w:val="20"/>
-          <w:szCs w:val="20"/>
-          <w:lang w:val="en-US" w:eastAsia="en-GB"/>
-          <w14:ligatures w14:val="none"/>
-        </w:rPr>
-        <w:t xml:space="preserve"> processes incoming data from physical water level sensors. </w:t>
+      <w:r>
+        <w:rPr>
+          <w:rFonts w:asciiTheme="majorBidi" w:eastAsia="Times New Roman" w:hAnsiTheme="majorBidi" w:cstheme="majorBidi"/>
+          <w:kern w:val="0"/>
+          <w:sz w:val="20"/>
+          <w:szCs w:val="20"/>
+          <w:lang w:val="en-US" w:eastAsia="en-GB"/>
+          <w14:ligatures w14:val="none"/>
+        </w:rPr>
+        <w:t xml:space="preserve">ystem processes incoming data from physical water level sensors. </w:t>
       </w:r>
     </w:p>
     <w:p>
@@ -3003,7 +2847,6 @@
           <w:lang w:eastAsia="en-GB"/>
           <w14:ligatures w14:val="none"/>
         </w:rPr>
-        <w:lastRenderedPageBreak/>
         <w:t>2.5. Design and Implementation Constraints</w:t>
       </w:r>
     </w:p>
@@ -3035,6 +2878,7 @@
           <w:lang w:val="en-US" w:eastAsia="en-GB"/>
           <w14:ligatures w14:val="none"/>
         </w:rPr>
+        <w:lastRenderedPageBreak/>
         <w:t xml:space="preserve">The software must read telemetry data from provided physical or simulated water level sensors without requiring hardware modifications. </w:t>
       </w:r>
     </w:p>
@@ -3398,7 +3242,7 @@
           <w:lang w:eastAsia="en-GB"/>
           <w14:ligatures w14:val="none"/>
         </w:rPr>
-        <w:t>This feature handles the continuous ingestion and evaluation of data from connected water level sensors.</w:t>
+        <w:t>This feature handles the continuous evaluation of data from connected water level sensors.</w:t>
       </w:r>
     </w:p>
     <w:p>
@@ -3493,7 +3337,7 @@
           <w:lang w:eastAsia="en-GB"/>
           <w14:ligatures w14:val="none"/>
         </w:rPr>
-        <w:t>This feature controls the logic for triggering and dispatching visual or text-based notifications when safety thresholds are breached.</w:t>
+        <w:t>This feature controls the logic for triggering visual or text-based notifications when safety thresholds are breached.</w:t>
       </w:r>
     </w:p>
     <w:p>
@@ -4251,31 +4095,7 @@
           <w:lang w:eastAsia="en-GB"/>
           <w14:ligatures w14:val="none"/>
         </w:rPr>
-        <w:t xml:space="preserve">REQ-1. The system shall send an automated notification via email to </w:t>
-      </w:r>
-      <w:proofErr w:type="gramStart"/>
-      <w:r>
-        <w:rPr>
-          <w:rFonts w:asciiTheme="majorBidi" w:eastAsia="Times New Roman" w:hAnsiTheme="majorBidi" w:cstheme="majorBidi"/>
-          <w:kern w:val="0"/>
-          <w:sz w:val="20"/>
-          <w:szCs w:val="20"/>
-          <w:lang w:eastAsia="en-GB"/>
-          <w14:ligatures w14:val="none"/>
-        </w:rPr>
-        <w:t>designated</w:t>
-      </w:r>
-      <w:proofErr w:type="gramEnd"/>
-      <w:r>
-        <w:rPr>
-          <w:rFonts w:asciiTheme="majorBidi" w:eastAsia="Times New Roman" w:hAnsiTheme="majorBidi" w:cstheme="majorBidi"/>
-          <w:kern w:val="0"/>
-          <w:sz w:val="20"/>
-          <w:szCs w:val="20"/>
-          <w:lang w:eastAsia="en-GB"/>
-          <w14:ligatures w14:val="none"/>
-        </w:rPr>
-        <w:t xml:space="preserve"> Dam Operators when a critical alert is triggered.</w:t>
+        <w:t>REQ-1. The system shall send an automated notification via email to designated Dam Operators when a critical alert is triggered.</w:t>
       </w:r>
     </w:p>
     <w:p>
